--- a/klagomål/A 59566-2025 FSC-klagomål.docx
+++ b/klagomål/A 59566-2025 FSC-klagomål.docx
@@ -664,7 +664,7 @@
     <w:r>
       <w:tab/>
       <w:tab/>
-      <w:t>2025-12-02</w:t>
+      <w:t>2025-12-03</w:t>
       <w:br/>
       <w:br/>
     </w:r>

--- a/klagomål/A 59566-2025 FSC-klagomål.docx
+++ b/klagomål/A 59566-2025 FSC-klagomål.docx
@@ -664,7 +664,7 @@
     <w:r>
       <w:tab/>
       <w:tab/>
-      <w:t>2025-12-03</w:t>
+      <w:t>2025-12-04</w:t>
       <w:br/>
       <w:br/>
     </w:r>

--- a/klagomål/A 59566-2025 FSC-klagomål.docx
+++ b/klagomål/A 59566-2025 FSC-klagomål.docx
@@ -191,7 +191,7 @@
     </w:p>
     <w:p>
       <w:r>
-        <w:t>I avverkningsanmälan har följande 2 naturvårdsarter hittats: kopparödla (§6) och skogsödla (§6). För fridlysta arter anges även paragrafen i Artskyddsförordningen som arten är fridlyst enligt.</w:t>
+        <w:t>I avverkningsanmälan har följande 3 naturvårdsarter hittats: ullticka (NT), kopparödla (§6) och skogsödla (§6). Av dessa är 1 rödlistade. För rödlistade arter har rödlistekategorin angivits inom parentes. För fridlysta arter anges även paragrafen i Artskyddsförordningen som arten är fridlyst enligt.</w:t>
       </w:r>
     </w:p>
     <w:p>
@@ -244,6 +244,35 @@
       </w:pPr>
       <w:r>
         <w:t>Figur 1. Fyndplatser för naturvårdsarter i det avverkningsanmälda området (röd linje). Markörer utan svart kant är placerade på fyndplatsen. Markörer med svart kant är placerade vid sidan av fyndplatsen och har ett svart streck som visar fyndplatsens exakta position. Kartans mittpunktskoordinat är N 6562428, E 685021 i SWEREF 99 TM.</w:t>
+      </w:r>
+    </w:p>
+    <w:p>
+      <w:r>
+        <w:rPr>
+          <w:b/>
+        </w:rPr>
+        <w:t>Ullticka (NT)</w:t>
+      </w:r>
+      <w:r>
+        <w:t xml:space="preserve"> är knuten till restbestånd av barrnaturskog och förekommer med ett tydligt optimum i orörda eller måttligt påverkade gamla granskogar där det föreligger viss kontinuitet av grov död ved. Ullticka är en bra signalart inom hela sitt utbredningsområde och i södra Sverige är den sällsynt och en god signalart för skyddsvärda granskogsmiljöer. Den hotas av avverkning och fragmentering av naturskog och äldre granskog med lång trädkontinuitet. På ullticka kan ibland ulltickeporing (VU) påträffas - det är en sällsynt ticka som nyligen delats upp i tre olika arter: </w:t>
+      </w:r>
+      <w:r>
+        <w:rPr>
+          <w:i/>
+        </w:rPr>
+        <w:t xml:space="preserve">Skeletocutis brevispora </w:t>
+      </w:r>
+      <w:r>
+        <w:t>(ulltickeporing)</w:t>
+      </w:r>
+      <w:r>
+        <w:rPr>
+          <w:i/>
+        </w:rPr>
+        <w:t>, Skeletocutis delicata och Skeletocutis exilis</w:t>
+      </w:r>
+      <w:r>
+        <w:t>. De två sistnämnda arterna står för närvarande (2020) som ej bedömda i rödlistan (SLU Artdatabanken, 2024; Nitare &amp; Skogsstyrelsen, 2019; Miettinen &amp; Niemelä, 2018).</w:t>
       </w:r>
     </w:p>
     <w:p>
@@ -349,7 +378,7 @@
         <w:rPr>
           <w:i/>
         </w:rPr>
-        <w:t>I det avverkningsanmälda skogsområdet har 2 naturvårdsarter varav 0 rödlistade arter sina livsmiljöer och växtplatser.</w:t>
+        <w:t>I det avverkningsanmälda skogsområdet har 3 naturvårdsarter varav 1 rödlistade arter sina livsmiljöer och växtplatser.</w:t>
       </w:r>
     </w:p>
     <w:p>
@@ -664,7 +693,7 @@
     <w:r>
       <w:tab/>
       <w:tab/>
-      <w:t>2025-12-04</w:t>
+      <w:t>2025-12-05</w:t>
       <w:br/>
       <w:br/>
     </w:r>

--- a/klagomål/A 59566-2025 FSC-klagomål.docx
+++ b/klagomål/A 59566-2025 FSC-klagomål.docx
@@ -173,7 +173,7 @@
     </w:p>
     <w:p>
       <w:r>
-        <w:t>Nedan presenteras fynd av naturvårdsarter och fridlysta arter som gjorts i det avverkningsanmälda området, samt relevanta utdrag ur standarderna för FSC, Chain of Custody, Controlled Wood och PEFC.</w:t>
+        <w:t>Nedan presenteras fynd av naturvårdsarter och fridlysta arter som gjorts i det avverkningsanmälda området, samt relevanta utdrag ur standarderna för FSC, Chain of Custody, Controlled Wood och PEFC. I BILAGA 1 finns artfakta om fridlysta arter.</w:t>
       </w:r>
     </w:p>
     <w:p>
@@ -191,7 +191,7 @@
     </w:p>
     <w:p>
       <w:r>
-        <w:t>I avverkningsanmälan har följande 3 naturvårdsarter hittats: ullticka (NT), kopparödla (§6) och skogsödla (§6). Av dessa är 1 rödlistade. För rödlistade arter har rödlistekategorin angivits inom parentes. För fridlysta arter anges även paragrafen i Artskyddsförordningen som arten är fridlyst enligt.</w:t>
+        <w:t>I avverkningsanmälan har följande 4 naturvårdsarter hittats: talltita (NT, §4), ullticka (NT), kopparödla (§6) och skogsödla (§6). Av dessa är 2 rödlistade. För rödlistade arter har rödlistekategorin angivits inom parentes. För fridlysta arter anges även paragrafen i Artskyddsförordningen som arten är fridlyst enligt.</w:t>
       </w:r>
     </w:p>
     <w:p>
@@ -285,7 +285,37 @@
     </w:p>
     <w:p>
       <w:r>
-        <w:t>Följande fridlysta arter har sina livsmiljöer och växtplatser i den avverkningsanmälda skogen: kopparödla (§6) och skogsödla (§6).</w:t>
+        <w:t>Följande fridlysta arter har sina livsmiljöer och växtplatser i den avverkningsanmälda skogen: talltita (NT, §4), kopparödla (§6) och skogsödla (§6).</w:t>
+      </w:r>
+    </w:p>
+    <w:p>
+      <w:r>
+        <w:t xml:space="preserve">Observera att medlemsländerna är skyldiga att agera i enlighet med EU:s fågeldirektiv där det uttryckligen står att direktivet gäller för fåglar samt för deras ägg, bon och </w:t>
+      </w:r>
+      <w:r>
+        <w:rPr>
+          <w:b/>
+        </w:rPr>
+        <w:t xml:space="preserve">livsmiljöer </w:t>
+      </w:r>
+      <w:r>
+        <w:t>(artikel 1). Vidare att de åtgärder som vidtas inte får leda till en försämring av den nuvarande situationen beträffande bevarandet av de fågelarter som avses i artikel 1 (artikel 13). Fågeldirektivet är styrande för tillsynsansvariga myndigheters ärendehantering, ställningstaganden och beslutsfattande.</w:t>
+      </w:r>
+    </w:p>
+    <w:p>
+      <w:r>
+        <w:rPr>
+          <w:b/>
+        </w:rPr>
+        <w:t>Talltita (NT, §4)</w:t>
+      </w:r>
+      <w:r>
+        <w:t>, rödlistad som nära hotad och prioriterad art i Skogsvårdslagen har häckningsrevir i anmälan. Arten har minskat kraftigt de senaste 30 åren och minskningstakten innevarande 10-årsperiod beräknas till 20 (10–30) %. Talltitan är synnerligen trogen sitt cirka 15 hektar stora revir och är beroende av flerskiktade olikåldriga skogar för att kunna föda upp sina ungar. Talltitan försvinner om dess livsmiljö kalavverkas (Eggers &amp; Low (2014); Ekman (1979); Griesser et al (2007); Klein (2020); Siffczyk et al (2003); SLU Artdatabanken (2021).</w:t>
+      </w:r>
+    </w:p>
+    <w:p>
+      <w:r>
+        <w:t>I BILAGA 1 finns mer detaljerad information om ekologi samt krav på livsmiljö hos fridlysta arter.</w:t>
       </w:r>
     </w:p>
     <w:p>
@@ -340,6 +370,22 @@
       <w:r>
         <w:t>I den avverkningsanmälda skogen har fridlysta arter sina livsmiljöer och växtplatser. Att skada de fridlysta arternas livsmiljöer, växtplatser eller ekologiska funktion är inte tillåtet enligt artskyddsförordningen.</w:t>
       </w:r>
+      <w:r>
+        <w:rPr>
+          <w:i/>
+        </w:rPr>
+        <w:t xml:space="preserve"> EU:s medlemsländer och skogsbolag är skyldiga att agera i enlighet med EU:s fågeldirektiv där det uttryckligen står att direktivet gäller för fåglar samt för deras ägg, bon och </w:t>
+      </w:r>
+      <w:r>
+        <w:rPr>
+          <w:b/>
+          <w:i/>
+        </w:rPr>
+        <w:t xml:space="preserve">livsmiljöer </w:t>
+      </w:r>
+      <w:r>
+        <w:t>(artikel 1). Vidare att de åtgärder som vidtas inte får leda till en försämring av den nuvarande situationen beträffande bevarandet av de fågelarter som avses i artikel 1 (artikel 13).</w:t>
+      </w:r>
     </w:p>
     <w:p>
       <w:r>
@@ -378,7 +424,7 @@
         <w:rPr>
           <w:i/>
         </w:rPr>
-        <w:t>I det avverkningsanmälda skogsområdet har 3 naturvårdsarter varav 1 rödlistade arter sina livsmiljöer och växtplatser.</w:t>
+        <w:t>I det avverkningsanmälda skogsområdet har 4 naturvårdsarter varav 2 rödlistade arter sina livsmiljöer och växtplatser.</w:t>
       </w:r>
     </w:p>
     <w:p>
@@ -565,6 +611,139 @@
         <w:t>I den avverkningsanmälda skogen har fridlysta arter sina livsmiljöer och växtplatser. Att skada de fridlysta arternas livsmiljöer, växtplatser eller ekologiska funktion är inte tillåtet enligt artskyddsförordningen</w:t>
       </w:r>
     </w:p>
+    <w:p>
+      <w:r>
+        <w:br w:type="page"/>
+      </w:r>
+    </w:p>
+    <w:p>
+      <w:pPr>
+        <w:pStyle w:val="Title"/>
+      </w:pPr>
+      <w:r>
+        <w:t>BILAGA 1 – Fridlysta arter</w:t>
+      </w:r>
+    </w:p>
+    <w:p>
+      <w:pPr>
+        <w:pStyle w:val="Heading1"/>
+      </w:pPr>
+      <w:r>
+        <w:t>Talltita – ekologi samt krav på livsmiljön</w:t>
+      </w:r>
+    </w:p>
+    <w:p>
+      <w:r>
+        <w:t>Talltita är rödlistad som NT, fridlyst och prioriterad art i Skogsvårdslagen. Den omfattas av EU:s fågeldirektiv. Arten har minskat kraftigt de senaste 30 åren och minskningstakten innevarande 10-årsperiod beräknas till 20 (10–30) % (SLU Artdatabanken, 2022).</w:t>
+      </w:r>
+    </w:p>
+    <w:p>
+      <w:r>
+        <w:t>Talltita föredrar större sammanhängande barrskogar, och finns såväl i tallskog som granskog och i lövblandad barrskog. Skogens struktur är viktig och ska helst vara flerskiktad med riklig underväxt av mindre granar, björk och andra lövträd och buskar. Tillgång på murknande högstubbar är särskilt viktig, eftersom talltitan helst själv hackar ut sitt bohål (SLU Artdatabanken, 2022).</w:t>
+      </w:r>
+    </w:p>
+    <w:p>
+      <w:r>
+        <w:t>Det finns flera studier som visar att talltita är känslig för gallring och inte överlever när dess livsmiljö kalavverkas (Eggers and Low, 2014; Griesser et al., 2007; Klein, 2020). Talltitans revir är förhållandevis stora, 10–20 hektar och arten missgynnas när skogen fragmenteras. Kalavverkning av större delar av reviret innebär att det överges (Artdatabanken, 2021).</w:t>
+      </w:r>
+    </w:p>
+    <w:p>
+      <w:r>
+        <w:t>Talltitan är synnerligen trogen sitt revir så länge paret lever och biotopen förblir intakt. Paret stannar i sitt revir året om. En förlust av ett revir har därför en stor inverkan på den lokala populationen och trakthyggesbruket anses vara orsak till den svenska populationens kraftiga minskning. Talltiteparets revirtrohet innebär att närhelst under året man observerar en adult talltita så ingår denna plats i reviret (Siffczyk et al., 2003; Ekman, 1979).</w:t>
+      </w:r>
+    </w:p>
+    <w:p>
+      <w:pPr>
+        <w:pStyle w:val="Heading2"/>
+      </w:pPr>
+      <w:r>
+        <w:t>Referenser – talltita</w:t>
+      </w:r>
+    </w:p>
+    <w:p>
+      <w:r>
+        <w:t xml:space="preserve">Eggers, S., Low, M., 2014. </w:t>
+      </w:r>
+      <w:r>
+        <w:rPr>
+          <w:i/>
+        </w:rPr>
+        <w:t xml:space="preserve">Differential demographic responses of sympatric Parids to vegetation management in boreal forest. </w:t>
+      </w:r>
+      <w:r>
+        <w:t>For. Ecol. Manage. 319, 169–175.</w:t>
+      </w:r>
+    </w:p>
+    <w:p>
+      <w:r>
+        <w:t xml:space="preserve">Ekman, J., 1979. </w:t>
+      </w:r>
+      <w:r>
+        <w:rPr>
+          <w:i/>
+        </w:rPr>
+        <w:t xml:space="preserve">Coherence, composition and territories of winter social groups of the Willow Tit Parus montanus and the Crested Tit P. cristatus. </w:t>
+      </w:r>
+      <w:r>
+        <w:t>Ornis Scandinavica, 10, pp 56–68</w:t>
+      </w:r>
+    </w:p>
+    <w:p>
+      <w:r>
+        <w:t xml:space="preserve">Griesser, M., Nystrand, M., Eggers, S., Ekman, J., 2007. </w:t>
+      </w:r>
+      <w:r>
+        <w:rPr>
+          <w:i/>
+        </w:rPr>
+        <w:t xml:space="preserve">Impact of forestry practices on fitness correlates and population productivity in an open-nesting bird species. </w:t>
+      </w:r>
+      <w:r>
+        <w:t>Conserv. Biol. 21, 767–774. https://doi.org/10.1111/j.1523- 1739.2007.00675.x</w:t>
+      </w:r>
+    </w:p>
+    <w:p>
+      <w:r>
+        <w:t xml:space="preserve">Klein, J., 2020. </w:t>
+      </w:r>
+      <w:r>
+        <w:rPr>
+          <w:i/>
+        </w:rPr>
+        <w:t xml:space="preserve">The forgotten forest – On thinning, retention, and biodiversity in the boreal forest. </w:t>
+      </w:r>
+      <w:r>
+        <w:t>Doctoral Thesis No. 2020:50</w:t>
+      </w:r>
+    </w:p>
+    <w:p>
+      <w:r>
+        <w:t xml:space="preserve">Siffczyk, C., Brotons, L., Kangas, K., Orell, M., 2003. </w:t>
+      </w:r>
+      <w:r>
+        <w:rPr>
+          <w:i/>
+        </w:rPr>
+        <w:t xml:space="preserve">Home range size of willow tits. </w:t>
+      </w:r>
+      <w:r>
+        <w:t>Oecologica, 136, 635–642 (2003)</w:t>
+      </w:r>
+    </w:p>
+    <w:p>
+      <w:r>
+        <w:t xml:space="preserve">SLU Artdatabanken, 2021. </w:t>
+      </w:r>
+      <w:r>
+        <w:rPr>
+          <w:i/>
+        </w:rPr>
+        <w:t xml:space="preserve">Artfaktablad. Naturvård – artfakta. </w:t>
+      </w:r>
+      <w:r>
+        <w:t>SLU Artdatabanken, Uppsala</w:t>
+      </w:r>
+    </w:p>
     <w:sectPr>
       <w:headerReference w:type="even" r:id="rId8"/>
       <w:headerReference w:type="default" r:id="rId9"/>
@@ -693,7 +872,7 @@
     <w:r>
       <w:tab/>
       <w:tab/>
-      <w:t>2025-12-05</w:t>
+      <w:t>2025-12-06</w:t>
       <w:br/>
       <w:br/>
     </w:r>

--- a/klagomål/A 59566-2025 FSC-klagomål.docx
+++ b/klagomål/A 59566-2025 FSC-klagomål.docx
@@ -872,7 +872,7 @@
     <w:r>
       <w:tab/>
       <w:tab/>
-      <w:t>2025-12-06</w:t>
+      <w:t>2025-12-07</w:t>
       <w:br/>
       <w:br/>
     </w:r>

--- a/klagomål/A 59566-2025 FSC-klagomål.docx
+++ b/klagomål/A 59566-2025 FSC-klagomål.docx
@@ -872,7 +872,7 @@
     <w:r>
       <w:tab/>
       <w:tab/>
-      <w:t>2025-12-07</w:t>
+      <w:t>2025-12-08</w:t>
       <w:br/>
       <w:br/>
     </w:r>

--- a/klagomål/A 59566-2025 FSC-klagomål.docx
+++ b/klagomål/A 59566-2025 FSC-klagomål.docx
@@ -872,7 +872,7 @@
     <w:r>
       <w:tab/>
       <w:tab/>
-      <w:t>2025-12-08</w:t>
+      <w:t>2025-12-09</w:t>
       <w:br/>
       <w:br/>
     </w:r>

--- a/klagomål/A 59566-2025 FSC-klagomål.docx
+++ b/klagomål/A 59566-2025 FSC-klagomål.docx
@@ -872,7 +872,7 @@
     <w:r>
       <w:tab/>
       <w:tab/>
-      <w:t>2025-12-09</w:t>
+      <w:t>2025-12-10</w:t>
       <w:br/>
       <w:br/>
     </w:r>

--- a/klagomål/A 59566-2025 FSC-klagomål.docx
+++ b/klagomål/A 59566-2025 FSC-klagomål.docx
@@ -872,7 +872,7 @@
     <w:r>
       <w:tab/>
       <w:tab/>
-      <w:t>2025-12-10</w:t>
+      <w:t>2025-12-11</w:t>
       <w:br/>
       <w:br/>
     </w:r>

--- a/klagomål/A 59566-2025 FSC-klagomål.docx
+++ b/klagomål/A 59566-2025 FSC-klagomål.docx
@@ -872,7 +872,7 @@
     <w:r>
       <w:tab/>
       <w:tab/>
-      <w:t>2025-12-11</w:t>
+      <w:t>2025-12-12</w:t>
       <w:br/>
       <w:br/>
     </w:r>

--- a/klagomål/A 59566-2025 FSC-klagomål.docx
+++ b/klagomål/A 59566-2025 FSC-klagomål.docx
@@ -872,7 +872,7 @@
     <w:r>
       <w:tab/>
       <w:tab/>
-      <w:t>2025-12-12</w:t>
+      <w:t>2025-12-13</w:t>
       <w:br/>
       <w:br/>
     </w:r>

--- a/klagomål/A 59566-2025 FSC-klagomål.docx
+++ b/klagomål/A 59566-2025 FSC-klagomål.docx
@@ -1176,7 +1176,7 @@
     <w:r>
       <w:tab/>
       <w:tab/>
-      <w:t>2025-12-19</w:t>
+      <w:t>2025-12-20</w:t>
       <w:br/>
       <w:br/>
     </w:r>

--- a/klagomål/A 59566-2025 FSC-klagomål.docx
+++ b/klagomål/A 59566-2025 FSC-klagomål.docx
@@ -1176,7 +1176,7 @@
     <w:r>
       <w:tab/>
       <w:tab/>
-      <w:t>2025-12-20</w:t>
+      <w:t>2025-12-21</w:t>
       <w:br/>
       <w:br/>
     </w:r>

--- a/klagomål/A 59566-2025 FSC-klagomål.docx
+++ b/klagomål/A 59566-2025 FSC-klagomål.docx
@@ -1176,7 +1176,7 @@
     <w:r>
       <w:tab/>
       <w:tab/>
-      <w:t>2025-12-21</w:t>
+      <w:t>2025-12-22</w:t>
       <w:br/>
       <w:br/>
     </w:r>

--- a/klagomål/A 59566-2025 FSC-klagomål.docx
+++ b/klagomål/A 59566-2025 FSC-klagomål.docx
@@ -1176,7 +1176,7 @@
     <w:r>
       <w:tab/>
       <w:tab/>
-      <w:t>2025-12-22</w:t>
+      <w:t>2025-12-26</w:t>
       <w:br/>
       <w:br/>
     </w:r>

--- a/klagomål/A 59566-2025 FSC-klagomål.docx
+++ b/klagomål/A 59566-2025 FSC-klagomål.docx
@@ -1176,7 +1176,7 @@
     <w:r>
       <w:tab/>
       <w:tab/>
-      <w:t>2025-12-26</w:t>
+      <w:t>2025-12-28</w:t>
       <w:br/>
       <w:br/>
     </w:r>

--- a/klagomål/A 59566-2025 FSC-klagomål.docx
+++ b/klagomål/A 59566-2025 FSC-klagomål.docx
@@ -1176,7 +1176,7 @@
     <w:r>
       <w:tab/>
       <w:tab/>
-      <w:t>2025-12-28</w:t>
+      <w:t>2025-12-29</w:t>
       <w:br/>
       <w:br/>
     </w:r>

--- a/klagomål/A 59566-2025 FSC-klagomål.docx
+++ b/klagomål/A 59566-2025 FSC-klagomål.docx
@@ -1176,7 +1176,7 @@
     <w:r>
       <w:tab/>
       <w:tab/>
-      <w:t>2025-12-29</w:t>
+      <w:t>2025-12-30</w:t>
       <w:br/>
       <w:br/>
     </w:r>

--- a/klagomål/A 59566-2025 FSC-klagomål.docx
+++ b/klagomål/A 59566-2025 FSC-klagomål.docx
@@ -1176,7 +1176,7 @@
     <w:r>
       <w:tab/>
       <w:tab/>
-      <w:t>2025-12-30</w:t>
+      <w:t>2025-12-31</w:t>
       <w:br/>
       <w:br/>
     </w:r>

--- a/klagomål/A 59566-2025 FSC-klagomål.docx
+++ b/klagomål/A 59566-2025 FSC-klagomål.docx
@@ -1176,7 +1176,7 @@
     <w:r>
       <w:tab/>
       <w:tab/>
-      <w:t>2025-12-31</w:t>
+      <w:t>2026-01-03</w:t>
       <w:br/>
       <w:br/>
     </w:r>

--- a/klagomål/A 59566-2025 FSC-klagomål.docx
+++ b/klagomål/A 59566-2025 FSC-klagomål.docx
@@ -1176,7 +1176,7 @@
     <w:r>
       <w:tab/>
       <w:tab/>
-      <w:t>2026-01-07</w:t>
+      <w:t>2026-01-08</w:t>
       <w:br/>
       <w:br/>
     </w:r>

--- a/klagomål/A 59566-2025 FSC-klagomål.docx
+++ b/klagomål/A 59566-2025 FSC-klagomål.docx
@@ -1176,7 +1176,7 @@
     <w:r>
       <w:tab/>
       <w:tab/>
-      <w:t>2026-01-08</w:t>
+      <w:t>2026-01-09</w:t>
       <w:br/>
       <w:br/>
     </w:r>

--- a/klagomål/A 59566-2025 FSC-klagomål.docx
+++ b/klagomål/A 59566-2025 FSC-klagomål.docx
@@ -1176,7 +1176,7 @@
     <w:r>
       <w:tab/>
       <w:tab/>
-      <w:t>2026-01-09</w:t>
+      <w:t>2026-01-10</w:t>
       <w:br/>
       <w:br/>
     </w:r>

--- a/klagomål/A 59566-2025 FSC-klagomål.docx
+++ b/klagomål/A 59566-2025 FSC-klagomål.docx
@@ -1176,7 +1176,7 @@
     <w:r>
       <w:tab/>
       <w:tab/>
-      <w:t>2026-01-10</w:t>
+      <w:t>2026-01-11</w:t>
       <w:br/>
       <w:br/>
     </w:r>

--- a/klagomål/A 59566-2025 FSC-klagomål.docx
+++ b/klagomål/A 59566-2025 FSC-klagomål.docx
@@ -1176,7 +1176,7 @@
     <w:r>
       <w:tab/>
       <w:tab/>
-      <w:t>2026-01-11</w:t>
+      <w:t>2026-01-12</w:t>
       <w:br/>
       <w:br/>
     </w:r>

--- a/klagomål/A 59566-2025 FSC-klagomål.docx
+++ b/klagomål/A 59566-2025 FSC-klagomål.docx
@@ -1176,7 +1176,7 @@
     <w:r>
       <w:tab/>
       <w:tab/>
-      <w:t>2026-01-12</w:t>
+      <w:t>2026-01-13</w:t>
       <w:br/>
       <w:br/>
     </w:r>

--- a/klagomål/A 59566-2025 FSC-klagomål.docx
+++ b/klagomål/A 59566-2025 FSC-klagomål.docx
@@ -1176,7 +1176,7 @@
     <w:r>
       <w:tab/>
       <w:tab/>
-      <w:t>2026-01-13</w:t>
+      <w:t>2026-01-14</w:t>
       <w:br/>
       <w:br/>
     </w:r>

--- a/klagomål/A 59566-2025 FSC-klagomål.docx
+++ b/klagomål/A 59566-2025 FSC-klagomål.docx
@@ -1176,7 +1176,7 @@
     <w:r>
       <w:tab/>
       <w:tab/>
-      <w:t>2026-01-14</w:t>
+      <w:t>2026-01-15</w:t>
       <w:br/>
       <w:br/>
     </w:r>

--- a/klagomål/A 59566-2025 FSC-klagomål.docx
+++ b/klagomål/A 59566-2025 FSC-klagomål.docx
@@ -1176,7 +1176,7 @@
     <w:r>
       <w:tab/>
       <w:tab/>
-      <w:t>2026-01-15</w:t>
+      <w:t>2026-01-16</w:t>
       <w:br/>
       <w:br/>
     </w:r>

--- a/klagomål/A 59566-2025 FSC-klagomål.docx
+++ b/klagomål/A 59566-2025 FSC-klagomål.docx
@@ -1176,7 +1176,7 @@
     <w:r>
       <w:tab/>
       <w:tab/>
-      <w:t>2026-01-16</w:t>
+      <w:t>2026-01-17</w:t>
       <w:br/>
       <w:br/>
     </w:r>

--- a/klagomål/A 59566-2025 FSC-klagomål.docx
+++ b/klagomål/A 59566-2025 FSC-klagomål.docx
@@ -1176,7 +1176,7 @@
     <w:r>
       <w:tab/>
       <w:tab/>
-      <w:t>2026-01-17</w:t>
+      <w:t>2026-01-18</w:t>
       <w:br/>
       <w:br/>
     </w:r>

--- a/klagomål/A 59566-2025 FSC-klagomål.docx
+++ b/klagomål/A 59566-2025 FSC-klagomål.docx
@@ -1176,7 +1176,7 @@
     <w:r>
       <w:tab/>
       <w:tab/>
-      <w:t>2026-01-18</w:t>
+      <w:t>2026-01-19</w:t>
       <w:br/>
       <w:br/>
     </w:r>

--- a/klagomål/A 59566-2025 FSC-klagomål.docx
+++ b/klagomål/A 59566-2025 FSC-klagomål.docx
@@ -1176,7 +1176,7 @@
     <w:r>
       <w:tab/>
       <w:tab/>
-      <w:t>2026-01-19</w:t>
+      <w:t>2026-01-20</w:t>
       <w:br/>
       <w:br/>
     </w:r>

--- a/klagomål/A 59566-2025 FSC-klagomål.docx
+++ b/klagomål/A 59566-2025 FSC-klagomål.docx
@@ -1176,7 +1176,7 @@
     <w:r>
       <w:tab/>
       <w:tab/>
-      <w:t>2026-01-20</w:t>
+      <w:t>2026-01-21</w:t>
       <w:br/>
       <w:br/>
     </w:r>

--- a/klagomål/A 59566-2025 FSC-klagomål.docx
+++ b/klagomål/A 59566-2025 FSC-klagomål.docx
@@ -1176,7 +1176,7 @@
     <w:r>
       <w:tab/>
       <w:tab/>
-      <w:t>2026-01-21</w:t>
+      <w:t>2026-01-23</w:t>
       <w:br/>
       <w:br/>
     </w:r>

--- a/klagomål/A 59566-2025 FSC-klagomål.docx
+++ b/klagomål/A 59566-2025 FSC-klagomål.docx
@@ -1176,7 +1176,7 @@
     <w:r>
       <w:tab/>
       <w:tab/>
-      <w:t>2026-01-23</w:t>
+      <w:t>2026-01-24</w:t>
       <w:br/>
       <w:br/>
     </w:r>

--- a/klagomål/A 59566-2025 FSC-klagomål.docx
+++ b/klagomål/A 59566-2025 FSC-klagomål.docx
@@ -1176,7 +1176,7 @@
     <w:r>
       <w:tab/>
       <w:tab/>
-      <w:t>2026-01-24</w:t>
+      <w:t>2026-01-25</w:t>
       <w:br/>
       <w:br/>
     </w:r>

--- a/klagomål/A 59566-2025 FSC-klagomål.docx
+++ b/klagomål/A 59566-2025 FSC-klagomål.docx
@@ -1176,7 +1176,7 @@
     <w:r>
       <w:tab/>
       <w:tab/>
-      <w:t>2026-01-25</w:t>
+      <w:t>2026-01-26</w:t>
       <w:br/>
       <w:br/>
     </w:r>

--- a/klagomål/A 59566-2025 FSC-klagomål.docx
+++ b/klagomål/A 59566-2025 FSC-klagomål.docx
@@ -1176,7 +1176,7 @@
     <w:r>
       <w:tab/>
       <w:tab/>
-      <w:t>2026-01-26</w:t>
+      <w:t>2026-01-27</w:t>
       <w:br/>
       <w:br/>
     </w:r>

--- a/klagomål/A 59566-2025 FSC-klagomål.docx
+++ b/klagomål/A 59566-2025 FSC-klagomål.docx
@@ -1176,7 +1176,7 @@
     <w:r>
       <w:tab/>
       <w:tab/>
-      <w:t>2026-01-27</w:t>
+      <w:t>2026-01-28</w:t>
       <w:br/>
       <w:br/>
     </w:r>

--- a/klagomål/A 59566-2025 FSC-klagomål.docx
+++ b/klagomål/A 59566-2025 FSC-klagomål.docx
@@ -191,7 +191,7 @@
     </w:p>
     <w:p>
       <w:r>
-        <w:t>I avverkningsanmälan har följande 13 naturvårdsarter hittats: Leptoporus erubescens (NT), spillkråka (NT, §4), talltita (NT, §4), ullticka (NT), flagellkvastmossa (S), grönpyrola (S), mindre märgborre (S), stubbspretmossa (S), thomsons trägnagare (S), vedticka (S), kopparödla (§6), skogsödla (§6) och mattlummer (§9). Av dessa är 4 rödlistade. För rödlistade arter har rödlistekategorin angivits inom parentes. Arter som är signalarter enligt Skogsstyrelsen har markerats med (S). För fridlysta arter anges även paragrafen i Artskyddsförordningen som arten är fridlyst enligt.</w:t>
+        <w:t>I avverkningsanmälan har följande 13 naturvårdsarter hittats: spillkråka (NT, §4), tallkötticka (NT), talltita (NT, §4), ullticka (NT), flagellkvastmossa (S), grönpyrola (S), mindre märgborre (S), stubbspretmossa (S), thomsons trägnagare (S), vedticka (S), kopparödla (§6), skogsödla (§6) och mattlummer (§9). Av dessa är 4 rödlistade. För rödlistade arter har rödlistekategorin angivits inom parentes. Arter som är signalarter enligt Skogsstyrelsen har markerats med (S). För fridlysta arter anges även paragrafen i Artskyddsförordningen som arten är fridlyst enligt.</w:t>
       </w:r>
     </w:p>
     <w:p>
@@ -206,7 +206,7 @@
       <w:r>
         <w:drawing>
           <wp:inline xmlns:a="http://schemas.openxmlformats.org/drawingml/2006/main" xmlns:pic="http://schemas.openxmlformats.org/drawingml/2006/picture">
-            <wp:extent cx="5486400" cy="4391589"/>
+            <wp:extent cx="5486400" cy="4457352"/>
             <wp:docPr id="1" name="Picture 1"/>
             <wp:cNvGraphicFramePr>
               <a:graphicFrameLocks noChangeAspect="1"/>
@@ -227,7 +227,7 @@
                   <pic:spPr>
                     <a:xfrm>
                       <a:off x="0" y="0"/>
-                      <a:ext cx="5486400" cy="4391589"/>
+                      <a:ext cx="5486400" cy="4457352"/>
                     </a:xfrm>
                     <a:prstGeom prst="rect"/>
                   </pic:spPr>
@@ -254,12 +254,7 @@
         <w:t>Flagellkvastmossa</w:t>
       </w:r>
       <w:r>
-        <w:t xml:space="preserve"> förekommer framför allt i tallsumpskog, men finns även i relativt torra gran- och tallskogar. Den signalerar överallt skogsmiljöer med höga naturvärden och indikerar biotoper med rik och kontinuerlig förekomst av död ved i olika nedbrytningsstadier eller barlagd torvjord.</w:t>
-      </w:r>
-    </w:p>
-    <w:p>
-      <w:r>
-        <w:t xml:space="preserve">Flagellkvastmossa är typisk art för </w:t>
+        <w:t xml:space="preserve"> förekommer framför allt i tallsumpskog, men finns även i relativt torra gran- och tallskogar. Den signalerar överallt skogsmiljöer med höga naturvärden och indikerar biotoper med rik och kontinuerlig förekomst av död ved i olika nedbrytningsstadier eller barlagd torvjord. Flagellkvastmossa är typisk art för </w:t>
       </w:r>
       <w:r>
         <w:rPr>
@@ -313,15 +308,8 @@
       <w:r>
         <w:rPr>
           <w:b/>
-          <w:i/>
         </w:rPr>
-        <w:t xml:space="preserve">Leptoporus erubescens </w:t>
-      </w:r>
-      <w:r>
-        <w:rPr>
-          <w:b/>
-        </w:rPr>
-        <w:t>(NT)</w:t>
+        <w:t>Tallkötticka (NT)</w:t>
       </w:r>
       <w:r>
         <w:t xml:space="preserve"> är tallens kötticka och har ofta ett mer resupinat växtsätt än den granlevande köttickan </w:t>
@@ -1352,7 +1340,7 @@
     <w:r>
       <w:tab/>
       <w:tab/>
-      <w:t>2026-03-02</w:t>
+      <w:t>2026-03-03</w:t>
       <w:br/>
       <w:br/>
     </w:r>

--- a/klagomål/A 59566-2025 FSC-klagomål.docx
+++ b/klagomål/A 59566-2025 FSC-klagomål.docx
@@ -1340,7 +1340,7 @@
     <w:r>
       <w:tab/>
       <w:tab/>
-      <w:t>2026-03-03</w:t>
+      <w:t>2026-03-04</w:t>
       <w:br/>
       <w:br/>
     </w:r>

--- a/klagomål/A 59566-2025 FSC-klagomål.docx
+++ b/klagomål/A 59566-2025 FSC-klagomål.docx
@@ -1340,7 +1340,7 @@
     <w:r>
       <w:tab/>
       <w:tab/>
-      <w:t>2026-03-04</w:t>
+      <w:t>2026-03-05</w:t>
       <w:br/>
       <w:br/>
     </w:r>

--- a/klagomål/A 59566-2025 FSC-klagomål.docx
+++ b/klagomål/A 59566-2025 FSC-klagomål.docx
@@ -1340,7 +1340,7 @@
     <w:r>
       <w:tab/>
       <w:tab/>
-      <w:t>2026-03-05</w:t>
+      <w:t>2026-03-06</w:t>
       <w:br/>
       <w:br/>
     </w:r>

--- a/klagomål/A 59566-2025 FSC-klagomål.docx
+++ b/klagomål/A 59566-2025 FSC-klagomål.docx
@@ -1340,7 +1340,7 @@
     <w:r>
       <w:tab/>
       <w:tab/>
-      <w:t>2026-03-06</w:t>
+      <w:t>2026-03-07</w:t>
       <w:br/>
       <w:br/>
     </w:r>

--- a/klagomål/A 59566-2025 FSC-klagomål.docx
+++ b/klagomål/A 59566-2025 FSC-klagomål.docx
@@ -1340,7 +1340,7 @@
     <w:r>
       <w:tab/>
       <w:tab/>
-      <w:t>2026-03-07</w:t>
+      <w:t>2026-03-08</w:t>
       <w:br/>
       <w:br/>
     </w:r>

--- a/klagomål/A 59566-2025 FSC-klagomål.docx
+++ b/klagomål/A 59566-2025 FSC-klagomål.docx
@@ -1340,7 +1340,7 @@
     <w:r>
       <w:tab/>
       <w:tab/>
-      <w:t>2026-03-08</w:t>
+      <w:t>2026-03-09</w:t>
       <w:br/>
       <w:br/>
     </w:r>

--- a/klagomål/A 59566-2025 FSC-klagomål.docx
+++ b/klagomål/A 59566-2025 FSC-klagomål.docx
@@ -1340,7 +1340,7 @@
     <w:r>
       <w:tab/>
       <w:tab/>
-      <w:t>2026-03-09</w:t>
+      <w:t>2026-03-10</w:t>
       <w:br/>
       <w:br/>
     </w:r>

--- a/klagomål/A 59566-2025 FSC-klagomål.docx
+++ b/klagomål/A 59566-2025 FSC-klagomål.docx
@@ -309,6 +309,55 @@
         <w:rPr>
           <w:b/>
         </w:rPr>
+        <w:t>Mindre märgborre</w:t>
+      </w:r>
+      <w:r>
+        <w:t xml:space="preserve"> är en signalart för tallskog med höga naturvärden och betraktas tillsammans med skarptandad barkborre (NT) som nyckelarter för ett antal sällsynta åtgärdsprogramsarter som är beroende av deras gångsystem. Bland dessa kan nämnas avlång barkborre (VU), </w:t>
+      </w:r>
+      <w:r>
+        <w:rPr>
+          <w:i/>
+        </w:rPr>
+        <w:t>Corticeus longulus</w:t>
+      </w:r>
+      <w:r>
+        <w:t xml:space="preserve"> (VU), tallbarksvartbagge (VU), tallgångbagge (VU) och cholodkovskys bastborre (NT). Den mindre märgborrens måsvingeliknande gnaggångar är lätta att känna igen och hittas ofta på grova tallgrenar på marken. Rika förekomster av främst mindre märgborre men även skarptandad barkborre (NT) är en signal för artrikedom och inventeringar har visat att det är i skogar med en naturlig självgallring som det skapas förutsättningar för dessa arter samt de efterföljande åtgärdsprogramsarterna. Tallskogar med stark förekomst av mindre märgborre och skarptandad barkborre bör avsättas som reservat. Generellt bör hänsyn tas vid slutavverkning av talldominerad skog så att avverkningsrester som gren- och toppdelar lämnas. Mindre märgborre är typisk art för </w:t>
+      </w:r>
+      <w:r>
+        <w:rPr>
+          <w:i/>
+        </w:rPr>
+        <w:t>9060 Åsbarrskog</w:t>
+      </w:r>
+      <w:r>
+        <w:t xml:space="preserve"> (Pettersson, 2014; Hedgren, 2012; Gunnarsson m fl., 1999).</w:t>
+      </w:r>
+    </w:p>
+    <w:p>
+      <w:r>
+        <w:rPr>
+          <w:b/>
+        </w:rPr>
+        <w:t>Stubbspretmossa</w:t>
+      </w:r>
+      <w:r>
+        <w:t xml:space="preserve"> växer på ved i rika löv- och barrskogar med relativt hög luftfuktighet och indikerar fuktiga skogsmiljöer med gott om murken ved och ofta höga naturvärden. Stubbspretmossa är typisk art för </w:t>
+      </w:r>
+      <w:r>
+        <w:rPr>
+          <w:i/>
+        </w:rPr>
+        <w:t>9020 Nordlig ädellövskog</w:t>
+      </w:r>
+      <w:r>
+        <w:t xml:space="preserve"> (SLU Artdatabanken, 2024).</w:t>
+      </w:r>
+    </w:p>
+    <w:p>
+      <w:r>
+        <w:rPr>
+          <w:b/>
+        </w:rPr>
         <w:t>Tallkötticka (NT)</w:t>
       </w:r>
       <w:r>
@@ -322,55 +371,6 @@
       </w:r>
       <w:r>
         <w:t>. Artens förekomstarea och utbredning i Sverige är inte känd, men utifrån de fynd som rapporteras av kötticka på tall verkar den vara mer ovanlig än den granlevande. Den totala populationen bedöms därför ha minskat under de senaste 30 åren och fortsätter att minska i takt med att kontinuitetsskogar (skogar som inte kalavverkats) minskar i areal, samtidigt som att lämpliga miljöer inte återskapas i samma takt. Minskningstakten för den svenska populationen bedöms vara nära gränsvärdet för Sårbar (VU). (A2c+3c+4c) (SLU Artdatabanken, 2024; Nitare &amp; Skogsstyrelsen, 2019).</w:t>
-      </w:r>
-    </w:p>
-    <w:p>
-      <w:r>
-        <w:rPr>
-          <w:b/>
-        </w:rPr>
-        <w:t>Mindre märgborre</w:t>
-      </w:r>
-      <w:r>
-        <w:t xml:space="preserve"> är en signalart för tallskog med höga naturvärden och betraktas tillsammans med skarptandad barkborre (NT) som nyckelarter för ett antal sällsynta åtgärdsprogramsarter som är beroende av deras gångsystem. Bland dessa kan nämnas avlång barkborre (VU), </w:t>
-      </w:r>
-      <w:r>
-        <w:rPr>
-          <w:i/>
-        </w:rPr>
-        <w:t>Corticeus longulus</w:t>
-      </w:r>
-      <w:r>
-        <w:t xml:space="preserve"> (VU), tallbarksvartbagge (VU), tallgångbagge (VU) och cholodkovskys bastborre (NT). Den mindre märgborrens måsvingeliknande gnaggångar är lätta att känna igen och hittas ofta på grova tallgrenar på marken. Rika förekomster av främst mindre märgborre men även skarptandad barkborre (NT) är en signal för artrikedom och inventeringar har visat att det är i skogar med en naturlig självgallring som det skapas förutsättningar för dessa arter samt de efterföljande åtgärdsprogramsarterna. Tallskogar med stark förekomst av mindre märgborre och skarptandad barkborre bör avsättas som reservat. Generellt bör hänsyn tas vid slutavverkning av talldominerad skog så att avverkningsrester som gren- och toppdelar lämnas. Mindre märgborre är typisk art för </w:t>
-      </w:r>
-      <w:r>
-        <w:rPr>
-          <w:i/>
-        </w:rPr>
-        <w:t>9060 Åsbarrskog</w:t>
-      </w:r>
-      <w:r>
-        <w:t xml:space="preserve"> (Pettersson, 2014; Hedgren, 2012; Gunnarsson m fl., 1999).</w:t>
-      </w:r>
-    </w:p>
-    <w:p>
-      <w:r>
-        <w:rPr>
-          <w:b/>
-        </w:rPr>
-        <w:t>Stubbspretmossa</w:t>
-      </w:r>
-      <w:r>
-        <w:t xml:space="preserve"> växer på ved i rika löv- och barrskogar med relativt hög luftfuktighet och indikerar fuktiga skogsmiljöer med gott om murken ved och ofta höga naturvärden. Stubbspretmossa är typisk art för </w:t>
-      </w:r>
-      <w:r>
-        <w:rPr>
-          <w:i/>
-        </w:rPr>
-        <w:t>9020 Nordlig ädellövskog</w:t>
-      </w:r>
-      <w:r>
-        <w:t xml:space="preserve"> (SLU Artdatabanken, 2024).</w:t>
       </w:r>
     </w:p>
     <w:p>
@@ -495,7 +495,7 @@
         <w:t>Spillkråka (NT, §4)</w:t>
       </w:r>
       <w:r>
-        <w:t xml:space="preserve"> är rödlistad som nära hotad och ingår i bilaga 1 i EU:s fågeldirektiv. Den minskar i population på grund av minskad tillgång på lämpliga bo- och födoträd och minskad födotillgång. Spillkråkans minskningstakt har uppgått till 19 (24–10) % under de senaste 15 åren. Minskningstakten för den svenska populationen bedöms vara nära gränsvärdet för Sårbar (VU) (A2bc). Skogsbruk med korta omloppstider och täta, homogena ungskogar utgör det största hotet. Spillkråka är typisk art för </w:t>
+        <w:t xml:space="preserve"> är rödlistad som nära hotad och ingår i bilaga 1 i EU:s fågeldirektiv. Den minskar i population på grund av minskad tillgång på lämpliga bo- och födoträd och minskad födotillgång. Spillkråkans minskningstakt har uppgått till 19 (24–10) % under de senaste 15 åren och bedöms vara nära gränsvärdet för Sårbar (VU) (A2bc). Spillkråka är en nyckelart i skogliga miljöer vars övergivna bohål utnyttjas av flera andra hålhäckande fågelarter och fladdermöss. Den behöver grova träd, främst tall, asp och bok som boträd. Skogsbruk med korta omloppstider och täta, homogena ungskogar utgör det största hotet. Spillkråka är typisk art för </w:t>
       </w:r>
       <w:r>
         <w:rPr>
@@ -513,7 +513,7 @@
         <w:t xml:space="preserve"> 9740 Skogsbevuxen myr </w:t>
       </w:r>
       <w:r>
-        <w:t>(SLU Artdatabanken, 2023).</w:t>
+        <w:t>(SLU Artdatabanken, 2025; Skogsstyrelsen 2016).</w:t>
       </w:r>
     </w:p>
     <w:p>
@@ -524,7 +524,7 @@
         <w:t>Talltita (NT, §4)</w:t>
       </w:r>
       <w:r>
-        <w:t>, rödlistad som nära hotad och prioriterad art i Skogsvårdslagen har häckningsrevir i anmälan. Arten har minskat kraftigt de senaste 30 åren och minskningstakten innevarande 10-årsperiod beräknas till 20 (10–30) %. Talltitan är synnerligen trogen sitt cirka 15 hektar stora revir och är beroende av flerskiktade olikåldriga skogar för att kunna föda upp sina ungar. Talltitan försvinner om dess livsmiljö kalavverkas (Eggers &amp; Low (2014); Ekman (1979); Griesser et al (2007); Klein (2020); Siffczyk et al (2003); SLU Artdatabanken (2021).</w:t>
+        <w:t>, rödlistad som nära hotad och prioriterad art i Skogsvårdslagen, har häckningsrevir i anmälan. Arten har minskat kraftigt de senaste 30 åren och minskningstakten innevarande 10-årsperiod beräknas till 20 (10–30) %. Talltitan är synnerligen trogen sitt cirka 15 hektar stora revir och är beroende av flerskiktade olikåldriga skogar för att kunna föda upp sina ungar. Talltitan försvinner om dess livsmiljö kalavverkas (Eggers &amp; Low, 2014; Ekman, 1979; Griesser et al, 2007; Klein, 2020; Siffczyk et al, 2003; SLU Artdatabanken, 2021).</w:t>
       </w:r>
     </w:p>
     <w:p>
@@ -1062,7 +1062,7 @@
         <w:t xml:space="preserve"> 9740 Skogsbevuxen myr</w:t>
       </w:r>
       <w:r>
-        <w:t xml:space="preserve"> och ingår i bilaga 1 i EU:s fågeldirektiv. Spillkråka lever i både barr- och blandskog liksom i ren lövskog. De tätaste populationerna tenderar att finnas i äldre, variationsrik blandskog med gott om död ved och gamla träd.</w:t>
+        <w:t xml:space="preserve"> och ingår i bilaga 1 i EU:s fågeldirektiv. Spillkråka lever i både barr- och blandskog liksom i ren lövskog. De tätaste populationerna tenderar att finnas i äldre, variationsrik blandskog med gott om död ved och gamla träd. Spillkråka är en nyckelart i skogliga miljöer vars övergivna bohål utnyttjas av flera andra hålhäckande fågelarter och fladdermöss (SLU Artdatabanken, 2023; Skogsstyrelsen 2016).</w:t>
       </w:r>
     </w:p>
     <w:p>
@@ -1080,7 +1080,21 @@
     </w:p>
     <w:p>
       <w:r>
-        <w:t xml:space="preserve">SLU Artdatabanken, 2021. </w:t>
+        <w:t xml:space="preserve">Skogsstyrelsen, 2016. </w:t>
+      </w:r>
+      <w:r>
+        <w:rPr>
+          <w:i/>
+        </w:rPr>
+        <w:t xml:space="preserve">Vägledning för hänsyn till spillkråka. </w:t>
+      </w:r>
+      <w:r>
+        <w:t>Vägledningar och kunskapsstöd artskydd – Skogsstyrelsen.</w:t>
+      </w:r>
+    </w:p>
+    <w:p>
+      <w:r>
+        <w:t xml:space="preserve">SLU Artdatabanken, 2023. </w:t>
       </w:r>
       <w:r>
         <w:rPr>
@@ -1340,7 +1354,7 @@
     <w:r>
       <w:tab/>
       <w:tab/>
-      <w:t>2026-03-10</w:t>
+      <w:t>2026-03-11</w:t>
       <w:br/>
       <w:br/>
     </w:r>

--- a/klagomål/A 59566-2025 FSC-klagomål.docx
+++ b/klagomål/A 59566-2025 FSC-klagomål.docx
@@ -1354,7 +1354,7 @@
     <w:r>
       <w:tab/>
       <w:tab/>
-      <w:t>2026-03-11</w:t>
+      <w:t>2026-03-12</w:t>
       <w:br/>
       <w:br/>
     </w:r>

--- a/klagomål/A 59566-2025 FSC-klagomål.docx
+++ b/klagomål/A 59566-2025 FSC-klagomål.docx
@@ -1354,7 +1354,7 @@
     <w:r>
       <w:tab/>
       <w:tab/>
-      <w:t>2026-03-12</w:t>
+      <w:t>2026-03-13</w:t>
       <w:br/>
       <w:br/>
     </w:r>

--- a/klagomål/A 59566-2025 FSC-klagomål.docx
+++ b/klagomål/A 59566-2025 FSC-klagomål.docx
@@ -1363,7 +1363,7 @@
     <w:r>
       <w:tab/>
       <w:tab/>
-      <w:t>2026-04-14</w:t>
+      <w:t>2026-04-15</w:t>
       <w:br/>
       <w:br/>
     </w:r>

--- a/klagomål/A 59566-2025 FSC-klagomål.docx
+++ b/klagomål/A 59566-2025 FSC-klagomål.docx
@@ -1363,7 +1363,7 @@
     <w:r>
       <w:tab/>
       <w:tab/>
-      <w:t>2026-04-15</w:t>
+      <w:t>2026-04-16</w:t>
       <w:br/>
       <w:br/>
     </w:r>

--- a/klagomål/A 59566-2025 FSC-klagomål.docx
+++ b/klagomål/A 59566-2025 FSC-klagomål.docx
@@ -1363,7 +1363,7 @@
     <w:r>
       <w:tab/>
       <w:tab/>
-      <w:t>2026-04-16</w:t>
+      <w:t>2026-04-17</w:t>
       <w:br/>
       <w:br/>
     </w:r>

--- a/klagomål/A 59566-2025 FSC-klagomål.docx
+++ b/klagomål/A 59566-2025 FSC-klagomål.docx
@@ -1363,7 +1363,7 @@
     <w:r>
       <w:tab/>
       <w:tab/>
-      <w:t>2026-04-17</w:t>
+      <w:t>2026-04-18</w:t>
       <w:br/>
       <w:br/>
     </w:r>

--- a/klagomål/A 59566-2025 FSC-klagomål.docx
+++ b/klagomål/A 59566-2025 FSC-klagomål.docx
@@ -1363,7 +1363,7 @@
     <w:r>
       <w:tab/>
       <w:tab/>
-      <w:t>2026-04-18</w:t>
+      <w:t>2026-04-19</w:t>
       <w:br/>
       <w:br/>
     </w:r>

--- a/klagomål/A 59566-2025 FSC-klagomål.docx
+++ b/klagomål/A 59566-2025 FSC-klagomål.docx
@@ -1363,7 +1363,7 @@
     <w:r>
       <w:tab/>
       <w:tab/>
-      <w:t>2026-04-19</w:t>
+      <w:t>2026-04-20</w:t>
       <w:br/>
       <w:br/>
     </w:r>

--- a/klagomål/A 59566-2025 FSC-klagomål.docx
+++ b/klagomål/A 59566-2025 FSC-klagomål.docx
@@ -1363,7 +1363,7 @@
     <w:r>
       <w:tab/>
       <w:tab/>
-      <w:t>2026-04-20</w:t>
+      <w:t>2026-04-21</w:t>
       <w:br/>
       <w:br/>
     </w:r>

--- a/klagomål/A 59566-2025 FSC-klagomål.docx
+++ b/klagomål/A 59566-2025 FSC-klagomål.docx
@@ -1363,7 +1363,7 @@
     <w:r>
       <w:tab/>
       <w:tab/>
-      <w:t>2026-04-21</w:t>
+      <w:t>2026-04-22</w:t>
       <w:br/>
       <w:br/>
     </w:r>

--- a/klagomål/A 59566-2025 FSC-klagomål.docx
+++ b/klagomål/A 59566-2025 FSC-klagomål.docx
@@ -1363,7 +1363,7 @@
     <w:r>
       <w:tab/>
       <w:tab/>
-      <w:t>2026-04-22</w:t>
+      <w:t>2026-04-23</w:t>
       <w:br/>
       <w:br/>
     </w:r>

--- a/klagomål/A 59566-2025 FSC-klagomål.docx
+++ b/klagomål/A 59566-2025 FSC-klagomål.docx
@@ -1363,7 +1363,7 @@
     <w:r>
       <w:tab/>
       <w:tab/>
-      <w:t>2026-04-23</w:t>
+      <w:t>2026-04-24</w:t>
       <w:br/>
       <w:br/>
     </w:r>

--- a/klagomål/A 59566-2025 FSC-klagomål.docx
+++ b/klagomål/A 59566-2025 FSC-klagomål.docx
@@ -1363,7 +1363,7 @@
     <w:r>
       <w:tab/>
       <w:tab/>
-      <w:t>2026-04-24</w:t>
+      <w:t>2026-04-25</w:t>
       <w:br/>
       <w:br/>
     </w:r>

--- a/klagomål/A 59566-2025 FSC-klagomål.docx
+++ b/klagomål/A 59566-2025 FSC-klagomål.docx
@@ -1363,7 +1363,7 @@
     <w:r>
       <w:tab/>
       <w:tab/>
-      <w:t>2026-04-25</w:t>
+      <w:t>2026-04-26</w:t>
       <w:br/>
       <w:br/>
     </w:r>

--- a/klagomål/A 59566-2025 FSC-klagomål.docx
+++ b/klagomål/A 59566-2025 FSC-klagomål.docx
@@ -1363,7 +1363,7 @@
     <w:r>
       <w:tab/>
       <w:tab/>
-      <w:t>2026-04-26</w:t>
+      <w:t>2026-04-27</w:t>
       <w:br/>
       <w:br/>
     </w:r>

--- a/klagomål/A 59566-2025 FSC-klagomål.docx
+++ b/klagomål/A 59566-2025 FSC-klagomål.docx
@@ -1363,7 +1363,7 @@
     <w:r>
       <w:tab/>
       <w:tab/>
-      <w:t>2026-04-27</w:t>
+      <w:t>2026-04-28</w:t>
       <w:br/>
       <w:br/>
     </w:r>

--- a/klagomål/A 59566-2025 FSC-klagomål.docx
+++ b/klagomål/A 59566-2025 FSC-klagomål.docx
@@ -1363,7 +1363,7 @@
     <w:r>
       <w:tab/>
       <w:tab/>
-      <w:t>2026-05-16</w:t>
+      <w:t>2026-05-17</w:t>
       <w:br/>
       <w:br/>
     </w:r>

--- a/klagomål/A 59566-2025 FSC-klagomål.docx
+++ b/klagomål/A 59566-2025 FSC-klagomål.docx
@@ -1363,7 +1363,7 @@
     <w:r>
       <w:tab/>
       <w:tab/>
-      <w:t>2026-05-17</w:t>
+      <w:t>2026-05-18</w:t>
       <w:br/>
       <w:br/>
     </w:r>

--- a/klagomål/A 59566-2025 FSC-klagomål.docx
+++ b/klagomål/A 59566-2025 FSC-klagomål.docx
@@ -1363,7 +1363,7 @@
     <w:r>
       <w:tab/>
       <w:tab/>
-      <w:t>2026-05-18</w:t>
+      <w:t>2026-05-19</w:t>
       <w:br/>
       <w:br/>
     </w:r>

--- a/klagomål/A 59566-2025 FSC-klagomål.docx
+++ b/klagomål/A 59566-2025 FSC-klagomål.docx
@@ -1363,7 +1363,7 @@
     <w:r>
       <w:tab/>
       <w:tab/>
-      <w:t>2026-05-19</w:t>
+      <w:t>2026-05-20</w:t>
       <w:br/>
       <w:br/>
     </w:r>

--- a/klagomål/A 59566-2025 FSC-klagomål.docx
+++ b/klagomål/A 59566-2025 FSC-klagomål.docx
@@ -1363,7 +1363,7 @@
     <w:r>
       <w:tab/>
       <w:tab/>
-      <w:t>2026-06-15</w:t>
+      <w:t>2026-06-16</w:t>
       <w:br/>
       <w:br/>
     </w:r>

--- a/klagomål/A 59566-2025 FSC-klagomål.docx
+++ b/klagomål/A 59566-2025 FSC-klagomål.docx
@@ -1363,7 +1363,7 @@
     <w:r>
       <w:tab/>
       <w:tab/>
-      <w:t>2026-06-16</w:t>
+      <w:t>2026-06-17</w:t>
       <w:br/>
       <w:br/>
     </w:r>

--- a/klagomål/A 59566-2025 FSC-klagomål.docx
+++ b/klagomål/A 59566-2025 FSC-klagomål.docx
@@ -1,6 +1,6 @@
 
 <file path=word/document.xml><?xml version="1.0" encoding="utf-8"?>
-<w:document xmlns:wpc="http://schemas.microsoft.com/office/word/2010/wordprocessingCanvas" xmlns:cx="http://schemas.microsoft.com/office/drawing/2014/chartex" xmlns:cx1="http://schemas.microsoft.com/office/drawing/2015/9/8/chartex" xmlns:cx2="http://schemas.microsoft.com/office/drawing/2015/10/21/chartex" xmlns:cx3="http://schemas.microsoft.com/office/drawing/2016/5/9/chartex" xmlns:cx4="http://schemas.microsoft.com/office/drawing/2016/5/10/chartex" xmlns:cx5="http://schemas.microsoft.com/office/drawing/2016/5/11/chartex" xmlns:cx6="http://schemas.microsoft.com/office/drawing/2016/5/12/chartex" xmlns:cx7="http://schemas.microsoft.com/office/drawing/2016/5/13/chartex" xmlns:cx8="http://schemas.microsoft.com/office/drawing/2016/5/14/chartex" xmlns:mc="http://schemas.openxmlformats.org/markup-compatibility/2006" xmlns:aink="http://schemas.microsoft.com/office/drawing/2016/ink" xmlns:am3d="http://schemas.microsoft.com/office/drawing/2017/model3d" xmlns:o="urn:schemas-microsoft-com:office:office" xmlns:oel="http://schemas.microsoft.com/office/2019/extlst" xmlns:r="http://schemas.openxmlformats.org/officeDocument/2006/relationships" xmlns:m="http://schemas.openxmlformats.org/officeDocument/2006/math" xmlns:v="urn:schemas-microsoft-com:vml" xmlns:wp14="http://schemas.microsoft.com/office/word/2010/wordprocessingDrawing" xmlns:wp="http://schemas.openxmlformats.org/drawingml/2006/wordprocessingDrawing" xmlns:w10="urn:schemas-microsoft-com:office:word" xmlns:w="http://schemas.openxmlformats.org/wordprocessingml/2006/main" xmlns:w14="http://schemas.microsoft.com/office/word/2010/wordml" xmlns:w15="http://schemas.microsoft.com/office/word/2012/wordml" xmlns:w16cex="http://schemas.microsoft.com/office/word/2018/wordml/cex" xmlns:w16cid="http://schemas.microsoft.com/office/word/2016/wordml/cid" xmlns:w16="http://schemas.microsoft.com/office/word/2018/wordml" xmlns:w16sdtdh="http://schemas.microsoft.com/office/word/2020/wordml/sdtdatahash" xmlns:w16se="http://schemas.microsoft.com/office/word/2015/wordml/symex" xmlns:wpg="http://schemas.microsoft.com/office/word/2010/wordprocessingGroup" xmlns:wpi="http://schemas.microsoft.com/office/word/2010/wordprocessingInk" xmlns:wne="http://schemas.microsoft.com/office/word/2006/wordml" xmlns:wps="http://schemas.microsoft.com/office/word/2010/wordprocessingShape" mc:Ignorable="w14 w15 w16se w16cid w16 w16cex w16sdtdh wp14">
+<w:document xmlns:wpc="http://schemas.microsoft.com/office/word/2010/wordprocessingCanvas" xmlns:cx="http://schemas.microsoft.com/office/drawing/2014/chartex" xmlns:cx1="http://schemas.microsoft.com/office/drawing/2015/9/8/chartex" xmlns:cx2="http://schemas.microsoft.com/office/drawing/2015/10/21/chartex" xmlns:cx3="http://schemas.microsoft.com/office/drawing/2016/5/9/chartex" xmlns:cx4="http://schemas.microsoft.com/office/drawing/2016/5/10/chartex" xmlns:cx5="http://schemas.microsoft.com/office/drawing/2016/5/11/chartex" xmlns:cx6="http://schemas.microsoft.com/office/drawing/2016/5/12/chartex" xmlns:cx7="http://schemas.microsoft.com/office/drawing/2016/5/13/chartex" xmlns:cx8="http://schemas.microsoft.com/office/drawing/2016/5/14/chartex" xmlns:mc="http://schemas.openxmlformats.org/markup-compatibility/2006" xmlns:aink="http://schemas.microsoft.com/office/drawing/2016/ink" xmlns:am3d="http://schemas.microsoft.com/office/drawing/2017/model3d" xmlns:o="urn:schemas-microsoft-com:office:office" xmlns:oel="http://schemas.microsoft.com/office/2019/extlst" xmlns:r="http://schemas.openxmlformats.org/officeDocument/2006/relationships" xmlns:m="http://schemas.openxmlformats.org/officeDocument/2006/math" xmlns:v="urn:schemas-microsoft-com:vml" xmlns:wp14="http://schemas.microsoft.com/office/word/2010/wordprocessingDrawing" xmlns:wp="http://schemas.openxmlformats.org/drawingml/2006/wordprocessingDrawing" xmlns:w10="urn:schemas-microsoft-com:office:word" xmlns:w="http://schemas.openxmlformats.org/wordprocessingml/2006/main" xmlns:w14="http://schemas.microsoft.com/office/word/2010/wordml" xmlns:w15="http://schemas.microsoft.com/office/word/2012/wordml" xmlns:w16cex="http://schemas.microsoft.com/office/word/2018/wordml/cex" xmlns:w16cid="http://schemas.microsoft.com/office/word/2016/wordml/cid" xmlns:w16="http://schemas.microsoft.com/office/word/2018/wordml" xmlns:w16du="http://schemas.microsoft.com/office/word/2023/wordml/word16du" xmlns:w16sdtdh="http://schemas.microsoft.com/office/word/2020/wordml/sdtdatahash" xmlns:w16sdtfl="http://schemas.microsoft.com/office/word/2024/wordml/sdtformatlock" xmlns:w16se="http://schemas.microsoft.com/office/word/2015/wordml/symex" xmlns:wpg="http://schemas.microsoft.com/office/word/2010/wordprocessingGroup" xmlns:wpi="http://schemas.microsoft.com/office/word/2010/wordprocessingInk" xmlns:wne="http://schemas.microsoft.com/office/word/2006/wordml" xmlns:wps="http://schemas.microsoft.com/office/word/2010/wordprocessingShape" mc:Ignorable="w14 w15 w16se w16cid w16 w16cex w16sdtdh w16sdtfl w16du wp14">
   <w:body>
     <w:p>
       <w:r>
@@ -168,7 +168,7 @@
     </w:p>
     <w:p>
       <w:r>
-        <w:t>Detta dokument behandlar höga naturvärden i avverkningsanmälan A 59566-2025 i Haninge kommun. Denna avverkningsanmälan inkom 2025-11-30 21:24:28 och omfattar 2,6 ha.</w:t>
+        <w:t>Detta dokument behandlar höga naturvärden i avverkningsanmälan A 59566-2025 i Haninge kommun som inkom 2025-11-30 och omfattar 2,6 ha.</w:t>
       </w:r>
     </w:p>
     <w:p>
@@ -191,12 +191,15 @@
     </w:p>
     <w:p>
       <w:r>
-        <w:t>I avverkningsanmälan har följande 13 naturvårdsarter hittats: spillkråka (NT, §4), tallkötticka (NT), talltita (NT, §4), ullticka (NT), flagellkvastmossa (S), grönpyrola (S), mindre märgborre (S), stubbspretmossa (S), thomsons trägnagare (S), vedticka (S), kopparödla (§6), skogsödla (§6) och mattlummer (§9). Av dessa är 4 rödlistade. För rödlistade arter har rödlistekategorin angivits inom parentes. Arter som är signalarter enligt Skogsstyrelsen har markerats med (S). För fridlysta arter anges även paragrafen i Artskyddsförordningen som arten är fridlyst enligt.</w:t>
+        <w:t>I och inom 25 meter från avverkningsanmälan har följande 21 naturvårdsarter hittats: gränsticka (VU, T), tallkötticka (NT), talltita (NT, §4), ullticka (NT, T), bronshjon (S, T), flagellkvastmossa (S, T), grön sköldmossa (S, T, §8), grönpyrola (S, T), kornknutmossa (S, T), mindre märgborre (S, T), stubbspretmossa (S, T), thomsons trägnagare (S), vedticka (S, T), ekbräken (T), hultbräken (T), mattlummer (T, §9), spillkråka (T, §4), kungsfågel (§4), kopparödla (§6), skogsödla (§6) och revlummer (§9). Av dessa är 4 rödlistade. För rödlistade arter har rödlistekategorin angivits inom parentes. Arter som är signalarter enligt Skogsstyrelsen har markerats med (S). Typiska arter inom Natura 2000 som är kopplade till skogsekosystem har markerats med (T). För fridlysta arter anges även paragrafen i Artskyddsförordningen som arten är fridlyst enligt.</w:t>
       </w:r>
     </w:p>
     <w:p>
       <w:r>
-        <w:t>De påträffade naturvårdsarterna är ett tydligt kvitto på att detta rör sig om en skog med höga naturvärden. I Figur 1 visas en karta över det avverkningsanmälda området, där samtliga fyndplatser för naturvårdsarter som finns registrerade på Artportalen har markerats.</w:t>
+        <w:t>De påträffade naturvårdsarterna är ett tydligt kvitto på att det rör sig om en skog med höga naturvärden.</w:t>
+      </w:r>
+      <w:r>
+        <w:t xml:space="preserve"> I Figur 1 visas fyndplatser för naturvårdsarter i området, som finns registrerade på Artportalen.</w:t>
       </w:r>
     </w:p>
     <w:p>
@@ -206,7 +209,7 @@
       <w:r>
         <w:drawing>
           <wp:inline xmlns:a="http://schemas.openxmlformats.org/drawingml/2006/main" xmlns:pic="http://schemas.openxmlformats.org/drawingml/2006/picture">
-            <wp:extent cx="5486400" cy="4457352"/>
+            <wp:extent cx="5032557" cy="5688000"/>
             <wp:docPr id="1" name="Picture 1"/>
             <wp:cNvGraphicFramePr>
               <a:graphicFrameLocks noChangeAspect="1"/>
@@ -227,7 +230,7 @@
                   <pic:spPr>
                     <a:xfrm>
                       <a:off x="0" y="0"/>
-                      <a:ext cx="5486400" cy="4457352"/>
+                      <a:ext cx="5032557" cy="5688000"/>
                     </a:xfrm>
                     <a:prstGeom prst="rect"/>
                   </pic:spPr>
@@ -241,9 +244,179 @@
     <w:p>
       <w:pPr>
         <w:pStyle w:val="Caption"/>
+        <w:spacing w:after="240"/>
       </w:pPr>
       <w:r>
-        <w:t>Figur 1. Fyndplatser för naturvårdsarter i det avverkningsanmälda området (röd linje). Markörer utan svart kant är placerade på fyndplatsen. Markörer med svart kant är placerade vid sidan av fyndplatsen och har ett svart streck som visar fyndplatsens exakta position. Kartans mittpunktskoordinat är N 6562428, E 685021 i SWEREF 99 TM.</w:t>
+        <w:t>Figur 1. Fyndplatser för naturvårdsarter i och inom 25 meter från avverkningsanmälan (röd linje). Markörer utan svart kant är placerade på fyndplatsen. Markörer med svart kant är placerade vid sidan av fyndplatsen och har ett svart streck som visar fyndplatsens exakta position. Kartans mittpunktskoordinat är N 6562428, E 685021 i SWEREF 99 TM.</w:t>
+      </w:r>
+    </w:p>
+    <w:p>
+      <w:pPr>
+        <w:pStyle w:val="Heading2"/>
+      </w:pPr>
+      <w:r>
+        <w:t>Fridlysta arter</w:t>
+      </w:r>
+    </w:p>
+    <w:p>
+      <w:r>
+        <w:t>Följande fridlysta arter har sina livsmiljöer och växtplatser i den avverkningsanmälda skogen: talltita (NT, §4), grön sköldmossa (S, T, §8), mattlummer (T, §9), spillkråka (T, §4), kungsfågel (§4), kopparödla (§6), skogsödla (§6) och revlummer (§9).</w:t>
+      </w:r>
+    </w:p>
+    <w:p>
+      <w:r>
+        <w:t xml:space="preserve">Observera att medlemsländerna är skyldiga att agera i enlighet med EU:s fågeldirektiv där det uttryckligen står att direktivet gäller för fåglar samt för deras ägg, bon och </w:t>
+      </w:r>
+      <w:r>
+        <w:rPr>
+          <w:b/>
+        </w:rPr>
+        <w:t xml:space="preserve">livsmiljöer </w:t>
+      </w:r>
+      <w:r>
+        <w:t>(artikel 1). Vidare att de åtgärder som vidtas inte får leda till en försämring av den nuvarande situationen beträffande bevarandet av de fågelarter som avses i artikel 1 (artikel 13). Fågeldirektivet är styrande för tillsynsansvariga myndigheters ärendehantering, ställningstaganden och beslutsfattande.</w:t>
+      </w:r>
+    </w:p>
+    <w:p>
+      <w:r>
+        <w:rPr>
+          <w:b/>
+        </w:rPr>
+        <w:t>Grön sköldmossa (§8)</w:t>
+      </w:r>
+      <w:r>
+        <w:t xml:space="preserve"> är typisk art för </w:t>
+      </w:r>
+      <w:r>
+        <w:rPr>
+          <w:i/>
+        </w:rPr>
+        <w:t xml:space="preserve">9010 Taiga </w:t>
+      </w:r>
+      <w:r>
+        <w:t>och</w:t>
+      </w:r>
+      <w:r>
+        <w:rPr>
+          <w:i/>
+        </w:rPr>
+        <w:t xml:space="preserve"> 9750 Svämlövskog</w:t>
+      </w:r>
+      <w:r>
+        <w:t xml:space="preserve"> och omfattas av EU:s art- och habitatdirektiv bilaga 2 vilket innebär att det finns ett uttalat intresse inom Europeiska unionen att bevara arten. Grön sköldmossa kräver skog som har ett speciellt mikroklimat med hög och jämn luftfuktighet i kombination med rik tillgång på död ved (Nitare &amp; Skogsstyrelsen, 2019; SLU Artdatabanken, 2025). I praktiken handlar det om åtminstone 50 meter med skyddande skog för att undvika uttorkning av marken (Hallingbäck, personligt meddelande 2022-02-24). Grön sköldmossa är en ansvarsart för Sverige då en särskilt stor andel av Europas population finns i landet. Mark- och miljööverdomstolen (MÖD) har i mål nr M 2019-20 (18 februari 2019) slagit fast att grön sköldmossa (§8) är dispenspliktig och att exemplar av arten inte får skadas utan dispens (MÖD, mål nr M 2019-20).</w:t>
+      </w:r>
+    </w:p>
+    <w:p>
+      <w:r>
+        <w:rPr>
+          <w:b/>
+        </w:rPr>
+        <w:t>Mattlummer (§9)</w:t>
+      </w:r>
+      <w:r>
+        <w:t xml:space="preserve"> är typisk art för </w:t>
+      </w:r>
+      <w:r>
+        <w:rPr>
+          <w:i/>
+        </w:rPr>
+        <w:t xml:space="preserve">9010 Taiga </w:t>
+      </w:r>
+      <w:r>
+        <w:t>(SLU Artdatabanken, 2025).</w:t>
+      </w:r>
+    </w:p>
+    <w:p>
+      <w:r>
+        <w:rPr>
+          <w:b/>
+        </w:rPr>
+        <w:t>Spillkråka (§4)</w:t>
+      </w:r>
+      <w:r>
+        <w:t xml:space="preserve"> omfattas av bilaga 1 i EU:s fågeldirektiv och är typisk art för </w:t>
+      </w:r>
+      <w:r>
+        <w:rPr>
+          <w:i/>
+        </w:rPr>
+        <w:t xml:space="preserve">9010 Taiga </w:t>
+      </w:r>
+      <w:r>
+        <w:t>och</w:t>
+      </w:r>
+      <w:r>
+        <w:rPr>
+          <w:i/>
+        </w:rPr>
+        <w:t xml:space="preserve"> 9740 Skogsbevuxen myr</w:t>
+      </w:r>
+      <w:r>
+        <w:t>. Den behöver grova träd, främst tall, asp och bok som boträd. Skogsbruk med korta omloppstider och täta, homogena ungskogar utgör det största hotet. Spillkråka är en nyckelart i skogliga miljöer vars övergivna bohål utnyttjas av flera andra hålhäckande fågelarter och fladdermöss, däribland pärluggla (EN, §4), knipa (§4), salskrake (§4) och skogsduva (§4). Hökuggla (VU, §4) och slaguggla (§4) häckar ofta i högstubbar som brutits av i höjd med ett gammalt spillkråkebo (SLU Artdatabanken, 2026; Skogsstyrelsen, 2016).</w:t>
+      </w:r>
+    </w:p>
+    <w:p>
+      <w:r>
+        <w:rPr>
+          <w:b/>
+        </w:rPr>
+        <w:t>Talltita (NT, §4)</w:t>
+      </w:r>
+      <w:r>
+        <w:t>, rödlistad som nära hotad och prioriterad art i Skogsvårdslagen, har häckningsrevir i anmälan. Arten har minskat kraftigt de senaste 30 åren och minskningstakten innevarande 10-årsperiod beräknas till 20 (10–30) %. Talltitan är synnerligen trogen sitt cirka 15 hektar stora revir och är beroende av flerskiktade olikåldriga skogar för att kunna föda upp sina ungar. Talltitan försvinner om dess livsmiljö kalavverkas (Eggers &amp; Low, 2014; Ekman, 1979; Griesser et al, 2007; Klein, 2020; Siffczyk et al, 2003; SLU Artdatabanken, 2021).</w:t>
+      </w:r>
+    </w:p>
+    <w:p>
+      <w:r>
+        <w:t>I BILAGA 1 finns mer detaljerad information om ekologi samt krav på livsmiljö hos fridlysta arter.</w:t>
+      </w:r>
+    </w:p>
+    <w:p>
+      <w:pPr>
+        <w:pStyle w:val="Heading2"/>
+      </w:pPr>
+      <w:r>
+        <w:t>Övriga naturvårdsarter</w:t>
+      </w:r>
+    </w:p>
+    <w:p>
+      <w:r>
+        <w:rPr>
+          <w:b/>
+        </w:rPr>
+        <w:t>Bronshjon</w:t>
+      </w:r>
+      <w:r>
+        <w:t xml:space="preserve"> är en skalbagge vars larvutveckling sker under grov bark på stammar av döda eller döende barrträd, främst gran, i mindre omfattning tall. Arten är knuten till äldre, naturskogslik granskog med inslag av torkande träd. Bronshjon är typisk art för </w:t>
+      </w:r>
+      <w:r>
+        <w:rPr>
+          <w:i/>
+        </w:rPr>
+        <w:t>9010 Taiga</w:t>
+      </w:r>
+      <w:r>
+        <w:t xml:space="preserve"> (SLU Artdatabanken, 2025).</w:t>
+      </w:r>
+    </w:p>
+    <w:p>
+      <w:r>
+        <w:rPr>
+          <w:b/>
+        </w:rPr>
+        <w:t xml:space="preserve">Ekbräken </w:t>
+      </w:r>
+      <w:r>
+        <w:t xml:space="preserve">är typisk art för </w:t>
+      </w:r>
+      <w:r>
+        <w:rPr>
+          <w:i/>
+        </w:rPr>
+        <w:t>9050 Näringsrik granskog</w:t>
+      </w:r>
+      <w:r>
+        <w:t xml:space="preserve"> (SLU Artdatabanken, 2025).</w:t>
       </w:r>
     </w:p>
     <w:p>
@@ -280,6 +453,26 @@
         <w:rPr>
           <w:b/>
         </w:rPr>
+        <w:t>Gränsticka (VU)</w:t>
+      </w:r>
+      <w:r>
+        <w:t xml:space="preserve"> är en mycket bra signalart inom hela sitt utbredningsområde. Den är huvudsakligen knuten till restbestånd av barrnaturskog och förekommer med ett tydligt optimum i orörda eller måttligt påverkade gamla granskogar där det föreligger långvarig kontinuitet av grov död ved. Den totala populationen bedöms ha minskat och fortsätter att minska i takt med att grankontinuitetsskogar (äldre tidigare icke kalavverkade skogar) minskar i areal. Minskningstakten överstiger gränsvärdet för sårbar (VU). Lokaler som hyser arten bör undantas från skogsbruk, speciellt i mellersta och södra Sverige. Gränsticka är typisk art för </w:t>
+      </w:r>
+      <w:r>
+        <w:rPr>
+          <w:i/>
+        </w:rPr>
+        <w:t>9010 Taiga</w:t>
+      </w:r>
+      <w:r>
+        <w:t xml:space="preserve"> (SLU Artdatabanken, 2026; Nitare &amp; Skogsstyrelsen, 2019).</w:t>
+      </w:r>
+    </w:p>
+    <w:p>
+      <w:r>
+        <w:rPr>
+          <w:b/>
+        </w:rPr>
         <w:t xml:space="preserve">Grönpyrola </w:t>
       </w:r>
       <w:r>
@@ -302,6 +495,55 @@
       </w:r>
       <w:r>
         <w:t>(Nitare &amp; Skogsstyrelsen, 2019; SLU Artdatabanken, 2025).</w:t>
+      </w:r>
+    </w:p>
+    <w:p>
+      <w:r>
+        <w:rPr>
+          <w:b/>
+        </w:rPr>
+        <w:t xml:space="preserve">Hultbräken </w:t>
+      </w:r>
+      <w:r>
+        <w:t xml:space="preserve">är typisk art för </w:t>
+      </w:r>
+      <w:r>
+        <w:rPr>
+          <w:i/>
+        </w:rPr>
+        <w:t xml:space="preserve">9050 Näringsrik granskog </w:t>
+      </w:r>
+      <w:r>
+        <w:t>(SLU Artdatabanken, 2025).</w:t>
+      </w:r>
+    </w:p>
+    <w:p>
+      <w:r>
+        <w:rPr>
+          <w:b/>
+        </w:rPr>
+        <w:t>Kornknutmossa</w:t>
+      </w:r>
+      <w:r>
+        <w:t xml:space="preserve"> växer främst på grova lågor i sumpskog och myrkanter och indikerar miljöer med rik och jämn tillgång på fuktigt liggande ved. En typisk växtplats i södra Sverige är naturskogsartad gransumpskog. Samtliga skogsskötselåtgärder på eller i omedelbar närhet av lokalerna utgör ett hot. Fragmenteringen av skogslandskapet liksom minskad mängd död ved är ett långsiktigt hot mot denna art. Kornknutmossa är typisk art för </w:t>
+      </w:r>
+      <w:r>
+        <w:rPr>
+          <w:i/>
+        </w:rPr>
+        <w:t xml:space="preserve">9010 Taiga </w:t>
+      </w:r>
+      <w:r>
+        <w:t>och</w:t>
+      </w:r>
+      <w:r>
+        <w:rPr>
+          <w:i/>
+        </w:rPr>
+        <w:t xml:space="preserve"> 9740 Skogsbevuxen myr</w:t>
+      </w:r>
+      <w:r>
+        <w:t xml:space="preserve"> (SLU Artdatabanken, 2024; Nitare &amp; Skogsstyrelsen, 2019).</w:t>
       </w:r>
     </w:p>
     <w:p>
@@ -454,26 +696,26 @@
         <w:pStyle w:val="Heading1"/>
       </w:pPr>
       <w:r>
-        <w:t>Fridlysta arter</w:t>
+        <w:t>Certifiering</w:t>
       </w:r>
     </w:p>
     <w:p>
-      <w:r>
-        <w:t>Följande fridlysta arter har sina livsmiljöer och växtplatser i den avverkningsanmälda skogen: spillkråka (NT, §4), talltita (NT, §4), kopparödla (§6), skogsödla (§6) och mattlummer (§9).</w:t>
+      <w:pPr>
+        <w:pStyle w:val="Heading2"/>
+      </w:pPr>
+      <w:r>
+        <w:t>Ur FSC-standarden</w:t>
       </w:r>
     </w:p>
     <w:p>
-      <w:r>
-        <w:t xml:space="preserve">Observera att medlemsländerna är skyldiga att agera i enlighet med EU:s fågeldirektiv där det uttryckligen står att direktivet gäller för fåglar samt för deras ägg, bon och </w:t>
-      </w:r>
       <w:r>
         <w:rPr>
           <w:b/>
         </w:rPr>
-        <w:t xml:space="preserve">livsmiljöer </w:t>
-      </w:r>
-      <w:r>
-        <w:t>(artikel 1). Vidare att de åtgärder som vidtas inte får leda till en försämring av den nuvarande situationen beträffande bevarandet av de fågelarter som avses i artikel 1 (artikel 13). Fågeldirektivet är styrande för tillsynsansvariga myndigheters ärendehantering, ställningstaganden och beslutsfattande.</w:t>
+        <w:t xml:space="preserve">PRINCIP 1: LAGEFTERLEVNAD: </w:t>
+      </w:r>
+      <w:r>
+        <w:t>Certifikatsinnehavaren ska följa alla tillämpliga lagar, förordningar och nationellt ratificerade internationella avtal, konventioner och överenskommelser.</w:t>
       </w:r>
     </w:p>
     <w:p>
@@ -481,19 +723,41 @@
         <w:rPr>
           <w:b/>
         </w:rPr>
-        <w:t>Mattlummer (§9)</w:t>
-      </w:r>
-      <w:r>
-        <w:t xml:space="preserve"> är typisk art för </w:t>
+        <w:t xml:space="preserve">1.3.1 </w:t>
+      </w:r>
+      <w:r>
+        <w:t>Tillämpliga lagar och föreskrifter för brukandet av skogen följs.</w:t>
+      </w:r>
+    </w:p>
+    <w:p>
+      <w:pPr>
+        <w:pStyle w:val="ListBullet"/>
+      </w:pPr>
+      <w:r>
+        <w:rPr>
+          <w:b/>
+          <w:i/>
+        </w:rPr>
+        <w:t xml:space="preserve">Kommentar: </w:t>
+      </w:r>
+      <w:r>
+        <w:t>I den avverkningsanmälda skogen har fridlysta arter sina livsmiljöer och växtplatser. Att skada de fridlysta arternas livsmiljöer, växtplatser eller ekologiska funktion är inte tillåtet enligt artskyddsförordningen.</w:t>
       </w:r>
       <w:r>
         <w:rPr>
           <w:i/>
         </w:rPr>
-        <w:t xml:space="preserve">9010 Taiga </w:t>
-      </w:r>
-      <w:r>
-        <w:t>(SLU Artdatabanken, 2025).</w:t>
+        <w:t xml:space="preserve"> EU:s medlemsländer och skogsbolag är skyldiga att agera i enlighet med EU:s fågeldirektiv där det uttryckligen står att direktivet gäller för fåglar samt för deras ägg, bon och </w:t>
+      </w:r>
+      <w:r>
+        <w:rPr>
+          <w:b/>
+          <w:i/>
+        </w:rPr>
+        <w:t xml:space="preserve">livsmiljöer </w:t>
+      </w:r>
+      <w:r>
+        <w:t>(artikel 1). Vidare att de åtgärder som vidtas inte får leda till en försämring av den nuvarande situationen beträffande bevarandet av de fågelarter som avses i artikel 1 (artikel 13).</w:t>
       </w:r>
     </w:p>
     <w:p>
@@ -501,44 +765,192 @@
         <w:rPr>
           <w:b/>
         </w:rPr>
-        <w:t>Spillkråka (§4)</w:t>
-      </w:r>
-      <w:r>
-        <w:t xml:space="preserve"> omfattas av bilaga 1 i EU:s fågeldirektiv och är typisk art för </w:t>
+        <w:t xml:space="preserve">6.4 </w:t>
+      </w:r>
+      <w:r>
+        <w:t>Certifikatsinnehavaren ska skydda sällsynta arter och hotade arter samt deras livsmiljöer inom skogsbruksenheten. Det ska ske genom avsättningar, andra skyddade områden och genom att skapa konnektivitet och/eller genom andra direkta åtgärder som gynnar dessa arters överlevnad och livskraft. Åtgärderna ska stå i förhållande till brukandets skala, intensitet och risk, samt till sällsynta och hotade arters bevarandestatus och ekologiska krav. Certifikatsinnehavaren ska beakta den geografiska spridningen och ekologiska krav hos sällsynta och hotade arter utanför skogsbruksenhetens gränser när beslut om åtgärder inom skogsbruksenheten ska fattas.</w:t>
+      </w:r>
+    </w:p>
+    <w:p>
+      <w:r>
+        <w:rPr>
+          <w:b/>
+        </w:rPr>
+        <w:t xml:space="preserve">6.4.3 </w:t>
+      </w:r>
+      <w:r>
+        <w:t>Bevarandeåtgärder genomförs för de kända förekomster av rödlistade arter som påverkas av skogsbruk.</w:t>
+      </w:r>
+    </w:p>
+    <w:p>
+      <w:pPr>
+        <w:pStyle w:val="ListBullet"/>
+      </w:pPr>
+      <w:r>
+        <w:rPr>
+          <w:b/>
+          <w:i/>
+        </w:rPr>
+        <w:t xml:space="preserve">Kommentar: </w:t>
       </w:r>
       <w:r>
         <w:rPr>
           <w:i/>
         </w:rPr>
-        <w:t xml:space="preserve">9010 Taiga </w:t>
-      </w:r>
-      <w:r>
-        <w:t>och</w:t>
+        <w:t>I det avverkningsanmälda skogsområdet har 21 naturvårdsarter varav 4 rödlistade arter sina livsmiljöer och växtplatser.</w:t>
+      </w:r>
+    </w:p>
+    <w:p>
+      <w:pPr>
+        <w:pStyle w:val="Heading2"/>
+      </w:pPr>
+      <w:r>
+        <w:t>Ur Chain of Custody Certification (FSC-STD-40-004 ver 3.0)</w:t>
+      </w:r>
+    </w:p>
+    <w:p>
+      <w:r>
+        <w:rPr>
+          <w:b/>
+        </w:rPr>
+        <w:t xml:space="preserve">1.3 </w:t>
+      </w:r>
+      <w:r>
+        <w:t xml:space="preserve">The organization shall commit to the FSC values as defined in FSC-POL-01-004 Policy for the Association of Organizations with FSC. </w:t>
+      </w:r>
+    </w:p>
+    <w:p>
+      <w:pPr>
+        <w:pStyle w:val="Heading2"/>
+      </w:pPr>
+      <w:r>
+        <w:t>Ur FSC:s policy för associerade organisationer (FSC-POL-01-004)</w:t>
+      </w:r>
+    </w:p>
+    <w:p>
+      <w:r>
+        <w:t xml:space="preserve">Som “Chain of Custody”-certifierad organisation är skogsbolaget bunden av de fastställda reglerna i Del 1 Punkt 1 c) i Policy för organisationer associerade med FSC (FSC-POL-01-004 V2-0 EN + SVE version 2012-03-02): </w:t>
+      </w:r>
+    </w:p>
+    <w:p>
+      <w:pPr>
+        <w:pStyle w:val="ListNumber"/>
+      </w:pPr>
+      <w:r>
+        <w:t>De organisationer FSC kan acceptera association med får inte direkt eller indirekt ha några kopplingar till nedanstående, oacceptabla aktiviteter:</w:t>
+      </w:r>
+    </w:p>
+    <w:p>
+      <w:pPr>
+        <w:ind w:left="357"/>
+      </w:pPr>
+      <w:r>
+        <w:t>a) Olaglig skogsavverkning och handel med olagligt avverkat virke eller skogsprodukter</w:t>
+      </w:r>
+    </w:p>
+    <w:p>
+      <w:pPr>
+        <w:ind w:left="357"/>
+      </w:pPr>
+      <w:r>
+        <w:t>...</w:t>
+      </w:r>
+    </w:p>
+    <w:p>
+      <w:pPr>
+        <w:ind w:left="357"/>
+      </w:pPr>
+      <w:r>
+        <w:t>c) Skogsbruk som förstör höga naturvärden</w:t>
+      </w:r>
+    </w:p>
+    <w:p>
+      <w:pPr>
+        <w:ind w:left="357"/>
+      </w:pPr>
+      <w:r>
+        <w:t>d) Betydande omvandling av skog till plantager eller annan, icke skoglig, markanvändning</w:t>
+      </w:r>
+    </w:p>
+    <w:p>
+      <w:pPr>
+        <w:pStyle w:val="ListBullet"/>
+      </w:pPr>
+      <w:r>
+        <w:rPr>
+          <w:b/>
+          <w:i/>
+        </w:rPr>
+        <w:t xml:space="preserve">Kommentar: </w:t>
       </w:r>
       <w:r>
         <w:rPr>
           <w:i/>
         </w:rPr>
-        <w:t xml:space="preserve"> 9740 Skogsbevuxen myr</w:t>
-      </w:r>
-      <w:r>
-        <w:t>. Den behöver grova träd, främst tall, asp och bok som boträd. Skogsbruk med korta omloppstider och täta, homogena ungskogar utgör det största hotet. Spillkråka är en nyckelart i skogliga miljöer vars övergivna bohål utnyttjas av flera andra hålhäckande fågelarter och fladdermöss, däribland pärluggla (EN, §4), knipa (§4), salskrake (§4) och skogsduva (§4). Hökuggla (VU, §4) och slaguggla (§4) häckar ofta i högstubbar som brutits av i höjd med ett gammalt spillkråkebo (SLU Artdatabanken, 2026; Skogsstyrelsen, 2016).</w:t>
+        <w:t>Avverkning av skog med höga naturvärden samt skada på fridlysta arter strider både mot FSC Controlled Wood-standarden och FSC:s policy for associerade organisationer.</w:t>
       </w:r>
     </w:p>
     <w:p>
+      <w:pPr>
+        <w:pStyle w:val="Heading2"/>
+      </w:pPr>
+      <w:r>
+        <w:t>Ur FSC Controlled Wood (FSC-STD-40-005)</w:t>
+      </w:r>
+    </w:p>
+    <w:p>
+      <w:r>
+        <w:t>Virke som inte accepteras i FSC-märkta produkter (oacceptabelt ursprung) enligt FSC Controlled Wood (FSC-STD-40-005):</w:t>
+      </w:r>
+    </w:p>
+    <w:p>
+      <w:pPr>
+        <w:pStyle w:val="ListNumber"/>
+      </w:pPr>
+      <w:r>
+        <w:t>Illegalt avverkat virke.</w:t>
+      </w:r>
+    </w:p>
+    <w:p>
+      <w:pPr>
+        <w:pStyle w:val="ListNumber"/>
+      </w:pPr>
+      <w:r>
+        <w:t>...</w:t>
+      </w:r>
+    </w:p>
+    <w:p>
+      <w:pPr>
+        <w:pStyle w:val="ListNumber"/>
+      </w:pPr>
+      <w:r>
+        <w:t>Virke från avverkningar som hotar höga naturvärden.</w:t>
+      </w:r>
+    </w:p>
+    <w:p>
+      <w:pPr>
+        <w:pStyle w:val="ListNumber"/>
+      </w:pPr>
+      <w:r>
+        <w:t>Virke från skog som konverteras till plantager eller icke-skogligt bruk.</w:t>
+      </w:r>
+    </w:p>
+    <w:p>
+      <w:pPr>
+        <w:pStyle w:val="ListBullet"/>
+      </w:pPr>
       <w:r>
         <w:rPr>
           <w:b/>
+          <w:i/>
         </w:rPr>
-        <w:t>Talltita (NT, §4)</w:t>
-      </w:r>
-      <w:r>
-        <w:t>, rödlistad som nära hotad och prioriterad art i Skogsvårdslagen, har häckningsrevir i anmälan. Arten har minskat kraftigt de senaste 30 åren och minskningstakten innevarande 10-årsperiod beräknas till 20 (10–30) %. Talltitan är synnerligen trogen sitt cirka 15 hektar stora revir och är beroende av flerskiktade olikåldriga skogar för att kunna föda upp sina ungar. Talltitan försvinner om dess livsmiljö kalavverkas (Eggers &amp; Low, 2014; Ekman, 1979; Griesser et al, 2007; Klein, 2020; Siffczyk et al, 2003; SLU Artdatabanken, 2021).</w:t>
-      </w:r>
-    </w:p>
-    <w:p>
-      <w:r>
-        <w:t>I BILAGA 1 finns mer detaljerad information om ekologi samt krav på livsmiljö hos fridlysta arter.</w:t>
+        <w:t xml:space="preserve">Kommentar: </w:t>
+      </w:r>
+      <w:r>
+        <w:rPr>
+          <w:i/>
+        </w:rPr>
+        <w:t>Avverkning av skog med höga naturvärden samt skada på fridlysta arter strider både mot FSC Controlled Wood-standarden och FSC:s policy for associerade organisationer.</w:t>
       </w:r>
     </w:p>
     <w:p>
@@ -546,7 +958,156 @@
         <w:pStyle w:val="Heading1"/>
       </w:pPr>
       <w:r>
-        <w:t>Certifiering</w:t>
+        <w:t>Ur PEFC-standarden gällande lagefterlevnad</w:t>
+      </w:r>
+    </w:p>
+    <w:p>
+      <w:r>
+        <w:t>PEFC-standarden förutsätter att tillämplig svensk lagstiftning följs. Det är utsedd tillsynsmyndighet som ansvarar för tillsyn av lagens efterlevnad. PEFC-standarden återger innehållet i vissa certifieringskritiska lag- och föreskriftskrav vilka ska ingå i granskning av PEFC-systemets efterlevnad.</w:t>
+      </w:r>
+    </w:p>
+    <w:p>
+      <w:pPr>
+        <w:pStyle w:val="ListBullet"/>
+      </w:pPr>
+      <w:r>
+        <w:rPr>
+          <w:b/>
+          <w:i/>
+        </w:rPr>
+        <w:t xml:space="preserve">Kommentar: </w:t>
+      </w:r>
+      <w:r>
+        <w:rPr>
+          <w:i/>
+        </w:rPr>
+        <w:t>I den avverkningsanmälda skogen har fridlysta arter sina livsmiljöer och växtplatser. Att skada de fridlysta arternas livsmiljöer, växtplatser eller ekologiska funktion är inte tillåtet enligt artskyddsförordningen</w:t>
+      </w:r>
+    </w:p>
+    <w:p>
+      <w:r>
+        <w:br w:type="page"/>
+      </w:r>
+    </w:p>
+    <w:p>
+      <w:pPr>
+        <w:pStyle w:val="Title"/>
+      </w:pPr>
+      <w:r>
+        <w:t>BILAGA 1 –</w:t>
+        <w:br/>
+        <w:t>Fridlysta och rödlistade arter</w:t>
+      </w:r>
+    </w:p>
+    <w:p>
+      <w:pPr>
+        <w:pStyle w:val="Heading1"/>
+      </w:pPr>
+      <w:r>
+        <w:t>Grön sköldmossa – ekologi samt krav på livsmiljön</w:t>
+      </w:r>
+    </w:p>
+    <w:p>
+      <w:r>
+        <w:t>Grön sköldmossa (§8) växer på stubbar och lågor av olika trädslag, huvudsakligen i sena nedbrytningsstadier. Den förekommer främst i näringsrika granskogar med stort inslag av löv, arten är kortlivad och antalet kapslar varierar kraftigt mellan olika år. Grön sköldmossa kräver skog som har ett speciellt mikroklimat med hög och jämn luftfuktighet i kombination med rik tillgång på död ved (SLU Artdatabanken, 2021; Nitare &amp; Skogsstyrelsen, 2019).</w:t>
+      </w:r>
+    </w:p>
+    <w:p>
+      <w:r>
+        <w:t>Arten har sin huvudutbredning i sydöstra Sverige. Allvarligaste hoten är skogsavverkning och brist på död ved. Brist på naturligt döda träd i dagens produktionsskogar gör att arten blir allt sällsyntare (Hallingbäck, 2016). Död ved i större mängd bör lämnas och träd tillåtas åldras och dö för att skapa kontinuerlig tillgång på livsmiljöer. Träd och livsmiljö bör skyddas genom att lämna trädgrupper, ytor eller zoner (SLU Artdatabanken, 2021). I praktiken handlar det om åtminstone 50 meter med skyddande skog för att undvika uttorkning av marken (Hallingbäck, personligt meddelande 2022-02-24).</w:t>
+      </w:r>
+    </w:p>
+    <w:p>
+      <w:r>
+        <w:t xml:space="preserve">Grön sköldmossa är typisk art för </w:t>
+      </w:r>
+      <w:r>
+        <w:rPr>
+          <w:i/>
+        </w:rPr>
+        <w:t xml:space="preserve">9010 Taiga </w:t>
+      </w:r>
+      <w:r>
+        <w:t>och</w:t>
+      </w:r>
+      <w:r>
+        <w:rPr>
+          <w:i/>
+        </w:rPr>
+        <w:t xml:space="preserve"> 9750 Svämlövskog</w:t>
+      </w:r>
+      <w:r>
+        <w:t>, fridlyst enligt 8§ artskyddsförordningen och upptagen i EU:s Habitatdirektiv bilaga 2 vilket innebär att det finns ett uttalat intresse inom Europeiska unionen att bevara arten. Grön sköldmossa är en ansvarsart för Sverige då en särskilt stor andel av Europas population finns i landet. Förutom i östra Sverige har arten inga större sammanhängande utbredningar med gynnsam bevarandestatus söderut i Europa förrän i Montenegro. Det finns enbart liten förekomst med gynnsam regional bevarandestatus i södra Frankrike och södra Polen. Fridlysningen enligt §§ 8 och 15 Artskyddsförordningen innebär att det är förbjudet att på något sätt skada exemplar av arten, se artskyddsförordningen (2007:845):</w:t>
+      </w:r>
+    </w:p>
+    <w:p>
+      <w:pPr>
+        <w:pStyle w:val="ListBullet"/>
+      </w:pPr>
+      <w:r>
+        <w:t>8 § I fråga om sådana vilt levande kärlväxter, mossor, lavar, svampar och alger som anges i bilaga 2 till denna förordning är det förbjudet att i den omfattning som framgår av bilagan 1. plocka, gräva upp eller på annat sätt ta bort eller skada exemplar av växterna, och 2. ta bort eller skada frön eller andra delar.</w:t>
+      </w:r>
+    </w:p>
+    <w:p>
+      <w:pPr>
+        <w:pStyle w:val="ListBullet"/>
+      </w:pPr>
+      <w:r>
+        <w:t>15 § Länsstyrelsen får i det enskilda fallet ge dispens från förbuden i 6, 8 och 9 §§ som avser länet eller del av länet, om det inte finns någon annan lämplig lösning och dispensen inte försvårar upprätthållandet av en gynnsam bevarandestatus hos artens bestånd i dess naturliga utbredningsområde.</w:t>
+      </w:r>
+    </w:p>
+    <w:p>
+      <w:r>
+        <w:t>Grön sköldmossa är även listad som B i Artskyddsförordningen vilket innebär att den är en art av unionsintresse:</w:t>
+      </w:r>
+    </w:p>
+    <w:p>
+      <w:pPr>
+        <w:pStyle w:val="ListBullet"/>
+      </w:pPr>
+      <w:r>
+        <w:t>B: Arten har enligt fågeldirektivet eller art- och habitatdirektivet ett sådant unionsintresse att särskilda skyddsområden (fågeldirektivet) eller bevarandeområden (art- och habitatdirektivet) behöver utses. Arten finns upptagen i bilaga 2 till art- och habitatdirektivet.</w:t>
+      </w:r>
+    </w:p>
+    <w:p>
+      <w:r>
+        <w:t>Mark- och miljööverdomstolen (MÖD) har i mål nr M 2019-20 (18 februari 2019) slagit fast att grön sköldmossa (§8) är dispenspliktig och att exemplar av arten inte får skadas utan dispens (MÖD, mål nr M 2019-20).</w:t>
+      </w:r>
+    </w:p>
+    <w:p>
+      <w:r>
+        <w:t>Hallingbäck, personligt meddelande 2022-02-24</w:t>
+      </w:r>
+    </w:p>
+    <w:p>
+      <w:pPr>
+        <w:jc w:val="left"/>
+      </w:pPr>
+      <w:r>
+        <w:t>Från: Tomas Hallingbäck &lt;Tomas.Hallingback@slu.se&gt;</w:t>
+        <w:br/>
+        <w:t>Date: tors 24 feb. 2022 kl 17:49</w:t>
+        <w:br/>
+        <w:t>Subject: Re: Grön sköldmossa</w:t>
+        <w:br/>
+        <w:t>To: Magnus Kasselstrand &lt;magnus.kasselstrand@gmail.com&gt;</w:t>
+      </w:r>
+    </w:p>
+    <w:p>
+      <w:r>
+        <w:t>Hej Magnus,</w:t>
+      </w:r>
+    </w:p>
+    <w:p>
+      <w:r>
+        <w:t>Tyvärr finns inga studier på just detta, men uttorkning av underlaget är en starkt negativ faktor för grön sköldmossa, och jag brukar hänvisa till lokalklimatiska studier som visar att skyddskappan för att förhindra uttorkning av marken ligger på minst tre trädlängder skog (för plan mark), kortare för kuperad terräng, och detta blir i praktiken åtminstone 50 meter.</w:t>
+      </w:r>
+    </w:p>
+    <w:p>
+      <w:r>
+        <w:t>MVH</w:t>
+        <w:br/>
+        <w:t>Tomas Hallingbäck</w:t>
       </w:r>
     </w:p>
     <w:p>
@@ -554,299 +1115,77 @@
         <w:pStyle w:val="Heading2"/>
       </w:pPr>
       <w:r>
-        <w:t>Ur FSC-standarden</w:t>
+        <w:t>Referenser – grön sköldmossa</w:t>
       </w:r>
     </w:p>
     <w:p>
       <w:r>
-        <w:rPr>
-          <w:b/>
-        </w:rPr>
-        <w:t xml:space="preserve">PRINCIP 1: LAGEFTERLEVNAD: </w:t>
-      </w:r>
-      <w:r>
-        <w:t>Certifikatsinnehavaren ska följa alla tillämpliga lagar, förordningar och nationellt ratificerade internationella avtal, konventioner och överenskommelser.</w:t>
-      </w:r>
-    </w:p>
-    <w:p>
-      <w:r>
-        <w:rPr>
-          <w:b/>
-        </w:rPr>
-        <w:t xml:space="preserve">1.3.1 </w:t>
-      </w:r>
-      <w:r>
-        <w:t>Tillämpliga lagar och föreskrifter för brukandet av skogen följs.</w:t>
-      </w:r>
-    </w:p>
-    <w:p>
-      <w:pPr>
-        <w:pStyle w:val="ListBullet"/>
-      </w:pPr>
-      <w:r>
-        <w:rPr>
-          <w:b/>
-          <w:i/>
-        </w:rPr>
-        <w:t xml:space="preserve">Kommentar: </w:t>
-      </w:r>
-      <w:r>
-        <w:t>I den avverkningsanmälda skogen har fridlysta arter sina livsmiljöer och växtplatser. Att skada de fridlysta arternas livsmiljöer, växtplatser eller ekologiska funktion är inte tillåtet enligt artskyddsförordningen.</w:t>
+        <w:t xml:space="preserve">Hallingbäck T., 2016. </w:t>
       </w:r>
       <w:r>
         <w:rPr>
           <w:i/>
         </w:rPr>
-        <w:t xml:space="preserve"> EU:s medlemsländer och skogsbolag är skyldiga att agera i enlighet med EU:s fågeldirektiv där det uttryckligen står att direktivet gäller för fåglar samt för deras ägg, bon och </w:t>
-      </w:r>
-      <w:r>
-        <w:rPr>
-          <w:b/>
-          <w:i/>
-        </w:rPr>
-        <w:t xml:space="preserve">livsmiljöer </w:t>
-      </w:r>
-      <w:r>
-        <w:t>(artikel 1). Vidare att de åtgärder som vidtas inte får leda till en försämring av den nuvarande situationen beträffande bevarandet av de fågelarter som avses i artikel 1 (artikel 13).</w:t>
+        <w:t xml:space="preserve">Mossor en fältguide. </w:t>
+      </w:r>
+      <w:r>
+        <w:t>Naturcentrum.</w:t>
       </w:r>
     </w:p>
     <w:p>
       <w:r>
-        <w:rPr>
-          <w:b/>
-        </w:rPr>
-        <w:t xml:space="preserve">6.4 </w:t>
-      </w:r>
-      <w:r>
-        <w:t>Certifikatsinnehavaren ska skydda sällsynta arter och hotade arter samt deras livsmiljöer inom skogsbruksenheten. Det ska ske genom avsättningar, andra skyddade områden och genom att skapa konnektivitet och/eller genom andra direkta åtgärder som gynnar dessa arters överlevnad och livskraft. Åtgärderna ska stå i förhållande till brukandets skala, intensitet och risk, samt till sällsynta och hotade arters bevarandestatus och ekologiska krav. Certifikatsinnehavaren ska beakta den geografiska spridningen och ekologiska krav hos sällsynta och hotade arter utanför skogsbruksenhetens gränser när beslut om åtgärder inom skogsbruksenheten ska fattas.</w:t>
-      </w:r>
-    </w:p>
-    <w:p>
-      <w:r>
-        <w:rPr>
-          <w:b/>
-        </w:rPr>
-        <w:t xml:space="preserve">6.4.3 </w:t>
-      </w:r>
-      <w:r>
-        <w:t>Bevarandeåtgärder genomförs för de kända förekomster av rödlistade arter som påverkas av skogsbruk.</w:t>
-      </w:r>
-    </w:p>
-    <w:p>
-      <w:pPr>
-        <w:pStyle w:val="ListBullet"/>
-      </w:pPr>
-      <w:r>
-        <w:rPr>
-          <w:b/>
-          <w:i/>
-        </w:rPr>
-        <w:t xml:space="preserve">Kommentar: </w:t>
+        <w:t xml:space="preserve">Hallingbäck T., 2022. </w:t>
       </w:r>
       <w:r>
         <w:rPr>
           <w:i/>
         </w:rPr>
-        <w:t>I det avverkningsanmälda skogsområdet har 13 naturvårdsarter varav 4 rödlistade arter sina livsmiljöer och växtplatser.</w:t>
+        <w:t xml:space="preserve">Personligt meddelande 2022-02-24. </w:t>
+      </w:r>
+      <w:r>
+        <w:t>SLU Artdatabanken.</w:t>
       </w:r>
     </w:p>
     <w:p>
-      <w:pPr>
-        <w:pStyle w:val="Heading2"/>
-      </w:pPr>
-      <w:r>
-        <w:t>Ur Chain of Custody Certification (FSC-STD-40-004 ver 3.0)</w:t>
-      </w:r>
-    </w:p>
-    <w:p>
-      <w:r>
-        <w:rPr>
-          <w:b/>
-        </w:rPr>
-        <w:t xml:space="preserve">1.3 </w:t>
-      </w:r>
-      <w:r>
-        <w:t xml:space="preserve">The organization shall commit to the FSC values as defined in FSC-POL-01-004 Policy for the Association of Organizations with FSC. </w:t>
-      </w:r>
-    </w:p>
-    <w:p>
-      <w:pPr>
-        <w:pStyle w:val="Heading2"/>
-      </w:pPr>
-      <w:r>
-        <w:t>Ur FSC:s policy för associerade organisationer (FSC-POL-01-004)</w:t>
-      </w:r>
-    </w:p>
-    <w:p>
-      <w:r>
-        <w:t xml:space="preserve">Som “Chain of Custody”-certifierad organisation är skogsbolaget bunden av de fastställda reglerna i Del 1 Punkt 1 c) i Policy för organisationer associerade med FSC (FSC-POL-01-004 V2-0 EN + SVE version 2012-03-02): </w:t>
-      </w:r>
-    </w:p>
-    <w:p>
-      <w:pPr>
-        <w:pStyle w:val="ListNumber"/>
-      </w:pPr>
-      <w:r>
-        <w:t>De organisationer FSC kan acceptera association med får inte direkt eller indirekt ha några kopplingar till nedanstående, oacceptabla aktiviteter:</w:t>
-      </w:r>
-    </w:p>
-    <w:p>
-      <w:pPr>
-        <w:ind w:left="357"/>
-      </w:pPr>
-      <w:r>
-        <w:t>a) Olaglig skogsavverkning och handel med olagligt avverkat virke eller skogsprodukter</w:t>
-      </w:r>
-    </w:p>
-    <w:p>
-      <w:pPr>
-        <w:ind w:left="357"/>
-      </w:pPr>
-      <w:r>
-        <w:t>...</w:t>
-      </w:r>
-    </w:p>
-    <w:p>
-      <w:pPr>
-        <w:ind w:left="357"/>
-      </w:pPr>
-      <w:r>
-        <w:t>c) Skogsbruk som förstör höga naturvärden</w:t>
-      </w:r>
-    </w:p>
-    <w:p>
-      <w:pPr>
-        <w:ind w:left="357"/>
-      </w:pPr>
-      <w:r>
-        <w:t>d) Betydande omvandling av skog till plantager eller annan, icke skoglig, markanvändning</w:t>
-      </w:r>
-    </w:p>
-    <w:p>
-      <w:pPr>
-        <w:pStyle w:val="ListBullet"/>
-      </w:pPr>
-      <w:r>
-        <w:rPr>
-          <w:b/>
-          <w:i/>
-        </w:rPr>
-        <w:t xml:space="preserve">Kommentar: </w:t>
+      <w:r>
+        <w:t xml:space="preserve">Mark- och miljööverdomstolen. </w:t>
       </w:r>
       <w:r>
         <w:rPr>
           <w:i/>
         </w:rPr>
-        <w:t>Avverkning av skog med höga naturvärden samt skada på fridlysta arter strider både mot FSC Controlled Wood-standarden och FSC:s policy for associerade organisationer.</w:t>
+        <w:t xml:space="preserve">Dom 18 februari 2019 i mål nr M 2019-20 </w:t>
+      </w:r>
+      <w:r>
+        <w:t>(MÖD, mål nr M 2019-20)</w:t>
       </w:r>
     </w:p>
     <w:p>
-      <w:pPr>
-        <w:pStyle w:val="Heading2"/>
-      </w:pPr>
-      <w:r>
-        <w:t>Ur FSC Controlled Wood (FSC-STD-40-005)</w:t>
-      </w:r>
-    </w:p>
-    <w:p>
-      <w:r>
-        <w:t>Virke som inte accepteras i FSC-märkta produkter (oacceptabelt ursprung) enligt FSC Controlled Wood (FSC-STD-40-005):</w:t>
-      </w:r>
-    </w:p>
-    <w:p>
-      <w:pPr>
-        <w:pStyle w:val="ListNumber"/>
-      </w:pPr>
-      <w:r>
-        <w:t>Illegalt avverkat virke.</w:t>
-      </w:r>
-    </w:p>
-    <w:p>
-      <w:pPr>
-        <w:pStyle w:val="ListNumber"/>
-      </w:pPr>
-      <w:r>
-        <w:t>...</w:t>
-      </w:r>
-    </w:p>
-    <w:p>
-      <w:pPr>
-        <w:pStyle w:val="ListNumber"/>
-      </w:pPr>
-      <w:r>
-        <w:t>Virke från avverkningar som hotar höga naturvärden.</w:t>
-      </w:r>
-    </w:p>
-    <w:p>
-      <w:pPr>
-        <w:pStyle w:val="ListNumber"/>
-      </w:pPr>
-      <w:r>
-        <w:t>Virke från skog som konverteras till plantager eller icke-skogligt bruk.</w:t>
-      </w:r>
-    </w:p>
-    <w:p>
-      <w:pPr>
-        <w:pStyle w:val="ListBullet"/>
-      </w:pPr>
-      <w:r>
-        <w:rPr>
-          <w:b/>
-          <w:i/>
-        </w:rPr>
-        <w:t xml:space="preserve">Kommentar: </w:t>
+      <w:r>
+        <w:t xml:space="preserve">Nitare, J., 2019. </w:t>
       </w:r>
       <w:r>
         <w:rPr>
           <w:i/>
         </w:rPr>
-        <w:t>Avverkning av skog med höga naturvärden samt skada på fridlysta arter strider både mot FSC Controlled Wood-standarden och FSC:s policy for associerade organisationer.</w:t>
+        <w:t xml:space="preserve">Skyddsvärd skog – Naturvårdsarter och andra kriterier för naturvärdesbedömning. </w:t>
+      </w:r>
+      <w:r>
+        <w:t>Skogsstyrelsen.</w:t>
       </w:r>
     </w:p>
     <w:p>
-      <w:pPr>
-        <w:pStyle w:val="Heading1"/>
-      </w:pPr>
-      <w:r>
-        <w:t>Ur PEFC-standarden gällande lagefterlevnad</w:t>
-      </w:r>
-    </w:p>
-    <w:p>
-      <w:r>
-        <w:t>PEFC-standarden förutsätter att tillämplig svensk lagstiftning följs. Det är utsedd tillsynsmyndighet som ansvarar för tillsyn av lagens efterlevnad. PEFC-standarden återger innehållet i vissa certifieringskritiska lag- och föreskriftskrav vilka ska ingå i granskning av PEFC-systemets efterlevnad.</w:t>
-      </w:r>
-    </w:p>
-    <w:p>
-      <w:pPr>
-        <w:pStyle w:val="ListBullet"/>
-      </w:pPr>
-      <w:r>
-        <w:rPr>
-          <w:b/>
-          <w:i/>
-        </w:rPr>
-        <w:t xml:space="preserve">Kommentar: </w:t>
+      <w:r>
+        <w:t xml:space="preserve">SLU Artdatabanken, 2021. </w:t>
       </w:r>
       <w:r>
         <w:rPr>
           <w:i/>
         </w:rPr>
-        <w:t>I den avverkningsanmälda skogen har fridlysta arter sina livsmiljöer och växtplatser. Att skada de fridlysta arternas livsmiljöer, växtplatser eller ekologiska funktion är inte tillåtet enligt artskyddsförordningen</w:t>
-      </w:r>
-    </w:p>
-    <w:p>
-      <w:r>
-        <w:br w:type="page"/>
-      </w:r>
-    </w:p>
-    <w:p>
-      <w:pPr>
-        <w:pStyle w:val="Title"/>
-      </w:pPr>
-      <w:r>
-        <w:t>BILAGA 1 –</w:t>
-        <w:br/>
-        <w:t>Fridlysta och rödlistade arter</w:t>
+        <w:t xml:space="preserve">Artfaktablad. Naturvård – artfakta. </w:t>
+      </w:r>
+      <w:r>
+        <w:t>SLU Artdatabanken, Uppsala</w:t>
       </w:r>
     </w:p>
     <w:p>
@@ -1253,7 +1592,7 @@
 </file>
 
 <file path=word/endnotes.xml><?xml version="1.0" encoding="utf-8"?>
-<w:endnotes xmlns:wpc="http://schemas.microsoft.com/office/word/2010/wordprocessingCanvas" xmlns:cx="http://schemas.microsoft.com/office/drawing/2014/chartex" xmlns:cx1="http://schemas.microsoft.com/office/drawing/2015/9/8/chartex" xmlns:cx2="http://schemas.microsoft.com/office/drawing/2015/10/21/chartex" xmlns:cx3="http://schemas.microsoft.com/office/drawing/2016/5/9/chartex" xmlns:cx4="http://schemas.microsoft.com/office/drawing/2016/5/10/chartex" xmlns:cx5="http://schemas.microsoft.com/office/drawing/2016/5/11/chartex" xmlns:cx6="http://schemas.microsoft.com/office/drawing/2016/5/12/chartex" xmlns:cx7="http://schemas.microsoft.com/office/drawing/2016/5/13/chartex" xmlns:cx8="http://schemas.microsoft.com/office/drawing/2016/5/14/chartex" xmlns:mc="http://schemas.openxmlformats.org/markup-compatibility/2006" xmlns:aink="http://schemas.microsoft.com/office/drawing/2016/ink" xmlns:am3d="http://schemas.microsoft.com/office/drawing/2017/model3d" xmlns:o="urn:schemas-microsoft-com:office:office" xmlns:oel="http://schemas.microsoft.com/office/2019/extlst" xmlns:r="http://schemas.openxmlformats.org/officeDocument/2006/relationships" xmlns:m="http://schemas.openxmlformats.org/officeDocument/2006/math" xmlns:v="urn:schemas-microsoft-com:vml" xmlns:wp14="http://schemas.microsoft.com/office/word/2010/wordprocessingDrawing" xmlns:wp="http://schemas.openxmlformats.org/drawingml/2006/wordprocessingDrawing" xmlns:w10="urn:schemas-microsoft-com:office:word" xmlns:w="http://schemas.openxmlformats.org/wordprocessingml/2006/main" xmlns:w14="http://schemas.microsoft.com/office/word/2010/wordml" xmlns:w15="http://schemas.microsoft.com/office/word/2012/wordml" xmlns:w16cex="http://schemas.microsoft.com/office/word/2018/wordml/cex" xmlns:w16cid="http://schemas.microsoft.com/office/word/2016/wordml/cid" xmlns:w16="http://schemas.microsoft.com/office/word/2018/wordml" xmlns:w16sdtdh="http://schemas.microsoft.com/office/word/2020/wordml/sdtdatahash" xmlns:w16se="http://schemas.microsoft.com/office/word/2015/wordml/symex" xmlns:wpg="http://schemas.microsoft.com/office/word/2010/wordprocessingGroup" xmlns:wpi="http://schemas.microsoft.com/office/word/2010/wordprocessingInk" xmlns:wne="http://schemas.microsoft.com/office/word/2006/wordml" xmlns:wps="http://schemas.microsoft.com/office/word/2010/wordprocessingShape" mc:Ignorable="w14 w15 w16se w16cid w16 w16cex w16sdtdh wp14">
+<w:endnotes xmlns:wpc="http://schemas.microsoft.com/office/word/2010/wordprocessingCanvas" xmlns:cx="http://schemas.microsoft.com/office/drawing/2014/chartex" xmlns:cx1="http://schemas.microsoft.com/office/drawing/2015/9/8/chartex" xmlns:cx2="http://schemas.microsoft.com/office/drawing/2015/10/21/chartex" xmlns:cx3="http://schemas.microsoft.com/office/drawing/2016/5/9/chartex" xmlns:cx4="http://schemas.microsoft.com/office/drawing/2016/5/10/chartex" xmlns:cx5="http://schemas.microsoft.com/office/drawing/2016/5/11/chartex" xmlns:cx6="http://schemas.microsoft.com/office/drawing/2016/5/12/chartex" xmlns:cx7="http://schemas.microsoft.com/office/drawing/2016/5/13/chartex" xmlns:cx8="http://schemas.microsoft.com/office/drawing/2016/5/14/chartex" xmlns:mc="http://schemas.openxmlformats.org/markup-compatibility/2006" xmlns:aink="http://schemas.microsoft.com/office/drawing/2016/ink" xmlns:am3d="http://schemas.microsoft.com/office/drawing/2017/model3d" xmlns:o="urn:schemas-microsoft-com:office:office" xmlns:oel="http://schemas.microsoft.com/office/2019/extlst" xmlns:r="http://schemas.openxmlformats.org/officeDocument/2006/relationships" xmlns:m="http://schemas.openxmlformats.org/officeDocument/2006/math" xmlns:v="urn:schemas-microsoft-com:vml" xmlns:wp14="http://schemas.microsoft.com/office/word/2010/wordprocessingDrawing" xmlns:wp="http://schemas.openxmlformats.org/drawingml/2006/wordprocessingDrawing" xmlns:w10="urn:schemas-microsoft-com:office:word" xmlns:w="http://schemas.openxmlformats.org/wordprocessingml/2006/main" xmlns:w14="http://schemas.microsoft.com/office/word/2010/wordml" xmlns:w15="http://schemas.microsoft.com/office/word/2012/wordml" xmlns:w16cex="http://schemas.microsoft.com/office/word/2018/wordml/cex" xmlns:w16cid="http://schemas.microsoft.com/office/word/2016/wordml/cid" xmlns:w16="http://schemas.microsoft.com/office/word/2018/wordml" xmlns:w16du="http://schemas.microsoft.com/office/word/2023/wordml/word16du" xmlns:w16sdtdh="http://schemas.microsoft.com/office/word/2020/wordml/sdtdatahash" xmlns:w16sdtfl="http://schemas.microsoft.com/office/word/2024/wordml/sdtformatlock" xmlns:w16se="http://schemas.microsoft.com/office/word/2015/wordml/symex" xmlns:wpg="http://schemas.microsoft.com/office/word/2010/wordprocessingGroup" xmlns:wpi="http://schemas.microsoft.com/office/word/2010/wordprocessingInk" xmlns:wne="http://schemas.microsoft.com/office/word/2006/wordml" xmlns:wps="http://schemas.microsoft.com/office/word/2010/wordprocessingShape" mc:Ignorable="w14 w15 w16se w16cid w16 w16cex w16sdtdh w16sdtfl w16du wp14">
   <w:endnote w:type="separator" w:id="-1">
     <w:p>
       <w:pPr>
@@ -1278,7 +1617,7 @@
 </file>
 
 <file path=word/footer1.xml><?xml version="1.0" encoding="utf-8"?>
-<w:ftr xmlns:wpc="http://schemas.microsoft.com/office/word/2010/wordprocessingCanvas" xmlns:cx="http://schemas.microsoft.com/office/drawing/2014/chartex" xmlns:cx1="http://schemas.microsoft.com/office/drawing/2015/9/8/chartex" xmlns:cx2="http://schemas.microsoft.com/office/drawing/2015/10/21/chartex" xmlns:cx3="http://schemas.microsoft.com/office/drawing/2016/5/9/chartex" xmlns:cx4="http://schemas.microsoft.com/office/drawing/2016/5/10/chartex" xmlns:cx5="http://schemas.microsoft.com/office/drawing/2016/5/11/chartex" xmlns:cx6="http://schemas.microsoft.com/office/drawing/2016/5/12/chartex" xmlns:cx7="http://schemas.microsoft.com/office/drawing/2016/5/13/chartex" xmlns:cx8="http://schemas.microsoft.com/office/drawing/2016/5/14/chartex" xmlns:mc="http://schemas.openxmlformats.org/markup-compatibility/2006" xmlns:aink="http://schemas.microsoft.com/office/drawing/2016/ink" xmlns:am3d="http://schemas.microsoft.com/office/drawing/2017/model3d" xmlns:o="urn:schemas-microsoft-com:office:office" xmlns:oel="http://schemas.microsoft.com/office/2019/extlst" xmlns:r="http://schemas.openxmlformats.org/officeDocument/2006/relationships" xmlns:m="http://schemas.openxmlformats.org/officeDocument/2006/math" xmlns:v="urn:schemas-microsoft-com:vml" xmlns:wp14="http://schemas.microsoft.com/office/word/2010/wordprocessingDrawing" xmlns:wp="http://schemas.openxmlformats.org/drawingml/2006/wordprocessingDrawing" xmlns:w10="urn:schemas-microsoft-com:office:word" xmlns:w="http://schemas.openxmlformats.org/wordprocessingml/2006/main" xmlns:w14="http://schemas.microsoft.com/office/word/2010/wordml" xmlns:w15="http://schemas.microsoft.com/office/word/2012/wordml" xmlns:w16cex="http://schemas.microsoft.com/office/word/2018/wordml/cex" xmlns:w16cid="http://schemas.microsoft.com/office/word/2016/wordml/cid" xmlns:w16="http://schemas.microsoft.com/office/word/2018/wordml" xmlns:w16sdtdh="http://schemas.microsoft.com/office/word/2020/wordml/sdtdatahash" xmlns:w16se="http://schemas.microsoft.com/office/word/2015/wordml/symex" xmlns:wpg="http://schemas.microsoft.com/office/word/2010/wordprocessingGroup" xmlns:wpi="http://schemas.microsoft.com/office/word/2010/wordprocessingInk" xmlns:wne="http://schemas.microsoft.com/office/word/2006/wordml" xmlns:wps="http://schemas.microsoft.com/office/word/2010/wordprocessingShape" mc:Ignorable="w14 w15 w16se w16cid w16 w16cex w16sdtdh wp14">
+<w:ftr xmlns:wpc="http://schemas.microsoft.com/office/word/2010/wordprocessingCanvas" xmlns:cx="http://schemas.microsoft.com/office/drawing/2014/chartex" xmlns:cx1="http://schemas.microsoft.com/office/drawing/2015/9/8/chartex" xmlns:cx2="http://schemas.microsoft.com/office/drawing/2015/10/21/chartex" xmlns:cx3="http://schemas.microsoft.com/office/drawing/2016/5/9/chartex" xmlns:cx4="http://schemas.microsoft.com/office/drawing/2016/5/10/chartex" xmlns:cx5="http://schemas.microsoft.com/office/drawing/2016/5/11/chartex" xmlns:cx6="http://schemas.microsoft.com/office/drawing/2016/5/12/chartex" xmlns:cx7="http://schemas.microsoft.com/office/drawing/2016/5/13/chartex" xmlns:cx8="http://schemas.microsoft.com/office/drawing/2016/5/14/chartex" xmlns:mc="http://schemas.openxmlformats.org/markup-compatibility/2006" xmlns:aink="http://schemas.microsoft.com/office/drawing/2016/ink" xmlns:am3d="http://schemas.microsoft.com/office/drawing/2017/model3d" xmlns:o="urn:schemas-microsoft-com:office:office" xmlns:oel="http://schemas.microsoft.com/office/2019/extlst" xmlns:r="http://schemas.openxmlformats.org/officeDocument/2006/relationships" xmlns:m="http://schemas.openxmlformats.org/officeDocument/2006/math" xmlns:v="urn:schemas-microsoft-com:vml" xmlns:wp14="http://schemas.microsoft.com/office/word/2010/wordprocessingDrawing" xmlns:wp="http://schemas.openxmlformats.org/drawingml/2006/wordprocessingDrawing" xmlns:w10="urn:schemas-microsoft-com:office:word" xmlns:w="http://schemas.openxmlformats.org/wordprocessingml/2006/main" xmlns:w14="http://schemas.microsoft.com/office/word/2010/wordml" xmlns:w15="http://schemas.microsoft.com/office/word/2012/wordml" xmlns:w16cex="http://schemas.microsoft.com/office/word/2018/wordml/cex" xmlns:w16cid="http://schemas.microsoft.com/office/word/2016/wordml/cid" xmlns:w16="http://schemas.microsoft.com/office/word/2018/wordml" xmlns:w16du="http://schemas.microsoft.com/office/word/2023/wordml/word16du" xmlns:w16sdtdh="http://schemas.microsoft.com/office/word/2020/wordml/sdtdatahash" xmlns:w16sdtfl="http://schemas.microsoft.com/office/word/2024/wordml/sdtformatlock" xmlns:w16se="http://schemas.microsoft.com/office/word/2015/wordml/symex" xmlns:wpg="http://schemas.microsoft.com/office/word/2010/wordprocessingGroup" xmlns:wpi="http://schemas.microsoft.com/office/word/2010/wordprocessingInk" xmlns:wne="http://schemas.microsoft.com/office/word/2006/wordml" xmlns:wps="http://schemas.microsoft.com/office/word/2010/wordprocessingShape" mc:Ignorable="w14 w15 w16se w16cid w16 w16cex w16sdtdh w16sdtfl w16du wp14">
   <w:p>
     <w:pPr>
       <w:pStyle w:val="Footer"/>
@@ -1288,7 +1627,7 @@
 </file>
 
 <file path=word/footer2.xml><?xml version="1.0" encoding="utf-8"?>
-<w:ftr xmlns:wpc="http://schemas.microsoft.com/office/word/2010/wordprocessingCanvas" xmlns:cx="http://schemas.microsoft.com/office/drawing/2014/chartex" xmlns:cx1="http://schemas.microsoft.com/office/drawing/2015/9/8/chartex" xmlns:cx2="http://schemas.microsoft.com/office/drawing/2015/10/21/chartex" xmlns:cx3="http://schemas.microsoft.com/office/drawing/2016/5/9/chartex" xmlns:cx4="http://schemas.microsoft.com/office/drawing/2016/5/10/chartex" xmlns:cx5="http://schemas.microsoft.com/office/drawing/2016/5/11/chartex" xmlns:cx6="http://schemas.microsoft.com/office/drawing/2016/5/12/chartex" xmlns:cx7="http://schemas.microsoft.com/office/drawing/2016/5/13/chartex" xmlns:cx8="http://schemas.microsoft.com/office/drawing/2016/5/14/chartex" xmlns:mc="http://schemas.openxmlformats.org/markup-compatibility/2006" xmlns:aink="http://schemas.microsoft.com/office/drawing/2016/ink" xmlns:am3d="http://schemas.microsoft.com/office/drawing/2017/model3d" xmlns:o="urn:schemas-microsoft-com:office:office" xmlns:oel="http://schemas.microsoft.com/office/2019/extlst" xmlns:r="http://schemas.openxmlformats.org/officeDocument/2006/relationships" xmlns:m="http://schemas.openxmlformats.org/officeDocument/2006/math" xmlns:v="urn:schemas-microsoft-com:vml" xmlns:wp14="http://schemas.microsoft.com/office/word/2010/wordprocessingDrawing" xmlns:wp="http://schemas.openxmlformats.org/drawingml/2006/wordprocessingDrawing" xmlns:w10="urn:schemas-microsoft-com:office:word" xmlns:w="http://schemas.openxmlformats.org/wordprocessingml/2006/main" xmlns:w14="http://schemas.microsoft.com/office/word/2010/wordml" xmlns:w15="http://schemas.microsoft.com/office/word/2012/wordml" xmlns:w16cex="http://schemas.microsoft.com/office/word/2018/wordml/cex" xmlns:w16cid="http://schemas.microsoft.com/office/word/2016/wordml/cid" xmlns:w16="http://schemas.microsoft.com/office/word/2018/wordml" xmlns:w16sdtdh="http://schemas.microsoft.com/office/word/2020/wordml/sdtdatahash" xmlns:w16se="http://schemas.microsoft.com/office/word/2015/wordml/symex" xmlns:wpg="http://schemas.microsoft.com/office/word/2010/wordprocessingGroup" xmlns:wpi="http://schemas.microsoft.com/office/word/2010/wordprocessingInk" xmlns:wne="http://schemas.microsoft.com/office/word/2006/wordml" xmlns:wps="http://schemas.microsoft.com/office/word/2010/wordprocessingShape" mc:Ignorable="w14 w15 w16se w16cid w16 w16cex w16sdtdh wp14">
+<w:ftr xmlns:wpc="http://schemas.microsoft.com/office/word/2010/wordprocessingCanvas" xmlns:cx="http://schemas.microsoft.com/office/drawing/2014/chartex" xmlns:cx1="http://schemas.microsoft.com/office/drawing/2015/9/8/chartex" xmlns:cx2="http://schemas.microsoft.com/office/drawing/2015/10/21/chartex" xmlns:cx3="http://schemas.microsoft.com/office/drawing/2016/5/9/chartex" xmlns:cx4="http://schemas.microsoft.com/office/drawing/2016/5/10/chartex" xmlns:cx5="http://schemas.microsoft.com/office/drawing/2016/5/11/chartex" xmlns:cx6="http://schemas.microsoft.com/office/drawing/2016/5/12/chartex" xmlns:cx7="http://schemas.microsoft.com/office/drawing/2016/5/13/chartex" xmlns:cx8="http://schemas.microsoft.com/office/drawing/2016/5/14/chartex" xmlns:mc="http://schemas.openxmlformats.org/markup-compatibility/2006" xmlns:aink="http://schemas.microsoft.com/office/drawing/2016/ink" xmlns:am3d="http://schemas.microsoft.com/office/drawing/2017/model3d" xmlns:o="urn:schemas-microsoft-com:office:office" xmlns:oel="http://schemas.microsoft.com/office/2019/extlst" xmlns:r="http://schemas.openxmlformats.org/officeDocument/2006/relationships" xmlns:m="http://schemas.openxmlformats.org/officeDocument/2006/math" xmlns:v="urn:schemas-microsoft-com:vml" xmlns:wp14="http://schemas.microsoft.com/office/word/2010/wordprocessingDrawing" xmlns:wp="http://schemas.openxmlformats.org/drawingml/2006/wordprocessingDrawing" xmlns:w10="urn:schemas-microsoft-com:office:word" xmlns:w="http://schemas.openxmlformats.org/wordprocessingml/2006/main" xmlns:w14="http://schemas.microsoft.com/office/word/2010/wordml" xmlns:w15="http://schemas.microsoft.com/office/word/2012/wordml" xmlns:w16cex="http://schemas.microsoft.com/office/word/2018/wordml/cex" xmlns:w16cid="http://schemas.microsoft.com/office/word/2016/wordml/cid" xmlns:w16="http://schemas.microsoft.com/office/word/2018/wordml" xmlns:w16du="http://schemas.microsoft.com/office/word/2023/wordml/word16du" xmlns:w16sdtdh="http://schemas.microsoft.com/office/word/2020/wordml/sdtdatahash" xmlns:w16sdtfl="http://schemas.microsoft.com/office/word/2024/wordml/sdtformatlock" xmlns:w16se="http://schemas.microsoft.com/office/word/2015/wordml/symex" xmlns:wpg="http://schemas.microsoft.com/office/word/2010/wordprocessingGroup" xmlns:wpi="http://schemas.microsoft.com/office/word/2010/wordprocessingInk" xmlns:wne="http://schemas.microsoft.com/office/word/2006/wordml" xmlns:wps="http://schemas.microsoft.com/office/word/2010/wordprocessingShape" mc:Ignorable="w14 w15 w16se w16cid w16 w16cex w16sdtdh w16sdtfl w16du wp14">
   <w:p>
     <w:pPr>
       <w:pStyle w:val="Footer"/>
@@ -1298,7 +1637,7 @@
 </file>
 
 <file path=word/footer3.xml><?xml version="1.0" encoding="utf-8"?>
-<w:ftr xmlns:wpc="http://schemas.microsoft.com/office/word/2010/wordprocessingCanvas" xmlns:cx="http://schemas.microsoft.com/office/drawing/2014/chartex" xmlns:cx1="http://schemas.microsoft.com/office/drawing/2015/9/8/chartex" xmlns:cx2="http://schemas.microsoft.com/office/drawing/2015/10/21/chartex" xmlns:cx3="http://schemas.microsoft.com/office/drawing/2016/5/9/chartex" xmlns:cx4="http://schemas.microsoft.com/office/drawing/2016/5/10/chartex" xmlns:cx5="http://schemas.microsoft.com/office/drawing/2016/5/11/chartex" xmlns:cx6="http://schemas.microsoft.com/office/drawing/2016/5/12/chartex" xmlns:cx7="http://schemas.microsoft.com/office/drawing/2016/5/13/chartex" xmlns:cx8="http://schemas.microsoft.com/office/drawing/2016/5/14/chartex" xmlns:mc="http://schemas.openxmlformats.org/markup-compatibility/2006" xmlns:aink="http://schemas.microsoft.com/office/drawing/2016/ink" xmlns:am3d="http://schemas.microsoft.com/office/drawing/2017/model3d" xmlns:o="urn:schemas-microsoft-com:office:office" xmlns:oel="http://schemas.microsoft.com/office/2019/extlst" xmlns:r="http://schemas.openxmlformats.org/officeDocument/2006/relationships" xmlns:m="http://schemas.openxmlformats.org/officeDocument/2006/math" xmlns:v="urn:schemas-microsoft-com:vml" xmlns:wp14="http://schemas.microsoft.com/office/word/2010/wordprocessingDrawing" xmlns:wp="http://schemas.openxmlformats.org/drawingml/2006/wordprocessingDrawing" xmlns:w10="urn:schemas-microsoft-com:office:word" xmlns:w="http://schemas.openxmlformats.org/wordprocessingml/2006/main" xmlns:w14="http://schemas.microsoft.com/office/word/2010/wordml" xmlns:w15="http://schemas.microsoft.com/office/word/2012/wordml" xmlns:w16cex="http://schemas.microsoft.com/office/word/2018/wordml/cex" xmlns:w16cid="http://schemas.microsoft.com/office/word/2016/wordml/cid" xmlns:w16="http://schemas.microsoft.com/office/word/2018/wordml" xmlns:w16sdtdh="http://schemas.microsoft.com/office/word/2020/wordml/sdtdatahash" xmlns:w16se="http://schemas.microsoft.com/office/word/2015/wordml/symex" xmlns:wpg="http://schemas.microsoft.com/office/word/2010/wordprocessingGroup" xmlns:wpi="http://schemas.microsoft.com/office/word/2010/wordprocessingInk" xmlns:wne="http://schemas.microsoft.com/office/word/2006/wordml" xmlns:wps="http://schemas.microsoft.com/office/word/2010/wordprocessingShape" mc:Ignorable="w14 w15 w16se w16cid w16 w16cex w16sdtdh wp14">
+<w:ftr xmlns:wpc="http://schemas.microsoft.com/office/word/2010/wordprocessingCanvas" xmlns:cx="http://schemas.microsoft.com/office/drawing/2014/chartex" xmlns:cx1="http://schemas.microsoft.com/office/drawing/2015/9/8/chartex" xmlns:cx2="http://schemas.microsoft.com/office/drawing/2015/10/21/chartex" xmlns:cx3="http://schemas.microsoft.com/office/drawing/2016/5/9/chartex" xmlns:cx4="http://schemas.microsoft.com/office/drawing/2016/5/10/chartex" xmlns:cx5="http://schemas.microsoft.com/office/drawing/2016/5/11/chartex" xmlns:cx6="http://schemas.microsoft.com/office/drawing/2016/5/12/chartex" xmlns:cx7="http://schemas.microsoft.com/office/drawing/2016/5/13/chartex" xmlns:cx8="http://schemas.microsoft.com/office/drawing/2016/5/14/chartex" xmlns:mc="http://schemas.openxmlformats.org/markup-compatibility/2006" xmlns:aink="http://schemas.microsoft.com/office/drawing/2016/ink" xmlns:am3d="http://schemas.microsoft.com/office/drawing/2017/model3d" xmlns:o="urn:schemas-microsoft-com:office:office" xmlns:oel="http://schemas.microsoft.com/office/2019/extlst" xmlns:r="http://schemas.openxmlformats.org/officeDocument/2006/relationships" xmlns:m="http://schemas.openxmlformats.org/officeDocument/2006/math" xmlns:v="urn:schemas-microsoft-com:vml" xmlns:wp14="http://schemas.microsoft.com/office/word/2010/wordprocessingDrawing" xmlns:wp="http://schemas.openxmlformats.org/drawingml/2006/wordprocessingDrawing" xmlns:w10="urn:schemas-microsoft-com:office:word" xmlns:w="http://schemas.openxmlformats.org/wordprocessingml/2006/main" xmlns:w14="http://schemas.microsoft.com/office/word/2010/wordml" xmlns:w15="http://schemas.microsoft.com/office/word/2012/wordml" xmlns:w16cex="http://schemas.microsoft.com/office/word/2018/wordml/cex" xmlns:w16cid="http://schemas.microsoft.com/office/word/2016/wordml/cid" xmlns:w16="http://schemas.microsoft.com/office/word/2018/wordml" xmlns:w16du="http://schemas.microsoft.com/office/word/2023/wordml/word16du" xmlns:w16sdtdh="http://schemas.microsoft.com/office/word/2020/wordml/sdtdatahash" xmlns:w16sdtfl="http://schemas.microsoft.com/office/word/2024/wordml/sdtformatlock" xmlns:w16se="http://schemas.microsoft.com/office/word/2015/wordml/symex" xmlns:wpg="http://schemas.microsoft.com/office/word/2010/wordprocessingGroup" xmlns:wpi="http://schemas.microsoft.com/office/word/2010/wordprocessingInk" xmlns:wne="http://schemas.microsoft.com/office/word/2006/wordml" xmlns:wps="http://schemas.microsoft.com/office/word/2010/wordprocessingShape" mc:Ignorable="w14 w15 w16se w16cid w16 w16cex w16sdtdh w16sdtfl w16du wp14">
   <w:p>
     <w:pPr>
       <w:pStyle w:val="Footer"/>
@@ -1308,7 +1647,7 @@
 </file>
 
 <file path=word/footnotes.xml><?xml version="1.0" encoding="utf-8"?>
-<w:footnotes xmlns:wpc="http://schemas.microsoft.com/office/word/2010/wordprocessingCanvas" xmlns:cx="http://schemas.microsoft.com/office/drawing/2014/chartex" xmlns:cx1="http://schemas.microsoft.com/office/drawing/2015/9/8/chartex" xmlns:cx2="http://schemas.microsoft.com/office/drawing/2015/10/21/chartex" xmlns:cx3="http://schemas.microsoft.com/office/drawing/2016/5/9/chartex" xmlns:cx4="http://schemas.microsoft.com/office/drawing/2016/5/10/chartex" xmlns:cx5="http://schemas.microsoft.com/office/drawing/2016/5/11/chartex" xmlns:cx6="http://schemas.microsoft.com/office/drawing/2016/5/12/chartex" xmlns:cx7="http://schemas.microsoft.com/office/drawing/2016/5/13/chartex" xmlns:cx8="http://schemas.microsoft.com/office/drawing/2016/5/14/chartex" xmlns:mc="http://schemas.openxmlformats.org/markup-compatibility/2006" xmlns:aink="http://schemas.microsoft.com/office/drawing/2016/ink" xmlns:am3d="http://schemas.microsoft.com/office/drawing/2017/model3d" xmlns:o="urn:schemas-microsoft-com:office:office" xmlns:oel="http://schemas.microsoft.com/office/2019/extlst" xmlns:r="http://schemas.openxmlformats.org/officeDocument/2006/relationships" xmlns:m="http://schemas.openxmlformats.org/officeDocument/2006/math" xmlns:v="urn:schemas-microsoft-com:vml" xmlns:wp14="http://schemas.microsoft.com/office/word/2010/wordprocessingDrawing" xmlns:wp="http://schemas.openxmlformats.org/drawingml/2006/wordprocessingDrawing" xmlns:w10="urn:schemas-microsoft-com:office:word" xmlns:w="http://schemas.openxmlformats.org/wordprocessingml/2006/main" xmlns:w14="http://schemas.microsoft.com/office/word/2010/wordml" xmlns:w15="http://schemas.microsoft.com/office/word/2012/wordml" xmlns:w16cex="http://schemas.microsoft.com/office/word/2018/wordml/cex" xmlns:w16cid="http://schemas.microsoft.com/office/word/2016/wordml/cid" xmlns:w16="http://schemas.microsoft.com/office/word/2018/wordml" xmlns:w16sdtdh="http://schemas.microsoft.com/office/word/2020/wordml/sdtdatahash" xmlns:w16se="http://schemas.microsoft.com/office/word/2015/wordml/symex" xmlns:wpg="http://schemas.microsoft.com/office/word/2010/wordprocessingGroup" xmlns:wpi="http://schemas.microsoft.com/office/word/2010/wordprocessingInk" xmlns:wne="http://schemas.microsoft.com/office/word/2006/wordml" xmlns:wps="http://schemas.microsoft.com/office/word/2010/wordprocessingShape" mc:Ignorable="w14 w15 w16se w16cid w16 w16cex w16sdtdh wp14">
+<w:footnotes xmlns:wpc="http://schemas.microsoft.com/office/word/2010/wordprocessingCanvas" xmlns:cx="http://schemas.microsoft.com/office/drawing/2014/chartex" xmlns:cx1="http://schemas.microsoft.com/office/drawing/2015/9/8/chartex" xmlns:cx2="http://schemas.microsoft.com/office/drawing/2015/10/21/chartex" xmlns:cx3="http://schemas.microsoft.com/office/drawing/2016/5/9/chartex" xmlns:cx4="http://schemas.microsoft.com/office/drawing/2016/5/10/chartex" xmlns:cx5="http://schemas.microsoft.com/office/drawing/2016/5/11/chartex" xmlns:cx6="http://schemas.microsoft.com/office/drawing/2016/5/12/chartex" xmlns:cx7="http://schemas.microsoft.com/office/drawing/2016/5/13/chartex" xmlns:cx8="http://schemas.microsoft.com/office/drawing/2016/5/14/chartex" xmlns:mc="http://schemas.openxmlformats.org/markup-compatibility/2006" xmlns:aink="http://schemas.microsoft.com/office/drawing/2016/ink" xmlns:am3d="http://schemas.microsoft.com/office/drawing/2017/model3d" xmlns:o="urn:schemas-microsoft-com:office:office" xmlns:oel="http://schemas.microsoft.com/office/2019/extlst" xmlns:r="http://schemas.openxmlformats.org/officeDocument/2006/relationships" xmlns:m="http://schemas.openxmlformats.org/officeDocument/2006/math" xmlns:v="urn:schemas-microsoft-com:vml" xmlns:wp14="http://schemas.microsoft.com/office/word/2010/wordprocessingDrawing" xmlns:wp="http://schemas.openxmlformats.org/drawingml/2006/wordprocessingDrawing" xmlns:w10="urn:schemas-microsoft-com:office:word" xmlns:w="http://schemas.openxmlformats.org/wordprocessingml/2006/main" xmlns:w14="http://schemas.microsoft.com/office/word/2010/wordml" xmlns:w15="http://schemas.microsoft.com/office/word/2012/wordml" xmlns:w16cex="http://schemas.microsoft.com/office/word/2018/wordml/cex" xmlns:w16cid="http://schemas.microsoft.com/office/word/2016/wordml/cid" xmlns:w16="http://schemas.microsoft.com/office/word/2018/wordml" xmlns:w16du="http://schemas.microsoft.com/office/word/2023/wordml/word16du" xmlns:w16sdtdh="http://schemas.microsoft.com/office/word/2020/wordml/sdtdatahash" xmlns:w16sdtfl="http://schemas.microsoft.com/office/word/2024/wordml/sdtformatlock" xmlns:w16se="http://schemas.microsoft.com/office/word/2015/wordml/symex" xmlns:wpg="http://schemas.microsoft.com/office/word/2010/wordprocessingGroup" xmlns:wpi="http://schemas.microsoft.com/office/word/2010/wordprocessingInk" xmlns:wne="http://schemas.microsoft.com/office/word/2006/wordml" xmlns:wps="http://schemas.microsoft.com/office/word/2010/wordprocessingShape" mc:Ignorable="w14 w15 w16se w16cid w16 w16cex w16sdtdh w16sdtfl w16du wp14">
   <w:footnote w:type="separator" w:id="-1">
     <w:p>
       <w:pPr>
@@ -1333,7 +1672,7 @@
 </file>
 
 <file path=word/header1.xml><?xml version="1.0" encoding="utf-8"?>
-<w:hdr xmlns:wpc="http://schemas.microsoft.com/office/word/2010/wordprocessingCanvas" xmlns:cx="http://schemas.microsoft.com/office/drawing/2014/chartex" xmlns:cx1="http://schemas.microsoft.com/office/drawing/2015/9/8/chartex" xmlns:cx2="http://schemas.microsoft.com/office/drawing/2015/10/21/chartex" xmlns:cx3="http://schemas.microsoft.com/office/drawing/2016/5/9/chartex" xmlns:cx4="http://schemas.microsoft.com/office/drawing/2016/5/10/chartex" xmlns:cx5="http://schemas.microsoft.com/office/drawing/2016/5/11/chartex" xmlns:cx6="http://schemas.microsoft.com/office/drawing/2016/5/12/chartex" xmlns:cx7="http://schemas.microsoft.com/office/drawing/2016/5/13/chartex" xmlns:cx8="http://schemas.microsoft.com/office/drawing/2016/5/14/chartex" xmlns:mc="http://schemas.openxmlformats.org/markup-compatibility/2006" xmlns:aink="http://schemas.microsoft.com/office/drawing/2016/ink" xmlns:am3d="http://schemas.microsoft.com/office/drawing/2017/model3d" xmlns:o="urn:schemas-microsoft-com:office:office" xmlns:oel="http://schemas.microsoft.com/office/2019/extlst" xmlns:r="http://schemas.openxmlformats.org/officeDocument/2006/relationships" xmlns:m="http://schemas.openxmlformats.org/officeDocument/2006/math" xmlns:v="urn:schemas-microsoft-com:vml" xmlns:wp14="http://schemas.microsoft.com/office/word/2010/wordprocessingDrawing" xmlns:wp="http://schemas.openxmlformats.org/drawingml/2006/wordprocessingDrawing" xmlns:w10="urn:schemas-microsoft-com:office:word" xmlns:w="http://schemas.openxmlformats.org/wordprocessingml/2006/main" xmlns:w14="http://schemas.microsoft.com/office/word/2010/wordml" xmlns:w15="http://schemas.microsoft.com/office/word/2012/wordml" xmlns:w16cex="http://schemas.microsoft.com/office/word/2018/wordml/cex" xmlns:w16cid="http://schemas.microsoft.com/office/word/2016/wordml/cid" xmlns:w16="http://schemas.microsoft.com/office/word/2018/wordml" xmlns:w16sdtdh="http://schemas.microsoft.com/office/word/2020/wordml/sdtdatahash" xmlns:w16se="http://schemas.microsoft.com/office/word/2015/wordml/symex" xmlns:wpg="http://schemas.microsoft.com/office/word/2010/wordprocessingGroup" xmlns:wpi="http://schemas.microsoft.com/office/word/2010/wordprocessingInk" xmlns:wne="http://schemas.microsoft.com/office/word/2006/wordml" xmlns:wps="http://schemas.microsoft.com/office/word/2010/wordprocessingShape" mc:Ignorable="w14 w15 w16se w16cid w16 w16cex w16sdtdh wp14">
+<w:hdr xmlns:wpc="http://schemas.microsoft.com/office/word/2010/wordprocessingCanvas" xmlns:cx="http://schemas.microsoft.com/office/drawing/2014/chartex" xmlns:cx1="http://schemas.microsoft.com/office/drawing/2015/9/8/chartex" xmlns:cx2="http://schemas.microsoft.com/office/drawing/2015/10/21/chartex" xmlns:cx3="http://schemas.microsoft.com/office/drawing/2016/5/9/chartex" xmlns:cx4="http://schemas.microsoft.com/office/drawing/2016/5/10/chartex" xmlns:cx5="http://schemas.microsoft.com/office/drawing/2016/5/11/chartex" xmlns:cx6="http://schemas.microsoft.com/office/drawing/2016/5/12/chartex" xmlns:cx7="http://schemas.microsoft.com/office/drawing/2016/5/13/chartex" xmlns:cx8="http://schemas.microsoft.com/office/drawing/2016/5/14/chartex" xmlns:mc="http://schemas.openxmlformats.org/markup-compatibility/2006" xmlns:aink="http://schemas.microsoft.com/office/drawing/2016/ink" xmlns:am3d="http://schemas.microsoft.com/office/drawing/2017/model3d" xmlns:o="urn:schemas-microsoft-com:office:office" xmlns:oel="http://schemas.microsoft.com/office/2019/extlst" xmlns:r="http://schemas.openxmlformats.org/officeDocument/2006/relationships" xmlns:m="http://schemas.openxmlformats.org/officeDocument/2006/math" xmlns:v="urn:schemas-microsoft-com:vml" xmlns:wp14="http://schemas.microsoft.com/office/word/2010/wordprocessingDrawing" xmlns:wp="http://schemas.openxmlformats.org/drawingml/2006/wordprocessingDrawing" xmlns:w10="urn:schemas-microsoft-com:office:word" xmlns:w="http://schemas.openxmlformats.org/wordprocessingml/2006/main" xmlns:w14="http://schemas.microsoft.com/office/word/2010/wordml" xmlns:w15="http://schemas.microsoft.com/office/word/2012/wordml" xmlns:w16cex="http://schemas.microsoft.com/office/word/2018/wordml/cex" xmlns:w16cid="http://schemas.microsoft.com/office/word/2016/wordml/cid" xmlns:w16="http://schemas.microsoft.com/office/word/2018/wordml" xmlns:w16du="http://schemas.microsoft.com/office/word/2023/wordml/word16du" xmlns:w16sdtdh="http://schemas.microsoft.com/office/word/2020/wordml/sdtdatahash" xmlns:w16sdtfl="http://schemas.microsoft.com/office/word/2024/wordml/sdtformatlock" xmlns:w16se="http://schemas.microsoft.com/office/word/2015/wordml/symex" xmlns:wpg="http://schemas.microsoft.com/office/word/2010/wordprocessingGroup" xmlns:wpi="http://schemas.microsoft.com/office/word/2010/wordprocessingInk" xmlns:wne="http://schemas.microsoft.com/office/word/2006/wordml" xmlns:wps="http://schemas.microsoft.com/office/word/2010/wordprocessingShape" mc:Ignorable="w14 w15 w16se w16cid w16 w16cex w16sdtdh w16sdtfl w16du wp14">
   <w:p>
     <w:pPr>
       <w:pStyle w:val="Header"/>
@@ -1343,7 +1682,7 @@
 </file>
 
 <file path=word/header2.xml><?xml version="1.0" encoding="utf-8"?>
-<w:hdr xmlns:wpc="http://schemas.microsoft.com/office/word/2010/wordprocessingCanvas" xmlns:cx="http://schemas.microsoft.com/office/drawing/2014/chartex" xmlns:cx1="http://schemas.microsoft.com/office/drawing/2015/9/8/chartex" xmlns:cx2="http://schemas.microsoft.com/office/drawing/2015/10/21/chartex" xmlns:cx3="http://schemas.microsoft.com/office/drawing/2016/5/9/chartex" xmlns:cx4="http://schemas.microsoft.com/office/drawing/2016/5/10/chartex" xmlns:cx5="http://schemas.microsoft.com/office/drawing/2016/5/11/chartex" xmlns:cx6="http://schemas.microsoft.com/office/drawing/2016/5/12/chartex" xmlns:cx7="http://schemas.microsoft.com/office/drawing/2016/5/13/chartex" xmlns:cx8="http://schemas.microsoft.com/office/drawing/2016/5/14/chartex" xmlns:mc="http://schemas.openxmlformats.org/markup-compatibility/2006" xmlns:aink="http://schemas.microsoft.com/office/drawing/2016/ink" xmlns:am3d="http://schemas.microsoft.com/office/drawing/2017/model3d" xmlns:o="urn:schemas-microsoft-com:office:office" xmlns:oel="http://schemas.microsoft.com/office/2019/extlst" xmlns:r="http://schemas.openxmlformats.org/officeDocument/2006/relationships" xmlns:m="http://schemas.openxmlformats.org/officeDocument/2006/math" xmlns:v="urn:schemas-microsoft-com:vml" xmlns:wp14="http://schemas.microsoft.com/office/word/2010/wordprocessingDrawing" xmlns:wp="http://schemas.openxmlformats.org/drawingml/2006/wordprocessingDrawing" xmlns:w10="urn:schemas-microsoft-com:office:word" xmlns:w="http://schemas.openxmlformats.org/wordprocessingml/2006/main" xmlns:w14="http://schemas.microsoft.com/office/word/2010/wordml" xmlns:w15="http://schemas.microsoft.com/office/word/2012/wordml" xmlns:w16cex="http://schemas.microsoft.com/office/word/2018/wordml/cex" xmlns:w16cid="http://schemas.microsoft.com/office/word/2016/wordml/cid" xmlns:w16="http://schemas.microsoft.com/office/word/2018/wordml" xmlns:w16sdtdh="http://schemas.microsoft.com/office/word/2020/wordml/sdtdatahash" xmlns:w16se="http://schemas.microsoft.com/office/word/2015/wordml/symex" xmlns:wpg="http://schemas.microsoft.com/office/word/2010/wordprocessingGroup" xmlns:wpi="http://schemas.microsoft.com/office/word/2010/wordprocessingInk" xmlns:wne="http://schemas.microsoft.com/office/word/2006/wordml" xmlns:wps="http://schemas.microsoft.com/office/word/2010/wordprocessingShape" mc:Ignorable="w14 w15 w16se w16cid w16 w16cex w16sdtdh wp14">
+<w:hdr xmlns:wpc="http://schemas.microsoft.com/office/word/2010/wordprocessingCanvas" xmlns:cx="http://schemas.microsoft.com/office/drawing/2014/chartex" xmlns:cx1="http://schemas.microsoft.com/office/drawing/2015/9/8/chartex" xmlns:cx2="http://schemas.microsoft.com/office/drawing/2015/10/21/chartex" xmlns:cx3="http://schemas.microsoft.com/office/drawing/2016/5/9/chartex" xmlns:cx4="http://schemas.microsoft.com/office/drawing/2016/5/10/chartex" xmlns:cx5="http://schemas.microsoft.com/office/drawing/2016/5/11/chartex" xmlns:cx6="http://schemas.microsoft.com/office/drawing/2016/5/12/chartex" xmlns:cx7="http://schemas.microsoft.com/office/drawing/2016/5/13/chartex" xmlns:cx8="http://schemas.microsoft.com/office/drawing/2016/5/14/chartex" xmlns:mc="http://schemas.openxmlformats.org/markup-compatibility/2006" xmlns:aink="http://schemas.microsoft.com/office/drawing/2016/ink" xmlns:am3d="http://schemas.microsoft.com/office/drawing/2017/model3d" xmlns:o="urn:schemas-microsoft-com:office:office" xmlns:oel="http://schemas.microsoft.com/office/2019/extlst" xmlns:r="http://schemas.openxmlformats.org/officeDocument/2006/relationships" xmlns:m="http://schemas.openxmlformats.org/officeDocument/2006/math" xmlns:v="urn:schemas-microsoft-com:vml" xmlns:wp14="http://schemas.microsoft.com/office/word/2010/wordprocessingDrawing" xmlns:wp="http://schemas.openxmlformats.org/drawingml/2006/wordprocessingDrawing" xmlns:w10="urn:schemas-microsoft-com:office:word" xmlns:w="http://schemas.openxmlformats.org/wordprocessingml/2006/main" xmlns:w14="http://schemas.microsoft.com/office/word/2010/wordml" xmlns:w15="http://schemas.microsoft.com/office/word/2012/wordml" xmlns:w16cex="http://schemas.microsoft.com/office/word/2018/wordml/cex" xmlns:w16cid="http://schemas.microsoft.com/office/word/2016/wordml/cid" xmlns:w16="http://schemas.microsoft.com/office/word/2018/wordml" xmlns:w16du="http://schemas.microsoft.com/office/word/2023/wordml/word16du" xmlns:w16sdtdh="http://schemas.microsoft.com/office/word/2020/wordml/sdtdatahash" xmlns:w16sdtfl="http://schemas.microsoft.com/office/word/2024/wordml/sdtformatlock" xmlns:w16se="http://schemas.microsoft.com/office/word/2015/wordml/symex" xmlns:wpg="http://schemas.microsoft.com/office/word/2010/wordprocessingGroup" xmlns:wpi="http://schemas.microsoft.com/office/word/2010/wordprocessingInk" xmlns:wne="http://schemas.microsoft.com/office/word/2006/wordml" xmlns:wps="http://schemas.microsoft.com/office/word/2010/wordprocessingShape" mc:Ignorable="w14 w15 w16se w16cid w16 w16cex w16sdtdh w16sdtfl w16du wp14">
   <w:p>
     <w:pPr>
       <w:pStyle w:val="Header"/>
@@ -1354,7 +1693,7 @@
 </file>
 
 <file path=word/header3.xml><?xml version="1.0" encoding="utf-8"?>
-<w:hdr xmlns:wpc="http://schemas.microsoft.com/office/word/2010/wordprocessingCanvas" xmlns:cx="http://schemas.microsoft.com/office/drawing/2014/chartex" xmlns:cx1="http://schemas.microsoft.com/office/drawing/2015/9/8/chartex" xmlns:cx2="http://schemas.microsoft.com/office/drawing/2015/10/21/chartex" xmlns:cx3="http://schemas.microsoft.com/office/drawing/2016/5/9/chartex" xmlns:cx4="http://schemas.microsoft.com/office/drawing/2016/5/10/chartex" xmlns:cx5="http://schemas.microsoft.com/office/drawing/2016/5/11/chartex" xmlns:cx6="http://schemas.microsoft.com/office/drawing/2016/5/12/chartex" xmlns:cx7="http://schemas.microsoft.com/office/drawing/2016/5/13/chartex" xmlns:cx8="http://schemas.microsoft.com/office/drawing/2016/5/14/chartex" xmlns:mc="http://schemas.openxmlformats.org/markup-compatibility/2006" xmlns:aink="http://schemas.microsoft.com/office/drawing/2016/ink" xmlns:am3d="http://schemas.microsoft.com/office/drawing/2017/model3d" xmlns:o="urn:schemas-microsoft-com:office:office" xmlns:oel="http://schemas.microsoft.com/office/2019/extlst" xmlns:r="http://schemas.openxmlformats.org/officeDocument/2006/relationships" xmlns:m="http://schemas.openxmlformats.org/officeDocument/2006/math" xmlns:v="urn:schemas-microsoft-com:vml" xmlns:wp14="http://schemas.microsoft.com/office/word/2010/wordprocessingDrawing" xmlns:wp="http://schemas.openxmlformats.org/drawingml/2006/wordprocessingDrawing" xmlns:w10="urn:schemas-microsoft-com:office:word" xmlns:w="http://schemas.openxmlformats.org/wordprocessingml/2006/main" xmlns:w14="http://schemas.microsoft.com/office/word/2010/wordml" xmlns:w15="http://schemas.microsoft.com/office/word/2012/wordml" xmlns:w16cex="http://schemas.microsoft.com/office/word/2018/wordml/cex" xmlns:w16cid="http://schemas.microsoft.com/office/word/2016/wordml/cid" xmlns:w16="http://schemas.microsoft.com/office/word/2018/wordml" xmlns:w16sdtdh="http://schemas.microsoft.com/office/word/2020/wordml/sdtdatahash" xmlns:w16se="http://schemas.microsoft.com/office/word/2015/wordml/symex" xmlns:wpg="http://schemas.microsoft.com/office/word/2010/wordprocessingGroup" xmlns:wpi="http://schemas.microsoft.com/office/word/2010/wordprocessingInk" xmlns:wne="http://schemas.microsoft.com/office/word/2006/wordml" xmlns:wps="http://schemas.microsoft.com/office/word/2010/wordprocessingShape" mc:Ignorable="w14 w15 w16se w16cid w16 w16cex w16sdtdh wp14">
+<w:hdr xmlns:wpc="http://schemas.microsoft.com/office/word/2010/wordprocessingCanvas" xmlns:cx="http://schemas.microsoft.com/office/drawing/2014/chartex" xmlns:cx1="http://schemas.microsoft.com/office/drawing/2015/9/8/chartex" xmlns:cx2="http://schemas.microsoft.com/office/drawing/2015/10/21/chartex" xmlns:cx3="http://schemas.microsoft.com/office/drawing/2016/5/9/chartex" xmlns:cx4="http://schemas.microsoft.com/office/drawing/2016/5/10/chartex" xmlns:cx5="http://schemas.microsoft.com/office/drawing/2016/5/11/chartex" xmlns:cx6="http://schemas.microsoft.com/office/drawing/2016/5/12/chartex" xmlns:cx7="http://schemas.microsoft.com/office/drawing/2016/5/13/chartex" xmlns:cx8="http://schemas.microsoft.com/office/drawing/2016/5/14/chartex" xmlns:mc="http://schemas.openxmlformats.org/markup-compatibility/2006" xmlns:aink="http://schemas.microsoft.com/office/drawing/2016/ink" xmlns:am3d="http://schemas.microsoft.com/office/drawing/2017/model3d" xmlns:o="urn:schemas-microsoft-com:office:office" xmlns:oel="http://schemas.microsoft.com/office/2019/extlst" xmlns:r="http://schemas.openxmlformats.org/officeDocument/2006/relationships" xmlns:m="http://schemas.openxmlformats.org/officeDocument/2006/math" xmlns:v="urn:schemas-microsoft-com:vml" xmlns:wp14="http://schemas.microsoft.com/office/word/2010/wordprocessingDrawing" xmlns:wp="http://schemas.openxmlformats.org/drawingml/2006/wordprocessingDrawing" xmlns:w10="urn:schemas-microsoft-com:office:word" xmlns:w="http://schemas.openxmlformats.org/wordprocessingml/2006/main" xmlns:w14="http://schemas.microsoft.com/office/word/2010/wordml" xmlns:w15="http://schemas.microsoft.com/office/word/2012/wordml" xmlns:w16cex="http://schemas.microsoft.com/office/word/2018/wordml/cex" xmlns:w16cid="http://schemas.microsoft.com/office/word/2016/wordml/cid" xmlns:w16="http://schemas.microsoft.com/office/word/2018/wordml" xmlns:w16du="http://schemas.microsoft.com/office/word/2023/wordml/word16du" xmlns:w16sdtdh="http://schemas.microsoft.com/office/word/2020/wordml/sdtdatahash" xmlns:w16sdtfl="http://schemas.microsoft.com/office/word/2024/wordml/sdtformatlock" xmlns:w16se="http://schemas.microsoft.com/office/word/2015/wordml/symex" xmlns:wpg="http://schemas.microsoft.com/office/word/2010/wordprocessingGroup" xmlns:wpi="http://schemas.microsoft.com/office/word/2010/wordprocessingInk" xmlns:wne="http://schemas.microsoft.com/office/word/2006/wordml" xmlns:wps="http://schemas.microsoft.com/office/word/2010/wordprocessingShape" mc:Ignorable="w14 w15 w16se w16cid w16 w16cex w16sdtdh w16sdtfl w16du wp14">
   <w:p>
     <w:pPr>
       <w:pStyle w:val="Header"/>
@@ -1363,7 +1702,7 @@
     <w:r>
       <w:tab/>
       <w:tab/>
-      <w:t>2026-06-17</w:t>
+      <w:t>2026-06-18</w:t>
       <w:br/>
       <w:br/>
     </w:r>
@@ -1380,7 +1719,7 @@
 </file>
 
 <file path=word/numbering.xml><?xml version="1.0" encoding="utf-8"?>
-<w:numbering xmlns:wpc="http://schemas.microsoft.com/office/word/2010/wordprocessingCanvas" xmlns:cx="http://schemas.microsoft.com/office/drawing/2014/chartex" xmlns:cx1="http://schemas.microsoft.com/office/drawing/2015/9/8/chartex" xmlns:cx2="http://schemas.microsoft.com/office/drawing/2015/10/21/chartex" xmlns:cx3="http://schemas.microsoft.com/office/drawing/2016/5/9/chartex" xmlns:cx4="http://schemas.microsoft.com/office/drawing/2016/5/10/chartex" xmlns:cx5="http://schemas.microsoft.com/office/drawing/2016/5/11/chartex" xmlns:cx6="http://schemas.microsoft.com/office/drawing/2016/5/12/chartex" xmlns:cx7="http://schemas.microsoft.com/office/drawing/2016/5/13/chartex" xmlns:cx8="http://schemas.microsoft.com/office/drawing/2016/5/14/chartex" xmlns:mc="http://schemas.openxmlformats.org/markup-compatibility/2006" xmlns:aink="http://schemas.microsoft.com/office/drawing/2016/ink" xmlns:am3d="http://schemas.microsoft.com/office/drawing/2017/model3d" xmlns:o="urn:schemas-microsoft-com:office:office" xmlns:oel="http://schemas.microsoft.com/office/2019/extlst" xmlns:r="http://schemas.openxmlformats.org/officeDocument/2006/relationships" xmlns:m="http://schemas.openxmlformats.org/officeDocument/2006/math" xmlns:v="urn:schemas-microsoft-com:vml" xmlns:wp14="http://schemas.microsoft.com/office/word/2010/wordprocessingDrawing" xmlns:wp="http://schemas.openxmlformats.org/drawingml/2006/wordprocessingDrawing" xmlns:w10="urn:schemas-microsoft-com:office:word" xmlns:w="http://schemas.openxmlformats.org/wordprocessingml/2006/main" xmlns:w14="http://schemas.microsoft.com/office/word/2010/wordml" xmlns:w15="http://schemas.microsoft.com/office/word/2012/wordml" xmlns:w16cex="http://schemas.microsoft.com/office/word/2018/wordml/cex" xmlns:w16cid="http://schemas.microsoft.com/office/word/2016/wordml/cid" xmlns:w16="http://schemas.microsoft.com/office/word/2018/wordml" xmlns:w16sdtdh="http://schemas.microsoft.com/office/word/2020/wordml/sdtdatahash" xmlns:w16se="http://schemas.microsoft.com/office/word/2015/wordml/symex" xmlns:wpg="http://schemas.microsoft.com/office/word/2010/wordprocessingGroup" xmlns:wpi="http://schemas.microsoft.com/office/word/2010/wordprocessingInk" xmlns:wne="http://schemas.microsoft.com/office/word/2006/wordml" xmlns:wps="http://schemas.microsoft.com/office/word/2010/wordprocessingShape" mc:Ignorable="w14 w15 w16se w16cid w16 w16cex w16sdtdh wp14">
+<w:numbering xmlns:wpc="http://schemas.microsoft.com/office/word/2010/wordprocessingCanvas" xmlns:cx="http://schemas.microsoft.com/office/drawing/2014/chartex" xmlns:cx1="http://schemas.microsoft.com/office/drawing/2015/9/8/chartex" xmlns:cx2="http://schemas.microsoft.com/office/drawing/2015/10/21/chartex" xmlns:cx3="http://schemas.microsoft.com/office/drawing/2016/5/9/chartex" xmlns:cx4="http://schemas.microsoft.com/office/drawing/2016/5/10/chartex" xmlns:cx5="http://schemas.microsoft.com/office/drawing/2016/5/11/chartex" xmlns:cx6="http://schemas.microsoft.com/office/drawing/2016/5/12/chartex" xmlns:cx7="http://schemas.microsoft.com/office/drawing/2016/5/13/chartex" xmlns:cx8="http://schemas.microsoft.com/office/drawing/2016/5/14/chartex" xmlns:mc="http://schemas.openxmlformats.org/markup-compatibility/2006" xmlns:aink="http://schemas.microsoft.com/office/drawing/2016/ink" xmlns:am3d="http://schemas.microsoft.com/office/drawing/2017/model3d" xmlns:o="urn:schemas-microsoft-com:office:office" xmlns:oel="http://schemas.microsoft.com/office/2019/extlst" xmlns:r="http://schemas.openxmlformats.org/officeDocument/2006/relationships" xmlns:m="http://schemas.openxmlformats.org/officeDocument/2006/math" xmlns:v="urn:schemas-microsoft-com:vml" xmlns:wp14="http://schemas.microsoft.com/office/word/2010/wordprocessingDrawing" xmlns:wp="http://schemas.openxmlformats.org/drawingml/2006/wordprocessingDrawing" xmlns:w10="urn:schemas-microsoft-com:office:word" xmlns:w="http://schemas.openxmlformats.org/wordprocessingml/2006/main" xmlns:w14="http://schemas.microsoft.com/office/word/2010/wordml" xmlns:w15="http://schemas.microsoft.com/office/word/2012/wordml" xmlns:w16cex="http://schemas.microsoft.com/office/word/2018/wordml/cex" xmlns:w16cid="http://schemas.microsoft.com/office/word/2016/wordml/cid" xmlns:w16="http://schemas.microsoft.com/office/word/2018/wordml" xmlns:w16du="http://schemas.microsoft.com/office/word/2023/wordml/word16du" xmlns:w16sdtdh="http://schemas.microsoft.com/office/word/2020/wordml/sdtdatahash" xmlns:w16sdtfl="http://schemas.microsoft.com/office/word/2024/wordml/sdtformatlock" xmlns:w16se="http://schemas.microsoft.com/office/word/2015/wordml/symex" xmlns:wpg="http://schemas.microsoft.com/office/word/2010/wordprocessingGroup" xmlns:wpi="http://schemas.microsoft.com/office/word/2010/wordprocessingInk" xmlns:wne="http://schemas.microsoft.com/office/word/2006/wordml" xmlns:wps="http://schemas.microsoft.com/office/word/2010/wordprocessingShape" mc:Ignorable="w14 w15 w16se w16cid w16 w16cex w16sdtdh w16sdtfl w16du wp14">
   <w:abstractNum w:abstractNumId="0" w15:restartNumberingAfterBreak="0">
     <w:nsid w:val="FFFFFF7C"/>
     <w:multiLevelType w:val="singleLevel"/>
@@ -1583,7 +1922,7 @@
 </file>
 
 <file path=word/styles.xml><?xml version="1.0" encoding="utf-8"?>
-<w:styles xmlns:mc="http://schemas.openxmlformats.org/markup-compatibility/2006" xmlns:r="http://schemas.openxmlformats.org/officeDocument/2006/relationships" xmlns:w="http://schemas.openxmlformats.org/wordprocessingml/2006/main" xmlns:w14="http://schemas.microsoft.com/office/word/2010/wordml" xmlns:w15="http://schemas.microsoft.com/office/word/2012/wordml" xmlns:w16cex="http://schemas.microsoft.com/office/word/2018/wordml/cex" xmlns:w16cid="http://schemas.microsoft.com/office/word/2016/wordml/cid" xmlns:w16="http://schemas.microsoft.com/office/word/2018/wordml" xmlns:w16sdtdh="http://schemas.microsoft.com/office/word/2020/wordml/sdtdatahash" xmlns:w16se="http://schemas.microsoft.com/office/word/2015/wordml/symex" mc:Ignorable="w14 w15 w16se w16cid w16 w16cex w16sdtdh">
+<w:styles xmlns:mc="http://schemas.openxmlformats.org/markup-compatibility/2006" xmlns:r="http://schemas.openxmlformats.org/officeDocument/2006/relationships" xmlns:w="http://schemas.openxmlformats.org/wordprocessingml/2006/main" xmlns:w14="http://schemas.microsoft.com/office/word/2010/wordml" xmlns:w15="http://schemas.microsoft.com/office/word/2012/wordml" xmlns:w16cex="http://schemas.microsoft.com/office/word/2018/wordml/cex" xmlns:w16cid="http://schemas.microsoft.com/office/word/2016/wordml/cid" xmlns:w16="http://schemas.microsoft.com/office/word/2018/wordml" xmlns:w16du="http://schemas.microsoft.com/office/word/2023/wordml/word16du" xmlns:w16sdtdh="http://schemas.microsoft.com/office/word/2020/wordml/sdtdatahash" xmlns:w16sdtfl="http://schemas.microsoft.com/office/word/2024/wordml/sdtformatlock" xmlns:w16se="http://schemas.microsoft.com/office/word/2015/wordml/symex" mc:Ignorable="w14 w15 w16se w16cid w16 w16cex w16sdtdh w16sdtfl w16du">
   <w:docDefaults>
     <w:rPrDefault>
       <w:rPr>
@@ -2341,7 +2680,7 @@
     <w:link w:val="TitleChar"/>
     <w:uiPriority w:val="10"/>
     <w:qFormat/>
-    <w:rsid w:val="007106C8"/>
+    <w:rsid w:val="00E854FA"/>
     <w:pPr>
       <w:spacing w:after="300" w:line="240" w:lineRule="auto"/>
       <w:contextualSpacing/>
@@ -2351,7 +2690,7 @@
       <w:rFonts w:eastAsiaTheme="majorEastAsia" w:cstheme="majorBidi"/>
       <w:spacing w:val="5"/>
       <w:kern w:val="28"/>
-      <w:sz w:val="52"/>
+      <w:sz w:val="40"/>
       <w:szCs w:val="52"/>
       <w:lang w:val="sv-SE" w:eastAsia="en-US" w:bidi="ar-SA"/>
     </w:rPr>
@@ -2361,12 +2700,12 @@
     <w:basedOn w:val="DefaultParagraphFont"/>
     <w:link w:val="Title"/>
     <w:uiPriority w:val="10"/>
-    <w:rsid w:val="007106C8"/>
+    <w:rsid w:val="00E854FA"/>
     <w:rPr>
       <w:rFonts w:ascii="Times New Roman" w:eastAsiaTheme="majorEastAsia" w:hAnsi="Times New Roman" w:cstheme="majorBidi"/>
       <w:spacing w:val="5"/>
       <w:kern w:val="28"/>
-      <w:sz w:val="52"/>
+      <w:sz w:val="40"/>
       <w:szCs w:val="52"/>
       <w:lang w:val="sv-SE" w:eastAsia="en-US" w:bidi="ar-SA"/>
     </w:rPr>

--- a/klagomål/A 59566-2025 FSC-klagomål.docx
+++ b/klagomål/A 59566-2025 FSC-klagomål.docx
@@ -1702,7 +1702,7 @@
     <w:r>
       <w:tab/>
       <w:tab/>
-      <w:t>2026-06-18</w:t>
+      <w:t>2026-06-19</w:t>
       <w:br/>
       <w:br/>
     </w:r>

--- a/klagomål/A 59566-2025 FSC-klagomål.docx
+++ b/klagomål/A 59566-2025 FSC-klagomål.docx
@@ -1702,7 +1702,7 @@
     <w:r>
       <w:tab/>
       <w:tab/>
-      <w:t>2026-06-19</w:t>
+      <w:t>2026-06-20</w:t>
       <w:br/>
       <w:br/>
     </w:r>

--- a/klagomål/A 59566-2025 FSC-klagomål.docx
+++ b/klagomål/A 59566-2025 FSC-klagomål.docx
@@ -168,38 +168,7 @@
     </w:p>
     <w:p>
       <w:r>
-        <w:t>Detta dokument behandlar höga naturvärden i avverkningsanmälan A 59566-2025 i Haninge kommun som inkom 2025-11-30 och omfattar 2,6 ha.</w:t>
-      </w:r>
-    </w:p>
-    <w:p>
-      <w:r>
-        <w:t>Nedan presenteras fynd av naturvårdsarter och fridlysta arter som gjorts i det avverkningsanmälda området, samt relevanta utdrag ur standarderna för FSC, Chain of Custody, Controlled Wood och PEFC. I BILAGA 1 finns artfakta om fridlysta och rödlistade arter.</w:t>
-      </w:r>
-    </w:p>
-    <w:p>
-      <w:r>
-        <w:t>Vi förväntar oss att ni återkommer med ett skriftligt svar på vårt klagomål och även beskriver vilka korrigerande åtgärder ni satt in för att rätta till identifierade brister i er efterlevnad av den svenska FSC standarden.</w:t>
-      </w:r>
-    </w:p>
-    <w:p>
-      <w:pPr>
-        <w:pStyle w:val="Heading1"/>
-      </w:pPr>
-      <w:r>
-        <w:t>Naturvårdsarter</w:t>
-      </w:r>
-    </w:p>
-    <w:p>
-      <w:r>
-        <w:t>I och inom 25 meter från avverkningsanmälan har följande 21 naturvårdsarter hittats: gränsticka (VU, T), tallkötticka (NT), talltita (NT, §4), ullticka (NT, T), bronshjon (S, T), flagellkvastmossa (S, T), grön sköldmossa (S, T, §8), grönpyrola (S, T), kornknutmossa (S, T), mindre märgborre (S, T), stubbspretmossa (S, T), thomsons trägnagare (S), vedticka (S, T), ekbräken (T), hultbräken (T), mattlummer (T, §9), spillkråka (T, §4), kungsfågel (§4), kopparödla (§6), skogsödla (§6) och revlummer (§9). Av dessa är 4 rödlistade. För rödlistade arter har rödlistekategorin angivits inom parentes. Arter som är signalarter enligt Skogsstyrelsen har markerats med (S). Typiska arter inom Natura 2000 som är kopplade till skogsekosystem har markerats med (T). För fridlysta arter anges även paragrafen i Artskyddsförordningen som arten är fridlyst enligt.</w:t>
-      </w:r>
-    </w:p>
-    <w:p>
-      <w:r>
-        <w:t>De påträffade naturvårdsarterna är ett tydligt kvitto på att det rör sig om en skog med höga naturvärden.</w:t>
-      </w:r>
-      <w:r>
-        <w:t xml:space="preserve"> I Figur 1 visas fyndplatser för naturvårdsarter i området, som finns registrerade på Artportalen.</w:t>
+        <w:t>Detta klagomål behandlar höga naturvärden i avverkningsanmälan A 59566-2025 i Haninge kommun som inkom 2025-11-30 och omfattar 2,6 ha.</w:t>
       </w:r>
     </w:p>
     <w:p>
@@ -209,7 +178,7 @@
       <w:r>
         <w:drawing>
           <wp:inline xmlns:a="http://schemas.openxmlformats.org/drawingml/2006/main" xmlns:pic="http://schemas.openxmlformats.org/drawingml/2006/picture">
-            <wp:extent cx="5032557" cy="5688000"/>
+            <wp:extent cx="5064409" cy="5724000"/>
             <wp:docPr id="1" name="Picture 1"/>
             <wp:cNvGraphicFramePr>
               <a:graphicFrameLocks noChangeAspect="1"/>
@@ -230,7 +199,7 @@
                   <pic:spPr>
                     <a:xfrm>
                       <a:off x="0" y="0"/>
-                      <a:ext cx="5032557" cy="5688000"/>
+                      <a:ext cx="5064409" cy="5724000"/>
                     </a:xfrm>
                     <a:prstGeom prst="rect"/>
                   </pic:spPr>
@@ -247,7 +216,444 @@
         <w:spacing w:after="240"/>
       </w:pPr>
       <w:r>
-        <w:t>Figur 1. Fyndplatser för naturvårdsarter i och inom 25 meter från avverkningsanmälan (röd linje). Markörer utan svart kant är placerade på fyndplatsen. Markörer med svart kant är placerade vid sidan av fyndplatsen och har ett svart streck som visar fyndplatsens exakta position. Kartans mittpunktskoordinat är N 6562428, E 685021 i SWEREF 99 TM.</w:t>
+        <w:t>Figur 1. Fyndplatser för naturvårdsarter i och inom 25 meter från avverkningsanmälan. Markörer utan svart kant är placerade på fyndplatsen. Markörer med svart kant är placerade vid sidan av fyndplatsen har ett svart streck som visar fyndplatsens exakta position. Kartans mittpunktskoordinat är N 6562428, E 685021 i SWEREF 99 TM.</w:t>
+      </w:r>
+    </w:p>
+    <w:p>
+      <w:r>
+        <w:t>I och inom 25 meter från avverkningsanmälan finns fynd av 21 naturvårdsarter, varav 4 är rödlistade, 8 är fridlysta, 14 är typiska (T) och 9 är signalarter (S): gränsticka (VU, T), tallkötticka (NT), talltita (NT, §4), ullticka (NT, T), bronshjon (S, T), flagellkvastmossa (S, T), grön sköldmossa (S, T, §8), grönpyrola (S, T), kornknutmossa (S, T), mindre märgborre (S, T), stubbspretmossa (S, T), thomsons trägnagare (S), vedticka (S, T), ekbräken (T), hultbräken (T), mattlummer (T, §9), spillkråka (T, §4), kungsfågel (§4), kopparödla (§6), skogsödla (§6) och revlummer (§9). Se Figur 1.</w:t>
+      </w:r>
+    </w:p>
+    <w:p>
+      <w:r>
+        <w:t>Nedan presenteras relevanta utdrag ur standarderna för FSC, Chain of Custody, Controlled Wood och PEFC.</w:t>
+      </w:r>
+    </w:p>
+    <w:p>
+      <w:r>
+        <w:t>Vi förväntar oss att ni återkommer med ett skriftligt svar på vårt klagomål och även beskriver vilka korrigerande åtgärder ni satt in för att rätta till identifierade brister i er efterlevnad av den svenska FSC standarden.</w:t>
+      </w:r>
+    </w:p>
+    <w:p>
+      <w:pPr>
+        <w:pStyle w:val="Heading1"/>
+      </w:pPr>
+      <w:r>
+        <w:t>Naturvårdsarter och fridlysta arter</w:t>
+      </w:r>
+    </w:p>
+    <w:p>
+      <w:r>
+        <w:t>Nedan följer beskrivningar av de naturvårdsarter och fridlysta arter som har sina livsmiljöer och växtplatser i den avverkningsanmälda skogen. Se även ytterligare artfakta i BILAGA 1. De påträffade naturvårdsarterna är ett tydligt kvitto på att det rör sig om en skog med höga naturvärden.</w:t>
+      </w:r>
+    </w:p>
+    <w:p>
+      <w:r>
+        <w:rPr>
+          <w:b/>
+        </w:rPr>
+        <w:t>Gränsticka (VU)</w:t>
+      </w:r>
+      <w:r>
+        <w:t xml:space="preserve"> är en mycket bra signalart inom hela sitt utbredningsområde. Den är huvudsakligen knuten till restbestånd av barrnaturskog och förekommer med ett tydligt optimum i orörda eller måttligt påverkade gamla granskogar där det föreligger långvarig kontinuitet av grov död ved. Den totala populationen bedöms ha minskat och fortsätter att minska i takt med att grankontinuitetsskogar (äldre tidigare icke kalavverkade skogar) minskar i areal. Minskningstakten överstiger gränsvärdet för sårbar (VU). Lokaler som hyser arten bör undantas från skogsbruk, speciellt i mellersta och södra Sverige. Gränsticka är typisk art för </w:t>
+      </w:r>
+      <w:r>
+        <w:rPr>
+          <w:i/>
+        </w:rPr>
+        <w:t>9010 Taiga</w:t>
+      </w:r>
+      <w:r>
+        <w:t xml:space="preserve"> (SLU Artdatabanken, 2026; Nitare &amp; Skogsstyrelsen, 2019).</w:t>
+      </w:r>
+    </w:p>
+    <w:p>
+      <w:r>
+        <w:rPr>
+          <w:b/>
+        </w:rPr>
+        <w:t>Tallkötticka (NT)</w:t>
+      </w:r>
+      <w:r>
+        <w:t xml:space="preserve"> är tallens kötticka och har ofta ett mer resupinat växtsätt än den granlevande köttickan </w:t>
+      </w:r>
+      <w:r>
+        <w:rPr>
+          <w:i/>
+        </w:rPr>
+        <w:t>Leptoporus mollis</w:t>
+      </w:r>
+      <w:r>
+        <w:t>. Artens förekomstarea och utbredning i Sverige är inte känd, men utifrån de fynd som rapporteras av kötticka på tall verkar den vara mer ovanlig än den granlevande. Den totala populationen bedöms därför ha minskat under de senaste 30 åren och fortsätter att minska i takt med att kontinuitetsskogar (skogar som inte kalavverkats) minskar i areal, samtidigt som att lämpliga miljöer inte återskapas i samma takt. Minskningstakten för den svenska populationen bedöms vara nära gränsvärdet för Sårbar (VU). (A2c+3c+4c) (SLU Artdatabanken, 2024; Nitare &amp; Skogsstyrelsen, 2019).</w:t>
+      </w:r>
+    </w:p>
+    <w:p>
+      <w:r>
+        <w:rPr>
+          <w:b/>
+        </w:rPr>
+        <w:t>Talltita (NT, §4)</w:t>
+      </w:r>
+      <w:r>
+        <w:t>, rödlistad som nära hotad och prioriterad art i Skogsvårdslagen, har häckningsrevir i anmälan. Arten har minskat kraftigt de senaste 30 åren och minskningstakten innevarande 10-årsperiod beräknas till 20 (10–30) %. Talltitan är synnerligen trogen sitt cirka 15 hektar stora revir och är beroende av flerskiktade olikåldriga skogar för att kunna föda upp sina ungar. Talltitan försvinner om dess livsmiljö kalavverkas (Eggers &amp; Low, 2014; Ekman, 1979; Griesser et al, 2007; Klein, 2020; Siffczyk et al, 2003; SLU Artdatabanken, 2021).</w:t>
+      </w:r>
+    </w:p>
+    <w:p>
+      <w:r>
+        <w:rPr>
+          <w:b/>
+        </w:rPr>
+        <w:t>Ullticka (NT)</w:t>
+      </w:r>
+      <w:r>
+        <w:t xml:space="preserve"> är knuten till restbestånd av barrnaturskog och förekommer med ett tydligt optimum i orörda eller måttligt påverkade gamla granskogar där det föreligger viss kontinuitet av grov död ved. Ullticka är en bra signalart inom hela sitt utbredningsområde och i södra Sverige är den sällsynt och en god signalart för skyddsvärda granskogsmiljöer. Den hotas av avverkning och fragmentering av naturskog och äldre granskog med lång trädkontinuitet. På ullticka kan ibland ulltickeporing (VU) påträffas - det är en sällsynt ticka som nyligen delats upp i de tre olika arterna ulltickeporing </w:t>
+      </w:r>
+      <w:r>
+        <w:rPr>
+          <w:i/>
+        </w:rPr>
+        <w:t xml:space="preserve">Skeletocutis brevispora </w:t>
+      </w:r>
+      <w:r>
+        <w:t>(VU)</w:t>
+      </w:r>
+      <w:r>
+        <w:rPr>
+          <w:i/>
+        </w:rPr>
+        <w:t>, Skeletocutis delicata</w:t>
+      </w:r>
+      <w:r>
+        <w:t xml:space="preserve"> (VU)</w:t>
+      </w:r>
+      <w:r>
+        <w:rPr>
+          <w:i/>
+        </w:rPr>
+        <w:t xml:space="preserve"> och Skeletocutis exilis</w:t>
+      </w:r>
+      <w:r>
+        <w:t xml:space="preserve"> (NT). Ullticka är typisk art för </w:t>
+      </w:r>
+      <w:r>
+        <w:rPr>
+          <w:i/>
+        </w:rPr>
+        <w:t xml:space="preserve">9010 Taiga, 9050 Näringsrik granskog </w:t>
+      </w:r>
+      <w:r>
+        <w:t xml:space="preserve">och </w:t>
+      </w:r>
+      <w:r>
+        <w:rPr>
+          <w:i/>
+        </w:rPr>
+        <w:t>9030 Landhöjningsskog</w:t>
+      </w:r>
+      <w:r>
+        <w:t xml:space="preserve"> (SLU Artdatabanken, 2026; Nitare &amp; Skogsstyrelsen, 2019; Miettinen &amp; Niemelä, 2018).</w:t>
+      </w:r>
+    </w:p>
+    <w:p>
+      <w:r>
+        <w:rPr>
+          <w:b/>
+        </w:rPr>
+        <w:t>Bronshjon</w:t>
+      </w:r>
+      <w:r>
+        <w:t xml:space="preserve"> är en skalbagge vars larvutveckling sker under grov bark på stammar av döda eller döende barrträd, främst gran, i mindre omfattning tall. Arten är knuten till äldre, naturskogslik granskog med inslag av torkande träd. Bronshjon är typisk art för </w:t>
+      </w:r>
+      <w:r>
+        <w:rPr>
+          <w:i/>
+        </w:rPr>
+        <w:t>9010 Taiga</w:t>
+      </w:r>
+      <w:r>
+        <w:t xml:space="preserve"> (SLU Artdatabanken, 2025).</w:t>
+      </w:r>
+    </w:p>
+    <w:p>
+      <w:r>
+        <w:rPr>
+          <w:b/>
+        </w:rPr>
+        <w:t>Flagellkvastmossa</w:t>
+      </w:r>
+      <w:r>
+        <w:t xml:space="preserve"> förekommer framför allt i tallsumpskog, men finns även i relativt torra gran- och tallskogar. Den signalerar överallt skogsmiljöer med höga naturvärden och indikerar biotoper med rik och kontinuerlig förekomst av död ved i olika nedbrytningsstadier eller barlagd torvjord. Flagellkvastmossa är typisk art för </w:t>
+      </w:r>
+      <w:r>
+        <w:rPr>
+          <w:i/>
+        </w:rPr>
+        <w:t xml:space="preserve">9010 Taiga </w:t>
+      </w:r>
+      <w:r>
+        <w:t>och</w:t>
+      </w:r>
+      <w:r>
+        <w:rPr>
+          <w:i/>
+        </w:rPr>
+        <w:t xml:space="preserve"> 9740 Skogsbevuxen myr </w:t>
+      </w:r>
+      <w:r>
+        <w:t>(SLU Artdatabanken, 2024; Nitare &amp; Skogsstyrelsen, 2019).</w:t>
+      </w:r>
+    </w:p>
+    <w:p>
+      <w:r>
+        <w:rPr>
+          <w:b/>
+        </w:rPr>
+        <w:t>Grön sköldmossa (§8)</w:t>
+      </w:r>
+      <w:r>
+        <w:t xml:space="preserve"> är typisk art för </w:t>
+      </w:r>
+      <w:r>
+        <w:rPr>
+          <w:i/>
+        </w:rPr>
+        <w:t xml:space="preserve">9010 Taiga </w:t>
+      </w:r>
+      <w:r>
+        <w:t>och</w:t>
+      </w:r>
+      <w:r>
+        <w:rPr>
+          <w:i/>
+        </w:rPr>
+        <w:t xml:space="preserve"> 9750 Svämlövskog</w:t>
+      </w:r>
+      <w:r>
+        <w:t xml:space="preserve"> och omfattas av EU:s art- och habitatdirektiv bilaga 2 vilket innebär att det finns ett uttalat intresse inom Europeiska unionen att bevara arten. Grön sköldmossa kräver skog som har ett speciellt mikroklimat med hög och jämn luftfuktighet i kombination med rik tillgång på död ved (Nitare &amp; Skogsstyrelsen, 2019; SLU Artdatabanken, 2025). I praktiken handlar det om åtminstone 50 meter med skyddande skog för att undvika uttorkning av marken (Hallingbäck, personligt meddelande 2022-02-24). Grön sköldmossa är en ansvarsart för Sverige då en särskilt stor andel av Europas population finns i landet. Mark- och miljööverdomstolen (MÖD) har i mål nr M 2019-20 (18 februari 2019) slagit fast att grön sköldmossa (§8) är dispenspliktig och att exemplar av arten inte får skadas utan dispens (MÖD, mål nr M 2019-20).</w:t>
+      </w:r>
+    </w:p>
+    <w:p>
+      <w:r>
+        <w:rPr>
+          <w:b/>
+        </w:rPr>
+        <w:t xml:space="preserve">Grönpyrola </w:t>
+      </w:r>
+      <w:r>
+        <w:t xml:space="preserve">växer främst på sandig, torr eller frisk mark i äldre barrskog, ofta på isälvsmaterial såsom sand och grus. Den påträffas främst i äldre naturligt uppkomna barrskogar, exempelvis på tallmoar, i åssluttningar, dyner och rasbranter. Arten är känslig för skogsbruksmetoder såsom slutavverkning och markberedning. Grönpyrola är typisk art för </w:t>
+      </w:r>
+      <w:r>
+        <w:rPr>
+          <w:i/>
+        </w:rPr>
+        <w:t>9010 Taiga, 9060 Åsbarrskog</w:t>
+      </w:r>
+      <w:r>
+        <w:t xml:space="preserve"> och</w:t>
+      </w:r>
+      <w:r>
+        <w:rPr>
+          <w:i/>
+        </w:rPr>
+        <w:t xml:space="preserve"> 1610 Åsöar i Östersjön </w:t>
+      </w:r>
+      <w:r>
+        <w:t>(Nitare &amp; Skogsstyrelsen, 2019; SLU Artdatabanken, 2025).</w:t>
+      </w:r>
+    </w:p>
+    <w:p>
+      <w:r>
+        <w:rPr>
+          <w:b/>
+        </w:rPr>
+        <w:t>Kornknutmossa</w:t>
+      </w:r>
+      <w:r>
+        <w:t xml:space="preserve"> växer främst på grova lågor i sumpskog och myrkanter och indikerar miljöer med rik och jämn tillgång på fuktigt liggande ved. En typisk växtplats i södra Sverige är naturskogsartad gransumpskog. Samtliga skogsskötselåtgärder på eller i omedelbar närhet av lokalerna utgör ett hot. Fragmenteringen av skogslandskapet liksom minskad mängd död ved är ett långsiktigt hot mot denna art. Kornknutmossa är typisk art för </w:t>
+      </w:r>
+      <w:r>
+        <w:rPr>
+          <w:i/>
+        </w:rPr>
+        <w:t xml:space="preserve">9010 Taiga </w:t>
+      </w:r>
+      <w:r>
+        <w:t>och</w:t>
+      </w:r>
+      <w:r>
+        <w:rPr>
+          <w:i/>
+        </w:rPr>
+        <w:t xml:space="preserve"> 9740 Skogsbevuxen myr</w:t>
+      </w:r>
+      <w:r>
+        <w:t xml:space="preserve"> (SLU Artdatabanken, 2024; Nitare &amp; Skogsstyrelsen, 2019).</w:t>
+      </w:r>
+    </w:p>
+    <w:p>
+      <w:r>
+        <w:rPr>
+          <w:b/>
+        </w:rPr>
+        <w:t>Mindre märgborre</w:t>
+      </w:r>
+      <w:r>
+        <w:t xml:space="preserve"> är en signalart för tallskog med höga naturvärden och betraktas tillsammans med skarptandad barkborre som nyckelarter för ett antal sällsynta åtgärdsprogramsarter som är beroende av deras gångsystem. Bland dessa kan nämnas avlång barkborre (VU), </w:t>
+      </w:r>
+      <w:r>
+        <w:rPr>
+          <w:i/>
+        </w:rPr>
+        <w:t>Corticeus longulus</w:t>
+      </w:r>
+      <w:r>
+        <w:t xml:space="preserve"> (VU), tallgångbagge (VU), cholodkovskys bastborre (NT) och tallbarksvartbagge (NT). Den mindre märgborrens måsvingeliknande gnaggångar är lätta att känna igen och hittas ofta på grova tallgrenar på marken. Rika förekomster av främst mindre märgborre men även skarptandad barkborre är en signal för artrikedom och inventeringar har visat att det är i skogar med en naturlig självgallring som det skapas förutsättningar för dessa arter samt de efterföljande åtgärdsprogramsarterna. Tallskogar med stark förekomst av mindre märgborre och skarptandad barkborre bör avsättas som reservat. Generellt bör hänsyn tas vid slutavverkning av talldominerad skog så att avverkningsrester som gren- och toppdelar lämnas. Mindre märgborre är typisk art för </w:t>
+      </w:r>
+      <w:r>
+        <w:rPr>
+          <w:i/>
+        </w:rPr>
+        <w:t>9060 Åsbarrskog</w:t>
+      </w:r>
+      <w:r>
+        <w:t xml:space="preserve"> (SLU Artdatabanken, 2026; Pettersson, 2014; Hedgren, 2012; Gunnarsson m fl., 1999).</w:t>
+      </w:r>
+    </w:p>
+    <w:p>
+      <w:r>
+        <w:rPr>
+          <w:b/>
+        </w:rPr>
+        <w:t>Stubbspretmossa</w:t>
+      </w:r>
+      <w:r>
+        <w:t xml:space="preserve"> växer på ved i rika löv- och barrskogar med relativt hög luftfuktighet och indikerar fuktiga skogsmiljöer med gott om murken ved och ofta höga naturvärden. Stubbspretmossa är typisk art för </w:t>
+      </w:r>
+      <w:r>
+        <w:rPr>
+          <w:i/>
+        </w:rPr>
+        <w:t>9020 Nordlig ädellövskog</w:t>
+      </w:r>
+      <w:r>
+        <w:t xml:space="preserve"> (SLU Artdatabanken, 2024).</w:t>
+      </w:r>
+    </w:p>
+    <w:p>
+      <w:r>
+        <w:rPr>
+          <w:b/>
+        </w:rPr>
+        <w:t xml:space="preserve">Vedticka </w:t>
+      </w:r>
+      <w:r>
+        <w:t xml:space="preserve">är en bra signalart söder om den naturliga norrlandsgränsen. Den är huvudsakligen knuten till äldre barrskogar där det föreligger långvarig kontinuitet av död barrved. Vedticka är typisk art för </w:t>
+      </w:r>
+      <w:r>
+        <w:rPr>
+          <w:i/>
+        </w:rPr>
+        <w:t xml:space="preserve">9010 Taiga </w:t>
+      </w:r>
+      <w:r>
+        <w:t>(Nitare &amp; Skogsstyrelsen, 2019; SLU Artdatabanken, 2025).</w:t>
+      </w:r>
+    </w:p>
+    <w:p>
+      <w:r>
+        <w:rPr>
+          <w:b/>
+        </w:rPr>
+        <w:t xml:space="preserve">Ekbräken </w:t>
+      </w:r>
+      <w:r>
+        <w:t xml:space="preserve">är typisk art för </w:t>
+      </w:r>
+      <w:r>
+        <w:rPr>
+          <w:i/>
+        </w:rPr>
+        <w:t>9050 Näringsrik granskog</w:t>
+      </w:r>
+      <w:r>
+        <w:t xml:space="preserve"> (SLU Artdatabanken, 2025).</w:t>
+      </w:r>
+    </w:p>
+    <w:p>
+      <w:r>
+        <w:rPr>
+          <w:b/>
+        </w:rPr>
+        <w:t xml:space="preserve">Hultbräken </w:t>
+      </w:r>
+      <w:r>
+        <w:t xml:space="preserve">är typisk art för </w:t>
+      </w:r>
+      <w:r>
+        <w:rPr>
+          <w:i/>
+        </w:rPr>
+        <w:t xml:space="preserve">9050 Näringsrik granskog </w:t>
+      </w:r>
+      <w:r>
+        <w:t>(SLU Artdatabanken, 2025).</w:t>
+      </w:r>
+    </w:p>
+    <w:p>
+      <w:r>
+        <w:rPr>
+          <w:b/>
+        </w:rPr>
+        <w:t>Mattlummer (§9)</w:t>
+      </w:r>
+      <w:r>
+        <w:t xml:space="preserve"> är typisk art för </w:t>
+      </w:r>
+      <w:r>
+        <w:rPr>
+          <w:i/>
+        </w:rPr>
+        <w:t xml:space="preserve">9010 Taiga </w:t>
+      </w:r>
+      <w:r>
+        <w:t>(SLU Artdatabanken, 2025).</w:t>
+      </w:r>
+    </w:p>
+    <w:p>
+      <w:r>
+        <w:rPr>
+          <w:b/>
+        </w:rPr>
+        <w:t>Spillkråka (§4)</w:t>
+      </w:r>
+      <w:r>
+        <w:t xml:space="preserve"> omfattas av bilaga 1 i EU:s fågeldirektiv och är typisk art för </w:t>
+      </w:r>
+      <w:r>
+        <w:rPr>
+          <w:i/>
+        </w:rPr>
+        <w:t xml:space="preserve">9010 Taiga </w:t>
+      </w:r>
+      <w:r>
+        <w:t>och</w:t>
+      </w:r>
+      <w:r>
+        <w:rPr>
+          <w:i/>
+        </w:rPr>
+        <w:t xml:space="preserve"> 9740 Skogsbevuxen myr</w:t>
+      </w:r>
+      <w:r>
+        <w:t>. Den behöver grova träd, främst tall, asp och bok som boträd. Skogsbruk med korta omloppstider och täta, homogena ungskogar utgör det största hotet. Spillkråka är en nyckelart i skogliga miljöer vars övergivna bohål utnyttjas av flera andra hålhäckande fågelarter och fladdermöss, däribland pärluggla (EN, §4), knipa (§4), salskrake (§4) och skogsduva (§4). Hökuggla (VU, §4) och slaguggla (§4) häckar ofta i högstubbar som brutits av i höjd med ett gammalt spillkråkebo (SLU Artdatabanken, 2026; Skogsstyrelsen, 2016).</w:t>
+      </w:r>
+    </w:p>
+    <w:p>
+      <w:pPr>
+        <w:pStyle w:val="Heading1"/>
+      </w:pPr>
+      <w:r>
+        <w:t>Certifiering</w:t>
       </w:r>
     </w:p>
     <w:p>
@@ -255,26 +661,18 @@
         <w:pStyle w:val="Heading2"/>
       </w:pPr>
       <w:r>
-        <w:t>Fridlysta arter</w:t>
+        <w:t>Ur FSC-standarden</w:t>
       </w:r>
     </w:p>
     <w:p>
-      <w:r>
-        <w:t>Följande fridlysta arter har sina livsmiljöer och växtplatser i den avverkningsanmälda skogen: talltita (NT, §4), grön sköldmossa (S, T, §8), mattlummer (T, §9), spillkråka (T, §4), kungsfågel (§4), kopparödla (§6), skogsödla (§6) och revlummer (§9).</w:t>
-      </w:r>
-    </w:p>
-    <w:p>
-      <w:r>
-        <w:t xml:space="preserve">Observera att medlemsländerna är skyldiga att agera i enlighet med EU:s fågeldirektiv där det uttryckligen står att direktivet gäller för fåglar samt för deras ägg, bon och </w:t>
-      </w:r>
       <w:r>
         <w:rPr>
           <w:b/>
         </w:rPr>
-        <w:t xml:space="preserve">livsmiljöer </w:t>
-      </w:r>
-      <w:r>
-        <w:t>(artikel 1). Vidare att de åtgärder som vidtas inte får leda till en försämring av den nuvarande situationen beträffande bevarandet av de fågelarter som avses i artikel 1 (artikel 13). Fågeldirektivet är styrande för tillsynsansvariga myndigheters ärendehantering, ställningstaganden och beslutsfattande.</w:t>
+        <w:t xml:space="preserve">PRINCIP 1: LAGEFTERLEVNAD: </w:t>
+      </w:r>
+      <w:r>
+        <w:t>Certifikatsinnehavaren ska följa alla tillämpliga lagar, förordningar och nationellt ratificerade internationella avtal, konventioner och överenskommelser.</w:t>
       </w:r>
     </w:p>
     <w:p>
@@ -282,93 +680,81 @@
         <w:rPr>
           <w:b/>
         </w:rPr>
-        <w:t>Grön sköldmossa (§8)</w:t>
-      </w:r>
-      <w:r>
-        <w:t xml:space="preserve"> är typisk art för </w:t>
+        <w:t xml:space="preserve">1.3.1 </w:t>
+      </w:r>
+      <w:r>
+        <w:t>Tillämpliga lagar och föreskrifter för brukandet av skogen följs.</w:t>
+      </w:r>
+    </w:p>
+    <w:p>
+      <w:pPr>
+        <w:pStyle w:val="ListBullet"/>
+      </w:pPr>
+      <w:r>
+        <w:rPr>
+          <w:b/>
+          <w:i/>
+        </w:rPr>
+        <w:t xml:space="preserve">Kommentar: </w:t>
+      </w:r>
+      <w:r>
+        <w:t>I den avverkningsanmälda skogen har fridlysta arter sina livsmiljöer och växtplatser. Att skada de fridlysta arternas livsmiljöer, växtplatser eller ekologiska funktion är inte tillåtet enligt artskyddsförordningen.</w:t>
       </w:r>
       <w:r>
         <w:rPr>
           <w:i/>
         </w:rPr>
-        <w:t xml:space="preserve">9010 Taiga </w:t>
-      </w:r>
-      <w:r>
-        <w:t>och</w:t>
+        <w:t xml:space="preserve"> EU:s medlemsländer och skogsbolag är skyldiga att agera i enlighet med EU:s fågeldirektiv där det uttryckligen står att direktivet gäller för fåglar samt för deras ägg, bon och </w:t>
+      </w:r>
+      <w:r>
+        <w:rPr>
+          <w:b/>
+          <w:i/>
+        </w:rPr>
+        <w:t xml:space="preserve">livsmiljöer </w:t>
+      </w:r>
+      <w:r>
+        <w:t>(artikel 1). Vidare att de åtgärder som vidtas inte får leda till en försämring av den nuvarande situationen beträffande bevarandet av de fågelarter som avses i artikel 1 (artikel 13).</w:t>
+      </w:r>
+    </w:p>
+    <w:p>
+      <w:r>
+        <w:rPr>
+          <w:b/>
+        </w:rPr>
+        <w:t xml:space="preserve">6.4 </w:t>
+      </w:r>
+      <w:r>
+        <w:t>Certifikatsinnehavaren ska skydda sällsynta arter och hotade arter samt deras livsmiljöer inom skogsbruksenheten. Det ska ske genom avsättningar, andra skyddade områden och genom att skapa konnektivitet och/eller genom andra direkta åtgärder som gynnar dessa arters överlevnad och livskraft. Åtgärderna ska stå i förhållande till brukandets skala, intensitet och risk, samt till sällsynta och hotade arters bevarandestatus och ekologiska krav. Certifikatsinnehavaren ska beakta den geografiska spridningen och ekologiska krav hos sällsynta och hotade arter utanför skogsbruksenhetens gränser när beslut om åtgärder inom skogsbruksenheten ska fattas.</w:t>
+      </w:r>
+    </w:p>
+    <w:p>
+      <w:r>
+        <w:rPr>
+          <w:b/>
+        </w:rPr>
+        <w:t xml:space="preserve">6.4.3 </w:t>
+      </w:r>
+      <w:r>
+        <w:t>Bevarandeåtgärder genomförs för de kända förekomster av rödlistade arter som påverkas av skogsbruk.</w:t>
+      </w:r>
+    </w:p>
+    <w:p>
+      <w:pPr>
+        <w:pStyle w:val="ListBullet"/>
+      </w:pPr>
+      <w:r>
+        <w:rPr>
+          <w:b/>
+          <w:i/>
+        </w:rPr>
+        <w:t xml:space="preserve">Kommentar: </w:t>
       </w:r>
       <w:r>
         <w:rPr>
           <w:i/>
         </w:rPr>
-        <w:t xml:space="preserve"> 9750 Svämlövskog</w:t>
-      </w:r>
-      <w:r>
-        <w:t xml:space="preserve"> och omfattas av EU:s art- och habitatdirektiv bilaga 2 vilket innebär att det finns ett uttalat intresse inom Europeiska unionen att bevara arten. Grön sköldmossa kräver skog som har ett speciellt mikroklimat med hög och jämn luftfuktighet i kombination med rik tillgång på död ved (Nitare &amp; Skogsstyrelsen, 2019; SLU Artdatabanken, 2025). I praktiken handlar det om åtminstone 50 meter med skyddande skog för att undvika uttorkning av marken (Hallingbäck, personligt meddelande 2022-02-24). Grön sköldmossa är en ansvarsart för Sverige då en särskilt stor andel av Europas population finns i landet. Mark- och miljööverdomstolen (MÖD) har i mål nr M 2019-20 (18 februari 2019) slagit fast att grön sköldmossa (§8) är dispenspliktig och att exemplar av arten inte får skadas utan dispens (MÖD, mål nr M 2019-20).</w:t>
-      </w:r>
-    </w:p>
-    <w:p>
-      <w:r>
-        <w:rPr>
-          <w:b/>
-        </w:rPr>
-        <w:t>Mattlummer (§9)</w:t>
-      </w:r>
-      <w:r>
-        <w:t xml:space="preserve"> är typisk art för </w:t>
-      </w:r>
-      <w:r>
-        <w:rPr>
-          <w:i/>
-        </w:rPr>
-        <w:t xml:space="preserve">9010 Taiga </w:t>
-      </w:r>
-      <w:r>
-        <w:t>(SLU Artdatabanken, 2025).</w:t>
-      </w:r>
-    </w:p>
-    <w:p>
-      <w:r>
-        <w:rPr>
-          <w:b/>
-        </w:rPr>
-        <w:t>Spillkråka (§4)</w:t>
-      </w:r>
-      <w:r>
-        <w:t xml:space="preserve"> omfattas av bilaga 1 i EU:s fågeldirektiv och är typisk art för </w:t>
-      </w:r>
-      <w:r>
-        <w:rPr>
-          <w:i/>
-        </w:rPr>
-        <w:t xml:space="preserve">9010 Taiga </w:t>
-      </w:r>
-      <w:r>
-        <w:t>och</w:t>
-      </w:r>
-      <w:r>
-        <w:rPr>
-          <w:i/>
-        </w:rPr>
-        <w:t xml:space="preserve"> 9740 Skogsbevuxen myr</w:t>
-      </w:r>
-      <w:r>
-        <w:t>. Den behöver grova träd, främst tall, asp och bok som boträd. Skogsbruk med korta omloppstider och täta, homogena ungskogar utgör det största hotet. Spillkråka är en nyckelart i skogliga miljöer vars övergivna bohål utnyttjas av flera andra hålhäckande fågelarter och fladdermöss, däribland pärluggla (EN, §4), knipa (§4), salskrake (§4) och skogsduva (§4). Hökuggla (VU, §4) och slaguggla (§4) häckar ofta i högstubbar som brutits av i höjd med ett gammalt spillkråkebo (SLU Artdatabanken, 2026; Skogsstyrelsen, 2016).</w:t>
-      </w:r>
-    </w:p>
-    <w:p>
-      <w:r>
-        <w:rPr>
-          <w:b/>
-        </w:rPr>
-        <w:t>Talltita (NT, §4)</w:t>
-      </w:r>
-      <w:r>
-        <w:t>, rödlistad som nära hotad och prioriterad art i Skogsvårdslagen, har häckningsrevir i anmälan. Arten har minskat kraftigt de senaste 30 åren och minskningstakten innevarande 10-årsperiod beräknas till 20 (10–30) %. Talltitan är synnerligen trogen sitt cirka 15 hektar stora revir och är beroende av flerskiktade olikåldriga skogar för att kunna föda upp sina ungar. Talltitan försvinner om dess livsmiljö kalavverkas (Eggers &amp; Low, 2014; Ekman, 1979; Griesser et al, 2007; Klein, 2020; Siffczyk et al, 2003; SLU Artdatabanken, 2021).</w:t>
-      </w:r>
-    </w:p>
-    <w:p>
-      <w:r>
-        <w:t>I BILAGA 1 finns mer detaljerad information om ekologi samt krav på livsmiljö hos fridlysta arter.</w:t>
+        <w:t>I det avverkningsanmälda skogsområdet har 21 naturvårdsarter varav 4 rödlistade arter sina livsmiljöer och växtplatser.</w:t>
       </w:r>
     </w:p>
     <w:p>
@@ -376,7 +762,7 @@
         <w:pStyle w:val="Heading2"/>
       </w:pPr>
       <w:r>
-        <w:t>Övriga naturvårdsarter</w:t>
+        <w:t>Ur Chain of Custody Certification (FSC-STD-40-004 ver 3.0)</w:t>
       </w:r>
     </w:p>
     <w:p>
@@ -384,311 +770,144 @@
         <w:rPr>
           <w:b/>
         </w:rPr>
-        <w:t>Bronshjon</w:t>
-      </w:r>
-      <w:r>
-        <w:t xml:space="preserve"> är en skalbagge vars larvutveckling sker under grov bark på stammar av döda eller döende barrträd, främst gran, i mindre omfattning tall. Arten är knuten till äldre, naturskogslik granskog med inslag av torkande träd. Bronshjon är typisk art för </w:t>
+        <w:t xml:space="preserve">1.3 </w:t>
+      </w:r>
+      <w:r>
+        <w:t xml:space="preserve">The organization shall commit to the FSC values as defined in FSC-POL-01-004 Policy for the Association of Organizations with FSC. </w:t>
+      </w:r>
+    </w:p>
+    <w:p>
+      <w:pPr>
+        <w:pStyle w:val="Heading2"/>
+      </w:pPr>
+      <w:r>
+        <w:t>Ur FSC:s policy för associerade organisationer (FSC-POL-01-004)</w:t>
+      </w:r>
+    </w:p>
+    <w:p>
+      <w:r>
+        <w:t xml:space="preserve">Som “Chain of Custody”-certifierad organisation är skogsbolaget bunden av de fastställda reglerna i Del 1 Punkt 1 c) i Policy för organisationer associerade med FSC (FSC-POL-01-004 V2-0 EN + SVE version 2012-03-02): </w:t>
+      </w:r>
+    </w:p>
+    <w:p>
+      <w:pPr>
+        <w:pStyle w:val="ListNumber"/>
+      </w:pPr>
+      <w:r>
+        <w:t>De organisationer FSC kan acceptera association med får inte direkt eller indirekt ha några kopplingar till nedanstående, oacceptabla aktiviteter:</w:t>
+      </w:r>
+    </w:p>
+    <w:p>
+      <w:pPr>
+        <w:ind w:left="357"/>
+      </w:pPr>
+      <w:r>
+        <w:t>a) Olaglig skogsavverkning och handel med olagligt avverkat virke eller skogsprodukter</w:t>
+      </w:r>
+    </w:p>
+    <w:p>
+      <w:pPr>
+        <w:ind w:left="357"/>
+      </w:pPr>
+      <w:r>
+        <w:t>...</w:t>
+      </w:r>
+    </w:p>
+    <w:p>
+      <w:pPr>
+        <w:ind w:left="357"/>
+      </w:pPr>
+      <w:r>
+        <w:t>c) Skogsbruk som förstör höga naturvärden</w:t>
+      </w:r>
+    </w:p>
+    <w:p>
+      <w:pPr>
+        <w:ind w:left="357"/>
+      </w:pPr>
+      <w:r>
+        <w:t>d) Betydande omvandling av skog till plantager eller annan, icke skoglig, markanvändning</w:t>
+      </w:r>
+    </w:p>
+    <w:p>
+      <w:pPr>
+        <w:pStyle w:val="ListBullet"/>
+      </w:pPr>
+      <w:r>
+        <w:rPr>
+          <w:b/>
+          <w:i/>
+        </w:rPr>
+        <w:t xml:space="preserve">Kommentar: </w:t>
       </w:r>
       <w:r>
         <w:rPr>
           <w:i/>
         </w:rPr>
-        <w:t>9010 Taiga</w:t>
-      </w:r>
-      <w:r>
-        <w:t xml:space="preserve"> (SLU Artdatabanken, 2025).</w:t>
+        <w:t>Avverkning av skog med höga naturvärden samt skada på fridlysta arter strider både mot FSC Controlled Wood-standarden och FSC:s policy for associerade organisationer.</w:t>
       </w:r>
     </w:p>
     <w:p>
+      <w:pPr>
+        <w:pStyle w:val="Heading2"/>
+      </w:pPr>
+      <w:r>
+        <w:t>Ur FSC Controlled Wood (FSC-STD-40-005)</w:t>
+      </w:r>
+    </w:p>
+    <w:p>
+      <w:r>
+        <w:t>Virke som inte accepteras i FSC-märkta produkter (oacceptabelt ursprung) enligt FSC Controlled Wood (FSC-STD-40-005):</w:t>
+      </w:r>
+    </w:p>
+    <w:p>
+      <w:pPr>
+        <w:pStyle w:val="ListNumber"/>
+      </w:pPr>
+      <w:r>
+        <w:t>Illegalt avverkat virke.</w:t>
+      </w:r>
+    </w:p>
+    <w:p>
+      <w:pPr>
+        <w:pStyle w:val="ListNumber"/>
+      </w:pPr>
+      <w:r>
+        <w:t>...</w:t>
+      </w:r>
+    </w:p>
+    <w:p>
+      <w:pPr>
+        <w:pStyle w:val="ListNumber"/>
+      </w:pPr>
+      <w:r>
+        <w:t>Virke från avverkningar som hotar höga naturvärden.</w:t>
+      </w:r>
+    </w:p>
+    <w:p>
+      <w:pPr>
+        <w:pStyle w:val="ListNumber"/>
+      </w:pPr>
+      <w:r>
+        <w:t>Virke från skog som konverteras till plantager eller icke-skogligt bruk.</w:t>
+      </w:r>
+    </w:p>
+    <w:p>
+      <w:pPr>
+        <w:pStyle w:val="ListBullet"/>
+      </w:pPr>
       <w:r>
         <w:rPr>
           <w:b/>
+          <w:i/>
         </w:rPr>
-        <w:t xml:space="preserve">Ekbräken </w:t>
-      </w:r>
-      <w:r>
-        <w:t xml:space="preserve">är typisk art för </w:t>
+        <w:t xml:space="preserve">Kommentar: </w:t>
       </w:r>
       <w:r>
         <w:rPr>
           <w:i/>
         </w:rPr>
-        <w:t>9050 Näringsrik granskog</w:t>
-      </w:r>
-      <w:r>
-        <w:t xml:space="preserve"> (SLU Artdatabanken, 2025).</w:t>
-      </w:r>
-    </w:p>
-    <w:p>
-      <w:r>
-        <w:rPr>
-          <w:b/>
-        </w:rPr>
-        <w:t>Flagellkvastmossa</w:t>
-      </w:r>
-      <w:r>
-        <w:t xml:space="preserve"> förekommer framför allt i tallsumpskog, men finns även i relativt torra gran- och tallskogar. Den signalerar överallt skogsmiljöer med höga naturvärden och indikerar biotoper med rik och kontinuerlig förekomst av död ved i olika nedbrytningsstadier eller barlagd torvjord. Flagellkvastmossa är typisk art för </w:t>
-      </w:r>
-      <w:r>
-        <w:rPr>
-          <w:i/>
-        </w:rPr>
-        <w:t xml:space="preserve">9010 Taiga </w:t>
-      </w:r>
-      <w:r>
-        <w:t>och</w:t>
-      </w:r>
-      <w:r>
-        <w:rPr>
-          <w:i/>
-        </w:rPr>
-        <w:t xml:space="preserve"> 9740 Skogsbevuxen myr </w:t>
-      </w:r>
-      <w:r>
-        <w:t>(SLU Artdatabanken, 2024; Nitare &amp; Skogsstyrelsen, 2019).</w:t>
-      </w:r>
-    </w:p>
-    <w:p>
-      <w:r>
-        <w:rPr>
-          <w:b/>
-        </w:rPr>
-        <w:t>Gränsticka (VU)</w:t>
-      </w:r>
-      <w:r>
-        <w:t xml:space="preserve"> är en mycket bra signalart inom hela sitt utbredningsområde. Den är huvudsakligen knuten till restbestånd av barrnaturskog och förekommer med ett tydligt optimum i orörda eller måttligt påverkade gamla granskogar där det föreligger långvarig kontinuitet av grov död ved. Den totala populationen bedöms ha minskat och fortsätter att minska i takt med att grankontinuitetsskogar (äldre tidigare icke kalavverkade skogar) minskar i areal. Minskningstakten överstiger gränsvärdet för sårbar (VU). Lokaler som hyser arten bör undantas från skogsbruk, speciellt i mellersta och södra Sverige. Gränsticka är typisk art för </w:t>
-      </w:r>
-      <w:r>
-        <w:rPr>
-          <w:i/>
-        </w:rPr>
-        <w:t>9010 Taiga</w:t>
-      </w:r>
-      <w:r>
-        <w:t xml:space="preserve"> (SLU Artdatabanken, 2026; Nitare &amp; Skogsstyrelsen, 2019).</w:t>
-      </w:r>
-    </w:p>
-    <w:p>
-      <w:r>
-        <w:rPr>
-          <w:b/>
-        </w:rPr>
-        <w:t xml:space="preserve">Grönpyrola </w:t>
-      </w:r>
-      <w:r>
-        <w:t xml:space="preserve">växer främst på sandig, torr eller frisk mark i äldre barrskog, ofta på isälvsmaterial såsom sand och grus. Den påträffas främst i äldre naturligt uppkomna barrskogar, exempelvis på tallmoar, i åssluttningar, dyner och rasbranter. Arten är känslig för skogsbruksmetoder såsom slutavverkning och markberedning. Grönpyrola är typisk art för </w:t>
-      </w:r>
-      <w:r>
-        <w:rPr>
-          <w:i/>
-        </w:rPr>
-        <w:t>9010 Taiga, 9060 Åsbarrskog</w:t>
-      </w:r>
-      <w:r>
-        <w:t xml:space="preserve"> och</w:t>
-      </w:r>
-      <w:r>
-        <w:rPr>
-          <w:i/>
-        </w:rPr>
-        <w:t xml:space="preserve"> 1610 Åsöar i Östersjön </w:t>
-      </w:r>
-      <w:r>
-        <w:t>(Nitare &amp; Skogsstyrelsen, 2019; SLU Artdatabanken, 2025).</w:t>
-      </w:r>
-    </w:p>
-    <w:p>
-      <w:r>
-        <w:rPr>
-          <w:b/>
-        </w:rPr>
-        <w:t xml:space="preserve">Hultbräken </w:t>
-      </w:r>
-      <w:r>
-        <w:t xml:space="preserve">är typisk art för </w:t>
-      </w:r>
-      <w:r>
-        <w:rPr>
-          <w:i/>
-        </w:rPr>
-        <w:t xml:space="preserve">9050 Näringsrik granskog </w:t>
-      </w:r>
-      <w:r>
-        <w:t>(SLU Artdatabanken, 2025).</w:t>
-      </w:r>
-    </w:p>
-    <w:p>
-      <w:r>
-        <w:rPr>
-          <w:b/>
-        </w:rPr>
-        <w:t>Kornknutmossa</w:t>
-      </w:r>
-      <w:r>
-        <w:t xml:space="preserve"> växer främst på grova lågor i sumpskog och myrkanter och indikerar miljöer med rik och jämn tillgång på fuktigt liggande ved. En typisk växtplats i södra Sverige är naturskogsartad gransumpskog. Samtliga skogsskötselåtgärder på eller i omedelbar närhet av lokalerna utgör ett hot. Fragmenteringen av skogslandskapet liksom minskad mängd död ved är ett långsiktigt hot mot denna art. Kornknutmossa är typisk art för </w:t>
-      </w:r>
-      <w:r>
-        <w:rPr>
-          <w:i/>
-        </w:rPr>
-        <w:t xml:space="preserve">9010 Taiga </w:t>
-      </w:r>
-      <w:r>
-        <w:t>och</w:t>
-      </w:r>
-      <w:r>
-        <w:rPr>
-          <w:i/>
-        </w:rPr>
-        <w:t xml:space="preserve"> 9740 Skogsbevuxen myr</w:t>
-      </w:r>
-      <w:r>
-        <w:t xml:space="preserve"> (SLU Artdatabanken, 2024; Nitare &amp; Skogsstyrelsen, 2019).</w:t>
-      </w:r>
-    </w:p>
-    <w:p>
-      <w:r>
-        <w:rPr>
-          <w:b/>
-        </w:rPr>
-        <w:t>Mindre märgborre</w:t>
-      </w:r>
-      <w:r>
-        <w:t xml:space="preserve"> är en signalart för tallskog med höga naturvärden och betraktas tillsammans med skarptandad barkborre som nyckelarter för ett antal sällsynta åtgärdsprogramsarter som är beroende av deras gångsystem. Bland dessa kan nämnas avlång barkborre (VU), </w:t>
-      </w:r>
-      <w:r>
-        <w:rPr>
-          <w:i/>
-        </w:rPr>
-        <w:t>Corticeus longulus</w:t>
-      </w:r>
-      <w:r>
-        <w:t xml:space="preserve"> (VU), tallgångbagge (VU), cholodkovskys bastborre (NT) och tallbarksvartbagge (NT). Den mindre märgborrens måsvingeliknande gnaggångar är lätta att känna igen och hittas ofta på grova tallgrenar på marken. Rika förekomster av främst mindre märgborre men även skarptandad barkborre är en signal för artrikedom och inventeringar har visat att det är i skogar med en naturlig självgallring som det skapas förutsättningar för dessa arter samt de efterföljande åtgärdsprogramsarterna. Tallskogar med stark förekomst av mindre märgborre och skarptandad barkborre bör avsättas som reservat. Generellt bör hänsyn tas vid slutavverkning av talldominerad skog så att avverkningsrester som gren- och toppdelar lämnas. Mindre märgborre är typisk art för </w:t>
-      </w:r>
-      <w:r>
-        <w:rPr>
-          <w:i/>
-        </w:rPr>
-        <w:t>9060 Åsbarrskog</w:t>
-      </w:r>
-      <w:r>
-        <w:t xml:space="preserve"> (SLU Artdatabanken, 2026; Pettersson, 2014; Hedgren, 2012; Gunnarsson m fl., 1999).</w:t>
-      </w:r>
-    </w:p>
-    <w:p>
-      <w:r>
-        <w:rPr>
-          <w:b/>
-        </w:rPr>
-        <w:t>Stubbspretmossa</w:t>
-      </w:r>
-      <w:r>
-        <w:t xml:space="preserve"> växer på ved i rika löv- och barrskogar med relativt hög luftfuktighet och indikerar fuktiga skogsmiljöer med gott om murken ved och ofta höga naturvärden. Stubbspretmossa är typisk art för </w:t>
-      </w:r>
-      <w:r>
-        <w:rPr>
-          <w:i/>
-        </w:rPr>
-        <w:t>9020 Nordlig ädellövskog</w:t>
-      </w:r>
-      <w:r>
-        <w:t xml:space="preserve"> (SLU Artdatabanken, 2024).</w:t>
-      </w:r>
-    </w:p>
-    <w:p>
-      <w:r>
-        <w:rPr>
-          <w:b/>
-        </w:rPr>
-        <w:t>Tallkötticka (NT)</w:t>
-      </w:r>
-      <w:r>
-        <w:t xml:space="preserve"> är tallens kötticka och har ofta ett mer resupinat växtsätt än den granlevande köttickan </w:t>
-      </w:r>
-      <w:r>
-        <w:rPr>
-          <w:i/>
-        </w:rPr>
-        <w:t>Leptoporus mollis</w:t>
-      </w:r>
-      <w:r>
-        <w:t>. Artens förekomstarea och utbredning i Sverige är inte känd, men utifrån de fynd som rapporteras av kötticka på tall verkar den vara mer ovanlig än den granlevande. Den totala populationen bedöms därför ha minskat under de senaste 30 åren och fortsätter att minska i takt med att kontinuitetsskogar (skogar som inte kalavverkats) minskar i areal, samtidigt som att lämpliga miljöer inte återskapas i samma takt. Minskningstakten för den svenska populationen bedöms vara nära gränsvärdet för Sårbar (VU). (A2c+3c+4c) (SLU Artdatabanken, 2024; Nitare &amp; Skogsstyrelsen, 2019).</w:t>
-      </w:r>
-    </w:p>
-    <w:p>
-      <w:r>
-        <w:rPr>
-          <w:b/>
-        </w:rPr>
-        <w:t>Ullticka (NT)</w:t>
-      </w:r>
-      <w:r>
-        <w:t xml:space="preserve"> är knuten till restbestånd av barrnaturskog och förekommer med ett tydligt optimum i orörda eller måttligt påverkade gamla granskogar där det föreligger viss kontinuitet av grov död ved. Ullticka är en bra signalart inom hela sitt utbredningsområde och i södra Sverige är den sällsynt och en god signalart för skyddsvärda granskogsmiljöer. Den hotas av avverkning och fragmentering av naturskog och äldre granskog med lång trädkontinuitet. På ullticka kan ibland ulltickeporing (VU) påträffas - det är en sällsynt ticka som nyligen delats upp i de tre olika arterna ulltickeporing </w:t>
-      </w:r>
-      <w:r>
-        <w:rPr>
-          <w:i/>
-        </w:rPr>
-        <w:t xml:space="preserve">Skeletocutis brevispora </w:t>
-      </w:r>
-      <w:r>
-        <w:t>(VU)</w:t>
-      </w:r>
-      <w:r>
-        <w:rPr>
-          <w:i/>
-        </w:rPr>
-        <w:t>, Skeletocutis delicata</w:t>
-      </w:r>
-      <w:r>
-        <w:t xml:space="preserve"> (VU)</w:t>
-      </w:r>
-      <w:r>
-        <w:rPr>
-          <w:i/>
-        </w:rPr>
-        <w:t xml:space="preserve"> och Skeletocutis exilis</w:t>
-      </w:r>
-      <w:r>
-        <w:t xml:space="preserve"> (NT). Ullticka är typisk art för </w:t>
-      </w:r>
-      <w:r>
-        <w:rPr>
-          <w:i/>
-        </w:rPr>
-        <w:t xml:space="preserve">9010 Taiga, 9050 Näringsrik granskog </w:t>
-      </w:r>
-      <w:r>
-        <w:t xml:space="preserve">och </w:t>
-      </w:r>
-      <w:r>
-        <w:rPr>
-          <w:i/>
-        </w:rPr>
-        <w:t>9030 Landhöjningsskog</w:t>
-      </w:r>
-      <w:r>
-        <w:t xml:space="preserve"> (SLU Artdatabanken, 2026; Nitare &amp; Skogsstyrelsen, 2019; Miettinen &amp; Niemelä, 2018).</w:t>
-      </w:r>
-    </w:p>
-    <w:p>
-      <w:r>
-        <w:rPr>
-          <w:b/>
-        </w:rPr>
-        <w:t xml:space="preserve">Vedticka </w:t>
-      </w:r>
-      <w:r>
-        <w:t xml:space="preserve">är en bra signalart söder om den naturliga norrlandsgränsen. Den är huvudsakligen knuten till äldre barrskogar där det föreligger långvarig kontinuitet av död barrved. Vedticka är typisk art för </w:t>
-      </w:r>
-      <w:r>
-        <w:rPr>
-          <w:i/>
-        </w:rPr>
-        <w:t xml:space="preserve">9010 Taiga </w:t>
-      </w:r>
-      <w:r>
-        <w:t>(Nitare &amp; Skogsstyrelsen, 2019; SLU Artdatabanken, 2025).</w:t>
+        <w:t>Avverkning av skog med höga naturvärden samt skada på fridlysta arter strider både mot FSC Controlled Wood-standarden och FSC:s policy for associerade organisationer.</w:t>
       </w:r>
     </w:p>
     <w:p>
@@ -696,7 +915,73 @@
         <w:pStyle w:val="Heading1"/>
       </w:pPr>
       <w:r>
-        <w:t>Certifiering</w:t>
+        <w:t>Ur PEFC-standarden gällande lagefterlevnad</w:t>
+      </w:r>
+    </w:p>
+    <w:p>
+      <w:r>
+        <w:t>PEFC-standarden förutsätter att tillämplig svensk lagstiftning följs. Det är utsedd tillsynsmyndighet som ansvarar för tillsyn av lagens efterlevnad. PEFC-standarden återger innehållet i vissa certifieringskritiska lag- och föreskriftskrav vilka ska ingå i granskning av PEFC-systemets efterlevnad.</w:t>
+      </w:r>
+    </w:p>
+    <w:p>
+      <w:pPr>
+        <w:pStyle w:val="ListBullet"/>
+      </w:pPr>
+      <w:r>
+        <w:rPr>
+          <w:b/>
+          <w:i/>
+        </w:rPr>
+        <w:t xml:space="preserve">Kommentar: </w:t>
+      </w:r>
+      <w:r>
+        <w:rPr>
+          <w:i/>
+        </w:rPr>
+        <w:t>I den avverkningsanmälda skogen har fridlysta arter sina livsmiljöer och växtplatser. Att skada de fridlysta arternas livsmiljöer, växtplatser eller ekologiska funktion är inte tillåtet enligt artskyddsförordningen</w:t>
+      </w:r>
+    </w:p>
+    <w:p>
+      <w:r>
+        <w:br w:type="page"/>
+      </w:r>
+    </w:p>
+    <w:p>
+      <w:pPr>
+        <w:pStyle w:val="Title"/>
+      </w:pPr>
+      <w:r>
+        <w:t>BILAGA 1 –</w:t>
+        <w:br/>
+        <w:t>Fridlysta och rödlistade arter</w:t>
+      </w:r>
+    </w:p>
+    <w:p>
+      <w:pPr>
+        <w:pStyle w:val="Heading1"/>
+      </w:pPr>
+      <w:r>
+        <w:t>Talltita – ekologi samt krav på livsmiljön</w:t>
+      </w:r>
+    </w:p>
+    <w:p>
+      <w:r>
+        <w:t>Talltita är rödlistad som NT, fridlyst och prioriterad art i Skogsvårdslagen. Den omfattas av EU:s fågeldirektiv. Arten har minskat kraftigt de senaste 30 åren och minskningstakten innevarande 10-årsperiod beräknas till 20 (10–30) % (SLU Artdatabanken, 2022).</w:t>
+      </w:r>
+    </w:p>
+    <w:p>
+      <w:r>
+        <w:t>Talltita föredrar större sammanhängande barrskogar, och finns såväl i tallskog som granskog och i lövblandad barrskog. Skogens struktur är viktig och ska helst vara flerskiktad med riklig underväxt av mindre granar, björk och andra lövträd och buskar. Tillgång på murknande högstubbar är särskilt viktig, eftersom talltitan helst själv hackar ut sitt bohål (SLU Artdatabanken, 2022).</w:t>
+      </w:r>
+    </w:p>
+    <w:p>
+      <w:r>
+        <w:t>Det finns flera studier som visar att talltita är känslig för gallring och inte överlever när dess livsmiljö kalavverkas (Eggers and Low, 2014; Griesser et al., 2007; Klein, 2020). Talltitans revir är förhållandevis stora, 10–20 hektar och arten missgynnas när skogen fragmenteras. Kalavverkning av större delar av reviret innebär att det överges (Artdatabanken, 2021).</w:t>
+      </w:r>
+    </w:p>
+    <w:p>
+      <w:r>
+        <w:t>Talltitan är synnerligen trogen sitt revir så länge paret lever och biotopen förblir intakt. Paret stannar i sitt revir året om. En förlust av ett revir har därför en stor inverkan på den lokala populationen och trakthyggesbruket anses vara orsak till den svenska populationens kraftiga minskning. Talltiteparets revirtrohet innebär att närhelst under året man observerar en adult talltita så ingår denna plats i reviret (Siffczyk et al., 2003; Ekman, 1979).</w:t>
       </w:r>
     </w:p>
     <w:p>
@@ -704,299 +989,91 @@
         <w:pStyle w:val="Heading2"/>
       </w:pPr>
       <w:r>
-        <w:t>Ur FSC-standarden</w:t>
+        <w:t>Referenser – talltita</w:t>
       </w:r>
     </w:p>
     <w:p>
       <w:r>
-        <w:rPr>
-          <w:b/>
-        </w:rPr>
-        <w:t xml:space="preserve">PRINCIP 1: LAGEFTERLEVNAD: </w:t>
-      </w:r>
-      <w:r>
-        <w:t>Certifikatsinnehavaren ska följa alla tillämpliga lagar, förordningar och nationellt ratificerade internationella avtal, konventioner och överenskommelser.</w:t>
-      </w:r>
-    </w:p>
-    <w:p>
-      <w:r>
-        <w:rPr>
-          <w:b/>
-        </w:rPr>
-        <w:t xml:space="preserve">1.3.1 </w:t>
-      </w:r>
-      <w:r>
-        <w:t>Tillämpliga lagar och föreskrifter för brukandet av skogen följs.</w:t>
-      </w:r>
-    </w:p>
-    <w:p>
-      <w:pPr>
-        <w:pStyle w:val="ListBullet"/>
-      </w:pPr>
-      <w:r>
-        <w:rPr>
-          <w:b/>
-          <w:i/>
-        </w:rPr>
-        <w:t xml:space="preserve">Kommentar: </w:t>
-      </w:r>
-      <w:r>
-        <w:t>I den avverkningsanmälda skogen har fridlysta arter sina livsmiljöer och växtplatser. Att skada de fridlysta arternas livsmiljöer, växtplatser eller ekologiska funktion är inte tillåtet enligt artskyddsförordningen.</w:t>
+        <w:t xml:space="preserve">Eggers, S., Low, M., 2014. </w:t>
       </w:r>
       <w:r>
         <w:rPr>
           <w:i/>
         </w:rPr>
-        <w:t xml:space="preserve"> EU:s medlemsländer och skogsbolag är skyldiga att agera i enlighet med EU:s fågeldirektiv där det uttryckligen står att direktivet gäller för fåglar samt för deras ägg, bon och </w:t>
-      </w:r>
-      <w:r>
-        <w:rPr>
-          <w:b/>
-          <w:i/>
-        </w:rPr>
-        <w:t xml:space="preserve">livsmiljöer </w:t>
-      </w:r>
-      <w:r>
-        <w:t>(artikel 1). Vidare att de åtgärder som vidtas inte får leda till en försämring av den nuvarande situationen beträffande bevarandet av de fågelarter som avses i artikel 1 (artikel 13).</w:t>
+        <w:t xml:space="preserve">Differential demographic responses of sympatric Parids to vegetation management in boreal forest. </w:t>
+      </w:r>
+      <w:r>
+        <w:t>For. Ecol. Manage. 319, 169–175.</w:t>
       </w:r>
     </w:p>
     <w:p>
       <w:r>
-        <w:rPr>
-          <w:b/>
-        </w:rPr>
-        <w:t xml:space="preserve">6.4 </w:t>
-      </w:r>
-      <w:r>
-        <w:t>Certifikatsinnehavaren ska skydda sällsynta arter och hotade arter samt deras livsmiljöer inom skogsbruksenheten. Det ska ske genom avsättningar, andra skyddade områden och genom att skapa konnektivitet och/eller genom andra direkta åtgärder som gynnar dessa arters överlevnad och livskraft. Åtgärderna ska stå i förhållande till brukandets skala, intensitet och risk, samt till sällsynta och hotade arters bevarandestatus och ekologiska krav. Certifikatsinnehavaren ska beakta den geografiska spridningen och ekologiska krav hos sällsynta och hotade arter utanför skogsbruksenhetens gränser när beslut om åtgärder inom skogsbruksenheten ska fattas.</w:t>
-      </w:r>
-    </w:p>
-    <w:p>
-      <w:r>
-        <w:rPr>
-          <w:b/>
-        </w:rPr>
-        <w:t xml:space="preserve">6.4.3 </w:t>
-      </w:r>
-      <w:r>
-        <w:t>Bevarandeåtgärder genomförs för de kända förekomster av rödlistade arter som påverkas av skogsbruk.</w:t>
-      </w:r>
-    </w:p>
-    <w:p>
-      <w:pPr>
-        <w:pStyle w:val="ListBullet"/>
-      </w:pPr>
-      <w:r>
-        <w:rPr>
-          <w:b/>
-          <w:i/>
-        </w:rPr>
-        <w:t xml:space="preserve">Kommentar: </w:t>
+        <w:t xml:space="preserve">Ekman, J., 1979. </w:t>
       </w:r>
       <w:r>
         <w:rPr>
           <w:i/>
         </w:rPr>
-        <w:t>I det avverkningsanmälda skogsområdet har 21 naturvårdsarter varav 4 rödlistade arter sina livsmiljöer och växtplatser.</w:t>
+        <w:t xml:space="preserve">Coherence, composition and territories of winter social groups of the Willow Tit Parus montanus and the Crested Tit P. cristatus. </w:t>
+      </w:r>
+      <w:r>
+        <w:t>Ornis Scandinavica, 10, pp 56–68</w:t>
       </w:r>
     </w:p>
     <w:p>
-      <w:pPr>
-        <w:pStyle w:val="Heading2"/>
-      </w:pPr>
-      <w:r>
-        <w:t>Ur Chain of Custody Certification (FSC-STD-40-004 ver 3.0)</w:t>
-      </w:r>
-    </w:p>
-    <w:p>
-      <w:r>
-        <w:rPr>
-          <w:b/>
-        </w:rPr>
-        <w:t xml:space="preserve">1.3 </w:t>
-      </w:r>
-      <w:r>
-        <w:t xml:space="preserve">The organization shall commit to the FSC values as defined in FSC-POL-01-004 Policy for the Association of Organizations with FSC. </w:t>
-      </w:r>
-    </w:p>
-    <w:p>
-      <w:pPr>
-        <w:pStyle w:val="Heading2"/>
-      </w:pPr>
-      <w:r>
-        <w:t>Ur FSC:s policy för associerade organisationer (FSC-POL-01-004)</w:t>
-      </w:r>
-    </w:p>
-    <w:p>
-      <w:r>
-        <w:t xml:space="preserve">Som “Chain of Custody”-certifierad organisation är skogsbolaget bunden av de fastställda reglerna i Del 1 Punkt 1 c) i Policy för organisationer associerade med FSC (FSC-POL-01-004 V2-0 EN + SVE version 2012-03-02): </w:t>
-      </w:r>
-    </w:p>
-    <w:p>
-      <w:pPr>
-        <w:pStyle w:val="ListNumber"/>
-      </w:pPr>
-      <w:r>
-        <w:t>De organisationer FSC kan acceptera association med får inte direkt eller indirekt ha några kopplingar till nedanstående, oacceptabla aktiviteter:</w:t>
-      </w:r>
-    </w:p>
-    <w:p>
-      <w:pPr>
-        <w:ind w:left="357"/>
-      </w:pPr>
-      <w:r>
-        <w:t>a) Olaglig skogsavverkning och handel med olagligt avverkat virke eller skogsprodukter</w:t>
-      </w:r>
-    </w:p>
-    <w:p>
-      <w:pPr>
-        <w:ind w:left="357"/>
-      </w:pPr>
-      <w:r>
-        <w:t>...</w:t>
-      </w:r>
-    </w:p>
-    <w:p>
-      <w:pPr>
-        <w:ind w:left="357"/>
-      </w:pPr>
-      <w:r>
-        <w:t>c) Skogsbruk som förstör höga naturvärden</w:t>
-      </w:r>
-    </w:p>
-    <w:p>
-      <w:pPr>
-        <w:ind w:left="357"/>
-      </w:pPr>
-      <w:r>
-        <w:t>d) Betydande omvandling av skog till plantager eller annan, icke skoglig, markanvändning</w:t>
-      </w:r>
-    </w:p>
-    <w:p>
-      <w:pPr>
-        <w:pStyle w:val="ListBullet"/>
-      </w:pPr>
-      <w:r>
-        <w:rPr>
-          <w:b/>
-          <w:i/>
-        </w:rPr>
-        <w:t xml:space="preserve">Kommentar: </w:t>
+      <w:r>
+        <w:t xml:space="preserve">Griesser, M., Nystrand, M., Eggers, S., Ekman, J., 2007. </w:t>
       </w:r>
       <w:r>
         <w:rPr>
           <w:i/>
         </w:rPr>
-        <w:t>Avverkning av skog med höga naturvärden samt skada på fridlysta arter strider både mot FSC Controlled Wood-standarden och FSC:s policy for associerade organisationer.</w:t>
+        <w:t xml:space="preserve">Impact of forestry practices on fitness correlates and population productivity in an open-nesting bird species. </w:t>
+      </w:r>
+      <w:r>
+        <w:t>Conserv. Biol. 21, 767–774. https://doi.org/10.1111/j.1523- 1739.2007.00675.x</w:t>
       </w:r>
     </w:p>
     <w:p>
-      <w:pPr>
-        <w:pStyle w:val="Heading2"/>
-      </w:pPr>
-      <w:r>
-        <w:t>Ur FSC Controlled Wood (FSC-STD-40-005)</w:t>
-      </w:r>
-    </w:p>
-    <w:p>
-      <w:r>
-        <w:t>Virke som inte accepteras i FSC-märkta produkter (oacceptabelt ursprung) enligt FSC Controlled Wood (FSC-STD-40-005):</w:t>
-      </w:r>
-    </w:p>
-    <w:p>
-      <w:pPr>
-        <w:pStyle w:val="ListNumber"/>
-      </w:pPr>
-      <w:r>
-        <w:t>Illegalt avverkat virke.</w:t>
-      </w:r>
-    </w:p>
-    <w:p>
-      <w:pPr>
-        <w:pStyle w:val="ListNumber"/>
-      </w:pPr>
-      <w:r>
-        <w:t>...</w:t>
-      </w:r>
-    </w:p>
-    <w:p>
-      <w:pPr>
-        <w:pStyle w:val="ListNumber"/>
-      </w:pPr>
-      <w:r>
-        <w:t>Virke från avverkningar som hotar höga naturvärden.</w:t>
-      </w:r>
-    </w:p>
-    <w:p>
-      <w:pPr>
-        <w:pStyle w:val="ListNumber"/>
-      </w:pPr>
-      <w:r>
-        <w:t>Virke från skog som konverteras till plantager eller icke-skogligt bruk.</w:t>
-      </w:r>
-    </w:p>
-    <w:p>
-      <w:pPr>
-        <w:pStyle w:val="ListBullet"/>
-      </w:pPr>
-      <w:r>
-        <w:rPr>
-          <w:b/>
-          <w:i/>
-        </w:rPr>
-        <w:t xml:space="preserve">Kommentar: </w:t>
+      <w:r>
+        <w:t xml:space="preserve">Klein, J., 2020. </w:t>
       </w:r>
       <w:r>
         <w:rPr>
           <w:i/>
         </w:rPr>
-        <w:t>Avverkning av skog med höga naturvärden samt skada på fridlysta arter strider både mot FSC Controlled Wood-standarden och FSC:s policy for associerade organisationer.</w:t>
+        <w:t xml:space="preserve">The forgotten forest – On thinning, retention, and biodiversity in the boreal forest. </w:t>
+      </w:r>
+      <w:r>
+        <w:t>Doctoral Thesis No. 2020:50</w:t>
       </w:r>
     </w:p>
     <w:p>
-      <w:pPr>
-        <w:pStyle w:val="Heading1"/>
-      </w:pPr>
-      <w:r>
-        <w:t>Ur PEFC-standarden gällande lagefterlevnad</w:t>
-      </w:r>
-    </w:p>
-    <w:p>
-      <w:r>
-        <w:t>PEFC-standarden förutsätter att tillämplig svensk lagstiftning följs. Det är utsedd tillsynsmyndighet som ansvarar för tillsyn av lagens efterlevnad. PEFC-standarden återger innehållet i vissa certifieringskritiska lag- och föreskriftskrav vilka ska ingå i granskning av PEFC-systemets efterlevnad.</w:t>
-      </w:r>
-    </w:p>
-    <w:p>
-      <w:pPr>
-        <w:pStyle w:val="ListBullet"/>
-      </w:pPr>
-      <w:r>
-        <w:rPr>
-          <w:b/>
-          <w:i/>
-        </w:rPr>
-        <w:t xml:space="preserve">Kommentar: </w:t>
+      <w:r>
+        <w:t xml:space="preserve">Siffczyk, C., Brotons, L., Kangas, K., Orell, M., 2003. </w:t>
       </w:r>
       <w:r>
         <w:rPr>
           <w:i/>
         </w:rPr>
-        <w:t>I den avverkningsanmälda skogen har fridlysta arter sina livsmiljöer och växtplatser. Att skada de fridlysta arternas livsmiljöer, växtplatser eller ekologiska funktion är inte tillåtet enligt artskyddsförordningen</w:t>
+        <w:t xml:space="preserve">Home range size of willow tits. </w:t>
+      </w:r>
+      <w:r>
+        <w:t>Oecologica, 136, 635–642 (2003)</w:t>
       </w:r>
     </w:p>
     <w:p>
       <w:r>
-        <w:br w:type="page"/>
-      </w:r>
-    </w:p>
-    <w:p>
-      <w:pPr>
-        <w:pStyle w:val="Title"/>
-      </w:pPr>
-      <w:r>
-        <w:t>BILAGA 1 –</w:t>
-        <w:br/>
-        <w:t>Fridlysta och rödlistade arter</w:t>
+        <w:t xml:space="preserve">SLU Artdatabanken, 2021. </w:t>
+      </w:r>
+      <w:r>
+        <w:rPr>
+          <w:i/>
+        </w:rPr>
+        <w:t xml:space="preserve">Artfaktablad. Naturvård – artfakta. </w:t>
+      </w:r>
+      <w:r>
+        <w:t>SLU Artdatabanken, Uppsala</w:t>
       </w:r>
     </w:p>
     <w:p>
@@ -1452,126 +1529,6 @@
       </w:r>
       <w:r>
         <w:t>SLU Artdatabanken, Uppsala.</w:t>
-      </w:r>
-    </w:p>
-    <w:p>
-      <w:pPr>
-        <w:pStyle w:val="Heading1"/>
-      </w:pPr>
-      <w:r>
-        <w:t>Talltita – ekologi samt krav på livsmiljön</w:t>
-      </w:r>
-    </w:p>
-    <w:p>
-      <w:r>
-        <w:t>Talltita är rödlistad som NT, fridlyst och prioriterad art i Skogsvårdslagen. Den omfattas av EU:s fågeldirektiv. Arten har minskat kraftigt de senaste 30 åren och minskningstakten innevarande 10-årsperiod beräknas till 20 (10–30) % (SLU Artdatabanken, 2022).</w:t>
-      </w:r>
-    </w:p>
-    <w:p>
-      <w:r>
-        <w:t>Talltita föredrar större sammanhängande barrskogar, och finns såväl i tallskog som granskog och i lövblandad barrskog. Skogens struktur är viktig och ska helst vara flerskiktad med riklig underväxt av mindre granar, björk och andra lövträd och buskar. Tillgång på murknande högstubbar är särskilt viktig, eftersom talltitan helst själv hackar ut sitt bohål (SLU Artdatabanken, 2022).</w:t>
-      </w:r>
-    </w:p>
-    <w:p>
-      <w:r>
-        <w:t>Det finns flera studier som visar att talltita är känslig för gallring och inte överlever när dess livsmiljö kalavverkas (Eggers and Low, 2014; Griesser et al., 2007; Klein, 2020). Talltitans revir är förhållandevis stora, 10–20 hektar och arten missgynnas när skogen fragmenteras. Kalavverkning av större delar av reviret innebär att det överges (Artdatabanken, 2021).</w:t>
-      </w:r>
-    </w:p>
-    <w:p>
-      <w:r>
-        <w:t>Talltitan är synnerligen trogen sitt revir så länge paret lever och biotopen förblir intakt. Paret stannar i sitt revir året om. En förlust av ett revir har därför en stor inverkan på den lokala populationen och trakthyggesbruket anses vara orsak till den svenska populationens kraftiga minskning. Talltiteparets revirtrohet innebär att närhelst under året man observerar en adult talltita så ingår denna plats i reviret (Siffczyk et al., 2003; Ekman, 1979).</w:t>
-      </w:r>
-    </w:p>
-    <w:p>
-      <w:pPr>
-        <w:pStyle w:val="Heading2"/>
-      </w:pPr>
-      <w:r>
-        <w:t>Referenser – talltita</w:t>
-      </w:r>
-    </w:p>
-    <w:p>
-      <w:r>
-        <w:t xml:space="preserve">Eggers, S., Low, M., 2014. </w:t>
-      </w:r>
-      <w:r>
-        <w:rPr>
-          <w:i/>
-        </w:rPr>
-        <w:t xml:space="preserve">Differential demographic responses of sympatric Parids to vegetation management in boreal forest. </w:t>
-      </w:r>
-      <w:r>
-        <w:t>For. Ecol. Manage. 319, 169–175.</w:t>
-      </w:r>
-    </w:p>
-    <w:p>
-      <w:r>
-        <w:t xml:space="preserve">Ekman, J., 1979. </w:t>
-      </w:r>
-      <w:r>
-        <w:rPr>
-          <w:i/>
-        </w:rPr>
-        <w:t xml:space="preserve">Coherence, composition and territories of winter social groups of the Willow Tit Parus montanus and the Crested Tit P. cristatus. </w:t>
-      </w:r>
-      <w:r>
-        <w:t>Ornis Scandinavica, 10, pp 56–68</w:t>
-      </w:r>
-    </w:p>
-    <w:p>
-      <w:r>
-        <w:t xml:space="preserve">Griesser, M., Nystrand, M., Eggers, S., Ekman, J., 2007. </w:t>
-      </w:r>
-      <w:r>
-        <w:rPr>
-          <w:i/>
-        </w:rPr>
-        <w:t xml:space="preserve">Impact of forestry practices on fitness correlates and population productivity in an open-nesting bird species. </w:t>
-      </w:r>
-      <w:r>
-        <w:t>Conserv. Biol. 21, 767–774. https://doi.org/10.1111/j.1523- 1739.2007.00675.x</w:t>
-      </w:r>
-    </w:p>
-    <w:p>
-      <w:r>
-        <w:t xml:space="preserve">Klein, J., 2020. </w:t>
-      </w:r>
-      <w:r>
-        <w:rPr>
-          <w:i/>
-        </w:rPr>
-        <w:t xml:space="preserve">The forgotten forest – On thinning, retention, and biodiversity in the boreal forest. </w:t>
-      </w:r>
-      <w:r>
-        <w:t>Doctoral Thesis No. 2020:50</w:t>
-      </w:r>
-    </w:p>
-    <w:p>
-      <w:r>
-        <w:t xml:space="preserve">Siffczyk, C., Brotons, L., Kangas, K., Orell, M., 2003. </w:t>
-      </w:r>
-      <w:r>
-        <w:rPr>
-          <w:i/>
-        </w:rPr>
-        <w:t xml:space="preserve">Home range size of willow tits. </w:t>
-      </w:r>
-      <w:r>
-        <w:t>Oecologica, 136, 635–642 (2003)</w:t>
-      </w:r>
-    </w:p>
-    <w:p>
-      <w:r>
-        <w:t xml:space="preserve">SLU Artdatabanken, 2021. </w:t>
-      </w:r>
-      <w:r>
-        <w:rPr>
-          <w:i/>
-        </w:rPr>
-        <w:t xml:space="preserve">Artfaktablad. Naturvård – artfakta. </w:t>
-      </w:r>
-      <w:r>
-        <w:t>SLU Artdatabanken, Uppsala</w:t>
       </w:r>
     </w:p>
     <w:sectPr>
@@ -1702,7 +1659,7 @@
     <w:r>
       <w:tab/>
       <w:tab/>
-      <w:t>2026-06-20</w:t>
+      <w:t>2026-06-21</w:t>
       <w:br/>
       <w:br/>
     </w:r>

--- a/klagomål/A 59566-2025 FSC-klagomål.docx
+++ b/klagomål/A 59566-2025 FSC-klagomål.docx
@@ -1659,7 +1659,7 @@
     <w:r>
       <w:tab/>
       <w:tab/>
-      <w:t>2026-06-21</w:t>
+      <w:t>2026-06-22</w:t>
       <w:br/>
       <w:br/>
     </w:r>

--- a/klagomål/A 59566-2025 FSC-klagomål.docx
+++ b/klagomål/A 59566-2025 FSC-klagomål.docx
@@ -1659,7 +1659,7 @@
     <w:r>
       <w:tab/>
       <w:tab/>
-      <w:t>2026-06-22</w:t>
+      <w:t>2026-06-23</w:t>
       <w:br/>
       <w:br/>
     </w:r>

--- a/klagomål/A 59566-2025 FSC-klagomål.docx
+++ b/klagomål/A 59566-2025 FSC-klagomål.docx
@@ -1659,7 +1659,7 @@
     <w:r>
       <w:tab/>
       <w:tab/>
-      <w:t>2026-06-23</w:t>
+      <w:t>2026-06-24</w:t>
       <w:br/>
       <w:br/>
     </w:r>

--- a/klagomål/A 59566-2025 FSC-klagomål.docx
+++ b/klagomål/A 59566-2025 FSC-klagomål.docx
@@ -1659,7 +1659,7 @@
     <w:r>
       <w:tab/>
       <w:tab/>
-      <w:t>2026-06-24</w:t>
+      <w:t>2026-06-25</w:t>
       <w:br/>
       <w:br/>
     </w:r>

--- a/klagomål/A 59566-2025 FSC-klagomål.docx
+++ b/klagomål/A 59566-2025 FSC-klagomål.docx
@@ -1659,7 +1659,7 @@
     <w:r>
       <w:tab/>
       <w:tab/>
-      <w:t>2026-06-25</w:t>
+      <w:t>2026-06-26</w:t>
       <w:br/>
       <w:br/>
     </w:r>

--- a/klagomål/A 59566-2025 FSC-klagomål.docx
+++ b/klagomål/A 59566-2025 FSC-klagomål.docx
@@ -1659,7 +1659,7 @@
     <w:r>
       <w:tab/>
       <w:tab/>
-      <w:t>2026-06-26</w:t>
+      <w:t>2026-06-27</w:t>
       <w:br/>
       <w:br/>
     </w:r>

--- a/klagomål/A 59566-2025 FSC-klagomål.docx
+++ b/klagomål/A 59566-2025 FSC-klagomål.docx
@@ -1659,7 +1659,7 @@
     <w:r>
       <w:tab/>
       <w:tab/>
-      <w:t>2026-06-27</w:t>
+      <w:t>2026-06-28</w:t>
       <w:br/>
       <w:br/>
     </w:r>

--- a/klagomål/A 59566-2025 FSC-klagomål.docx
+++ b/klagomål/A 59566-2025 FSC-klagomål.docx
@@ -1659,7 +1659,7 @@
     <w:r>
       <w:tab/>
       <w:tab/>
-      <w:t>2026-06-28</w:t>
+      <w:t>2026-06-29</w:t>
       <w:br/>
       <w:br/>
     </w:r>

--- a/klagomål/A 59566-2025 FSC-klagomål.docx
+++ b/klagomål/A 59566-2025 FSC-klagomål.docx
@@ -1659,7 +1659,7 @@
     <w:r>
       <w:tab/>
       <w:tab/>
-      <w:t>2026-06-29</w:t>
+      <w:t>2026-06-30</w:t>
       <w:br/>
       <w:br/>
     </w:r>

--- a/klagomål/A 59566-2025 FSC-klagomål.docx
+++ b/klagomål/A 59566-2025 FSC-klagomål.docx
@@ -1659,7 +1659,7 @@
     <w:r>
       <w:tab/>
       <w:tab/>
-      <w:t>2026-06-30</w:t>
+      <w:t>2026-07-01</w:t>
       <w:br/>
       <w:br/>
     </w:r>

--- a/klagomål/A 59566-2025 FSC-klagomål.docx
+++ b/klagomål/A 59566-2025 FSC-klagomål.docx
@@ -1659,7 +1659,7 @@
     <w:r>
       <w:tab/>
       <w:tab/>
-      <w:t>2026-07-01</w:t>
+      <w:t>2026-07-02</w:t>
       <w:br/>
       <w:br/>
     </w:r>

--- a/klagomål/A 59566-2025 FSC-klagomål.docx
+++ b/klagomål/A 59566-2025 FSC-klagomål.docx
@@ -1659,7 +1659,7 @@
     <w:r>
       <w:tab/>
       <w:tab/>
-      <w:t>2026-07-13</w:t>
+      <w:t>2026-07-14</w:t>
       <w:br/>
       <w:br/>
     </w:r>

--- a/klagomål/A 59566-2025 FSC-klagomål.docx
+++ b/klagomål/A 59566-2025 FSC-klagomål.docx
@@ -1659,7 +1659,7 @@
     <w:r>
       <w:tab/>
       <w:tab/>
-      <w:t>2026-07-14</w:t>
+      <w:t>2026-07-15</w:t>
       <w:br/>
       <w:br/>
     </w:r>

--- a/klagomål/A 59566-2025 FSC-klagomål.docx
+++ b/klagomål/A 59566-2025 FSC-klagomål.docx
@@ -1659,7 +1659,7 @@
     <w:r>
       <w:tab/>
       <w:tab/>
-      <w:t>2026-07-15</w:t>
+      <w:t>2026-07-16</w:t>
       <w:br/>
       <w:br/>
     </w:r>

--- a/klagomål/A 59566-2025 FSC-klagomål.docx
+++ b/klagomål/A 59566-2025 FSC-klagomål.docx
@@ -1659,7 +1659,7 @@
     <w:r>
       <w:tab/>
       <w:tab/>
-      <w:t>2026-07-16</w:t>
+      <w:t>2026-07-17</w:t>
       <w:br/>
       <w:br/>
     </w:r>

--- a/klagomål/A 59566-2025 FSC-klagomål.docx
+++ b/klagomål/A 59566-2025 FSC-klagomål.docx
@@ -1659,7 +1659,7 @@
     <w:r>
       <w:tab/>
       <w:tab/>
-      <w:t>2026-07-17</w:t>
+      <w:t>2026-07-18</w:t>
       <w:br/>
       <w:br/>
     </w:r>

--- a/klagomål/A 59566-2025 FSC-klagomål.docx
+++ b/klagomål/A 59566-2025 FSC-klagomål.docx
@@ -1659,7 +1659,7 @@
     <w:r>
       <w:tab/>
       <w:tab/>
-      <w:t>2026-07-18</w:t>
+      <w:t>2026-07-19</w:t>
       <w:br/>
       <w:br/>
     </w:r>

--- a/klagomål/A 59566-2025 FSC-klagomål.docx
+++ b/klagomål/A 59566-2025 FSC-klagomål.docx
@@ -1659,7 +1659,7 @@
     <w:r>
       <w:tab/>
       <w:tab/>
-      <w:t>2026-07-19</w:t>
+      <w:t>2026-07-20</w:t>
       <w:br/>
       <w:br/>
     </w:r>

--- a/klagomål/A 59566-2025 FSC-klagomål.docx
+++ b/klagomål/A 59566-2025 FSC-klagomål.docx
@@ -1659,7 +1659,7 @@
     <w:r>
       <w:tab/>
       <w:tab/>
-      <w:t>2026-07-20</w:t>
+      <w:t>2026-07-21</w:t>
       <w:br/>
       <w:br/>
     </w:r>

--- a/klagomål/A 59566-2025 FSC-klagomål.docx
+++ b/klagomål/A 59566-2025 FSC-klagomål.docx
@@ -1659,7 +1659,7 @@
     <w:r>
       <w:tab/>
       <w:tab/>
-      <w:t>2026-07-21</w:t>
+      <w:t>2026-07-22</w:t>
       <w:br/>
       <w:br/>
     </w:r>

--- a/klagomål/A 59566-2025 FSC-klagomål.docx
+++ b/klagomål/A 59566-2025 FSC-klagomål.docx
@@ -221,7 +221,7 @@
     </w:p>
     <w:p>
       <w:r>
-        <w:t>I och inom 25 meter från avverkningsanmälan finns fynd av 21 naturvårdsarter, varav 4 är rödlistade, 8 är fridlysta, 14 är typiska (T) och 9 är signalarter (S): gränsticka (VU, T), tallkötticka (NT), talltita (NT, §4), ullticka (NT, T), bronshjon (S, T), flagellkvastmossa (S, T), grön sköldmossa (S, T, §8), grönpyrola (S, T), kornknutmossa (S, T), mindre märgborre (S, T), stubbspretmossa (S, T), thomsons trägnagare (S), vedticka (S, T), ekbräken (T), hultbräken (T), mattlummer (T, §9), spillkråka (T, §4), kungsfågel (§4), kopparödla (§6), skogsödla (§6) och revlummer (§9). Se Figur 1.</w:t>
+        <w:t>I och inom 25 meter från avverkningsanmälan finns fynd av 22 naturvårdsarter, varav 5 är rödlistade, 8 är fridlysta, 14 är typiska (T) och 9 är signalarter (S): gränsticka (VU, T), rotfingersvamp (VU), tallkötticka (NT), talltita (NT, §4), ullticka (NT, T), bronshjon (S, T), flagellkvastmossa (S, T), grön sköldmossa (S, T, §8), grönpyrola (S, T), kornknutmossa (S, T), mindre märgborre (S, T), stubbspretmossa (S, T), thomsons trägnagare (S), vedticka (S, T), ekbräken (T), hultbräken (T), mattlummer (T, §9), spillkråka (T, §4), kungsfågel (§4), kopparödla (§6), skogsödla (§6) och revlummer (§9). Se Figur 1.</w:t>
       </w:r>
     </w:p>
     <w:p>
@@ -272,6 +272,17 @@
         <w:rPr>
           <w:b/>
         </w:rPr>
+        <w:t xml:space="preserve">Rotfingersvamp (VU) </w:t>
+      </w:r>
+      <w:r>
+        <w:t>bildar mykorrhiza med tall, i tallskog på sandiga marker särskilt på åssluttningar. Huvudsakligen förekommer den i norra Sverige, i äldre icke kalavverkad kontinuitetsskog. Rotfingersvamp är placerad högst upp i Skogsstyrelsens värdepyramid för bedömning av skog med höga naturvärden och globalt rödlistad som nära hotad (NT) vilket innebär att Sverige har ett internationellt ansvar för arten. Områden med arten bör skyddas och undantas från rationellt skogsbruk och slutavverkning, kraftig gallring och skogsgödsling måste helt undvikas (IUCN, 2025; SLU Artdatabanken, 2024; Nitare &amp; Skogsstyrelsen, 2019).</w:t>
+      </w:r>
+    </w:p>
+    <w:p>
+      <w:r>
+        <w:rPr>
+          <w:b/>
+        </w:rPr>
         <w:t>Tallkötticka (NT)</w:t>
       </w:r>
       <w:r>
@@ -754,7 +765,7 @@
         <w:rPr>
           <w:i/>
         </w:rPr>
-        <w:t>I det avverkningsanmälda skogsområdet har 21 naturvårdsarter varav 4 rödlistade arter sina livsmiljöer och växtplatser.</w:t>
+        <w:t>I det avverkningsanmälda skogsområdet har 22 naturvårdsarter varav 5 rödlistade arter sina livsmiljöer och växtplatser.</w:t>
       </w:r>
     </w:p>
     <w:p>
@@ -1659,7 +1670,7 @@
     <w:r>
       <w:tab/>
       <w:tab/>
-      <w:t>2026-07-22</w:t>
+      <w:t>2026-07-23</w:t>
       <w:br/>
       <w:br/>
     </w:r>

--- a/klagomål/A 59566-2025 FSC-klagomål.docx
+++ b/klagomål/A 59566-2025 FSC-klagomål.docx
@@ -1670,7 +1670,7 @@
     <w:r>
       <w:tab/>
       <w:tab/>
-      <w:t>2026-07-23</w:t>
+      <w:t>2026-07-24</w:t>
       <w:br/>
       <w:br/>
     </w:r>

--- a/klagomål/A 59566-2025 FSC-klagomål.docx
+++ b/klagomål/A 59566-2025 FSC-klagomål.docx
@@ -1670,7 +1670,7 @@
     <w:r>
       <w:tab/>
       <w:tab/>
-      <w:t>2026-07-24</w:t>
+      <w:t>2026-07-25</w:t>
       <w:br/>
       <w:br/>
     </w:r>

--- a/klagomål/A 59566-2025 FSC-klagomål.docx
+++ b/klagomål/A 59566-2025 FSC-klagomål.docx
@@ -1670,7 +1670,7 @@
     <w:r>
       <w:tab/>
       <w:tab/>
-      <w:t>2026-07-25</w:t>
+      <w:t>2026-07-26</w:t>
       <w:br/>
       <w:br/>
     </w:r>

--- a/klagomål/A 59566-2025 FSC-klagomål.docx
+++ b/klagomål/A 59566-2025 FSC-klagomål.docx
@@ -1670,7 +1670,7 @@
     <w:r>
       <w:tab/>
       <w:tab/>
-      <w:t>2026-07-26</w:t>
+      <w:t>2026-07-27</w:t>
       <w:br/>
       <w:br/>
     </w:r>

--- a/klagomål/A 59566-2025 FSC-klagomål.docx
+++ b/klagomål/A 59566-2025 FSC-klagomål.docx
@@ -1670,7 +1670,7 @@
     <w:r>
       <w:tab/>
       <w:tab/>
-      <w:t>2026-07-27</w:t>
+      <w:t>2026-07-28</w:t>
       <w:br/>
       <w:br/>
     </w:r>

--- a/klagomål/A 59566-2025 FSC-klagomål.docx
+++ b/klagomål/A 59566-2025 FSC-klagomål.docx
@@ -1670,7 +1670,7 @@
     <w:r>
       <w:tab/>
       <w:tab/>
-      <w:t>2026-07-28</w:t>
+      <w:t>2026-07-29</w:t>
       <w:br/>
       <w:br/>
     </w:r>

--- a/klagomål/A 59566-2025 FSC-klagomål.docx
+++ b/klagomål/A 59566-2025 FSC-klagomål.docx
@@ -1670,7 +1670,7 @@
     <w:r>
       <w:tab/>
       <w:tab/>
-      <w:t>2026-07-29</w:t>
+      <w:t>2026-07-30</w:t>
       <w:br/>
       <w:br/>
     </w:r>

--- a/klagomål/A 59566-2025 FSC-klagomål.docx
+++ b/klagomål/A 59566-2025 FSC-klagomål.docx
@@ -1670,7 +1670,7 @@
     <w:r>
       <w:tab/>
       <w:tab/>
-      <w:t>2026-07-30</w:t>
+      <w:t>2026-07-31</w:t>
       <w:br/>
       <w:br/>
     </w:r>

--- a/klagomål/A 59566-2025 FSC-klagomål.docx
+++ b/klagomål/A 59566-2025 FSC-klagomål.docx
@@ -1670,7 +1670,7 @@
     <w:r>
       <w:tab/>
       <w:tab/>
-      <w:t>2026-07-31</w:t>
+      <w:t>2026-08-01</w:t>
       <w:br/>
       <w:br/>
     </w:r>

--- a/klagomål/A 59566-2025 FSC-klagomål.docx
+++ b/klagomål/A 59566-2025 FSC-klagomål.docx
@@ -1670,7 +1670,7 @@
     <w:r>
       <w:tab/>
       <w:tab/>
-      <w:t>2026-08-01</w:t>
+      <w:t>2026-08-02</w:t>
       <w:br/>
       <w:br/>
     </w:r>

--- a/klagomål/A 59566-2025 FSC-klagomål.docx
+++ b/klagomål/A 59566-2025 FSC-klagomål.docx
@@ -1670,7 +1670,7 @@
     <w:r>
       <w:tab/>
       <w:tab/>
-      <w:t>2026-08-02</w:t>
+      <w:t>2026-08-03</w:t>
       <w:br/>
       <w:br/>
     </w:r>

--- a/klagomål/A 59566-2025 FSC-klagomål.docx
+++ b/klagomål/A 59566-2025 FSC-klagomål.docx
@@ -1670,7 +1670,7 @@
     <w:r>
       <w:tab/>
       <w:tab/>
-      <w:t>2026-08-03</w:t>
+      <w:t>2026-08-05</w:t>
       <w:br/>
       <w:br/>
     </w:r>

--- a/klagomål/A 59566-2025 FSC-klagomål.docx
+++ b/klagomål/A 59566-2025 FSC-klagomål.docx
@@ -1670,7 +1670,7 @@
     <w:r>
       <w:tab/>
       <w:tab/>
-      <w:t>2026-08-05</w:t>
+      <w:t>2026-08-07</w:t>
       <w:br/>
       <w:br/>
     </w:r>

--- a/klagomål/A 59566-2025 FSC-klagomål.docx
+++ b/klagomål/A 59566-2025 FSC-klagomål.docx
@@ -1670,7 +1670,7 @@
     <w:r>
       <w:tab/>
       <w:tab/>
-      <w:t>2026-08-07</w:t>
+      <w:t>2026-08-08</w:t>
       <w:br/>
       <w:br/>
     </w:r>

--- a/klagomål/A 59566-2025 FSC-klagomål.docx
+++ b/klagomål/A 59566-2025 FSC-klagomål.docx
@@ -216,12 +216,12 @@
         <w:spacing w:after="240"/>
       </w:pPr>
       <w:r>
-        <w:t>Figur 1. Fyndplatser för naturvårdsarter i och inom 25 meter från avverkningsanmälan. Markörer utan svart kant är placerade på fyndplatsen. Markörer med svart kant är placerade vid sidan av fyndplatsen har ett svart streck som visar fyndplatsens exakta position. Kartans mittpunktskoordinat är N 6562428, E 685021 i SWEREF 99 TM.</w:t>
+        <w:t>Figur 1. Fyndplatser för naturvårdsarter i och inom 25 meter från avverkningsanmälan. Markörer utan svart kant är placerade på fyndplatsen. Markörer med svart kant är placerade vid sidan av fyndplatsen och har ett svart streck som visar fyndplatsens exakta position. Kartans mittpunktskoordinat är N 6562428, E 685021 i SWEREF 99 TM.</w:t>
       </w:r>
     </w:p>
     <w:p>
       <w:r>
-        <w:t>I och inom 25 meter från avverkningsanmälan finns fynd av 21 naturvårdsarter, varav 4 är rödlistade, 8 är fridlysta, 14 är typiska (T) och 9 är signalarter (S): gränsticka (VU, T), tallkötticka (NT), talltita (NT, §4), ullticka (NT, T), bronshjon (S, T), flagellkvastmossa (S, T), grön sköldmossa (S, T, §8), grönpyrola (S, T), kornknutmossa (S, T), mindre märgborre (S, T), stubbspretmossa (S, T), thomsons trägnagare (S), vedticka (S, T), ekbräken (T), hultbräken (T), mattlummer (T, §9), spillkråka (T, §4), kungsfågel (§4), kopparödla (§6), skogsödla (§6) och revlummer (§9). Se Figur 1.</w:t>
+        <w:t>I och inom 25 meter från avverkningsanmälan finns fynd av 22 naturvårdsarter, varav 5 är rödlistade, 8 är fridlysta, 14 är typiska (T) och 9 är signalarter (S): gränsticka (VU, T), rotfingersvamp (VU), tallkötticka (NT), talltita (NT, §4), ullticka (NT, T), bronshjon (S, T), flagellkvastmossa (S, T), grön sköldmossa (S, T, §8), grönpyrola (S, T), kornknutmossa (S, T), mindre märgborre (S, T), stubbspretmossa (S, T), thomsons trägnagare (S), vedticka (S, T), ekbräken (T), hultbräken (T), mattlummer (T, §9), spillkråka (T, §4), kungsfågel (§4), kopparödla (§6), skogsödla (§6) och revlummer (§9). Se Figur 1.</w:t>
       </w:r>
     </w:p>
     <w:p>
@@ -272,6 +272,17 @@
         <w:rPr>
           <w:b/>
         </w:rPr>
+        <w:t xml:space="preserve">Rotfingersvamp (VU) </w:t>
+      </w:r>
+      <w:r>
+        <w:t>bildar mykorrhiza med tall, i tallskog på sandiga marker särskilt på åssluttningar. Huvudsakligen förekommer den i norra Sverige, i äldre icke kalavverkad kontinuitetsskog. Rotfingersvamp är placerad högst upp i Skogsstyrelsens värdepyramid för bedömning av skog med höga naturvärden och globalt rödlistad som nära hotad (NT) vilket innebär att Sverige har ett internationellt ansvar för arten. Områden med arten bör skyddas och undantas från rationellt skogsbruk och slutavverkning, kraftig gallring och skogsgödsling måste helt undvikas (IUCN, 2025; SLU Artdatabanken, 2024; Nitare &amp; Skogsstyrelsen, 2019).</w:t>
+      </w:r>
+    </w:p>
+    <w:p>
+      <w:r>
+        <w:rPr>
+          <w:b/>
+        </w:rPr>
         <w:t>Tallkötticka (NT)</w:t>
       </w:r>
       <w:r>
@@ -754,7 +765,7 @@
         <w:rPr>
           <w:i/>
         </w:rPr>
-        <w:t>I det avverkningsanmälda skogsområdet har 21 naturvårdsarter varav 4 rödlistade arter sina livsmiljöer och växtplatser.</w:t>
+        <w:t>I det avverkningsanmälda skogsområdet har 22 naturvårdsarter varav 5 rödlistade arter sina livsmiljöer och växtplatser.</w:t>
       </w:r>
     </w:p>
     <w:p>
@@ -1659,7 +1670,7 @@
     <w:r>
       <w:tab/>
       <w:tab/>
-      <w:t>2026-08-14</w:t>
+      <w:t>2026-08-15</w:t>
       <w:br/>
       <w:br/>
     </w:r>

--- a/klagomål/A 59566-2025 FSC-klagomål.docx
+++ b/klagomål/A 59566-2025 FSC-klagomål.docx
@@ -1670,7 +1670,7 @@
     <w:r>
       <w:tab/>
       <w:tab/>
-      <w:t>2026-08-15</w:t>
+      <w:t>2026-08-16</w:t>
       <w:br/>
       <w:br/>
     </w:r>

--- a/klagomål/A 59566-2025 FSC-klagomål.docx
+++ b/klagomål/A 59566-2025 FSC-klagomål.docx
@@ -1670,7 +1670,7 @@
     <w:r>
       <w:tab/>
       <w:tab/>
-      <w:t>2026-08-16</w:t>
+      <w:t>2026-08-17</w:t>
       <w:br/>
       <w:br/>
     </w:r>

--- a/klagomål/A 59566-2025 FSC-klagomål.docx
+++ b/klagomål/A 59566-2025 FSC-klagomål.docx
@@ -1670,7 +1670,7 @@
     <w:r>
       <w:tab/>
       <w:tab/>
-      <w:t>2026-08-17</w:t>
+      <w:t>2026-08-18</w:t>
       <w:br/>
       <w:br/>
     </w:r>

--- a/klagomål/A 59566-2025 FSC-klagomål.docx
+++ b/klagomål/A 59566-2025 FSC-klagomål.docx
@@ -1670,7 +1670,7 @@
     <w:r>
       <w:tab/>
       <w:tab/>
-      <w:t>2026-08-18</w:t>
+      <w:t>2026-08-19</w:t>
       <w:br/>
       <w:br/>
     </w:r>

--- a/klagomål/A 59566-2025 FSC-klagomål.docx
+++ b/klagomål/A 59566-2025 FSC-klagomål.docx
@@ -1670,7 +1670,7 @@
     <w:r>
       <w:tab/>
       <w:tab/>
-      <w:t>2026-08-19</w:t>
+      <w:t>2026-08-20</w:t>
       <w:br/>
       <w:br/>
     </w:r>

--- a/klagomål/A 59566-2025 FSC-klagomål.docx
+++ b/klagomål/A 59566-2025 FSC-klagomål.docx
@@ -1670,7 +1670,7 @@
     <w:r>
       <w:tab/>
       <w:tab/>
-      <w:t>2026-08-20</w:t>
+      <w:t>2026-08-21</w:t>
       <w:br/>
       <w:br/>
     </w:r>

--- a/klagomål/A 59566-2025 FSC-klagomål.docx
+++ b/klagomål/A 59566-2025 FSC-klagomål.docx
@@ -1670,7 +1670,7 @@
     <w:r>
       <w:tab/>
       <w:tab/>
-      <w:t>2026-08-21</w:t>
+      <w:t>2026-08-22</w:t>
       <w:br/>
       <w:br/>
     </w:r>

--- a/klagomål/A 59566-2025 FSC-klagomål.docx
+++ b/klagomål/A 59566-2025 FSC-klagomål.docx
@@ -1670,7 +1670,7 @@
     <w:r>
       <w:tab/>
       <w:tab/>
-      <w:t>2026-08-22</w:t>
+      <w:t>2026-08-23</w:t>
       <w:br/>
       <w:br/>
     </w:r>

--- a/klagomål/A 59566-2025 FSC-klagomål.docx
+++ b/klagomål/A 59566-2025 FSC-klagomål.docx
@@ -1670,7 +1670,7 @@
     <w:r>
       <w:tab/>
       <w:tab/>
-      <w:t>2026-08-23</w:t>
+      <w:t>2026-08-24</w:t>
       <w:br/>
       <w:br/>
     </w:r>

--- a/klagomål/A 59566-2025 FSC-klagomål.docx
+++ b/klagomål/A 59566-2025 FSC-klagomål.docx
@@ -1670,7 +1670,7 @@
     <w:r>
       <w:tab/>
       <w:tab/>
-      <w:t>2026-08-24</w:t>
+      <w:t>2026-08-25</w:t>
       <w:br/>
       <w:br/>
     </w:r>

--- a/klagomål/A 59566-2025 FSC-klagomål.docx
+++ b/klagomål/A 59566-2025 FSC-klagomål.docx
@@ -1670,7 +1670,7 @@
     <w:r>
       <w:tab/>
       <w:tab/>
-      <w:t>2026-08-25</w:t>
+      <w:t>2026-08-26</w:t>
       <w:br/>
       <w:br/>
     </w:r>

--- a/klagomål/A 59566-2025 FSC-klagomål.docx
+++ b/klagomål/A 59566-2025 FSC-klagomål.docx
@@ -1670,7 +1670,7 @@
     <w:r>
       <w:tab/>
       <w:tab/>
-      <w:t>2026-08-26</w:t>
+      <w:t>2026-08-27</w:t>
       <w:br/>
       <w:br/>
     </w:r>

--- a/klagomål/A 59566-2025 FSC-klagomål.docx
+++ b/klagomål/A 59566-2025 FSC-klagomål.docx
@@ -1670,7 +1670,7 @@
     <w:r>
       <w:tab/>
       <w:tab/>
-      <w:t>2026-08-27</w:t>
+      <w:t>2026-08-28</w:t>
       <w:br/>
       <w:br/>
     </w:r>

--- a/klagomål/A 59566-2025 FSC-klagomål.docx
+++ b/klagomål/A 59566-2025 FSC-klagomål.docx
@@ -1670,7 +1670,7 @@
     <w:r>
       <w:tab/>
       <w:tab/>
-      <w:t>2026-08-28</w:t>
+      <w:t>2026-08-29</w:t>
       <w:br/>
       <w:br/>
     </w:r>

--- a/klagomål/A 59566-2025 FSC-klagomål.docx
+++ b/klagomål/A 59566-2025 FSC-klagomål.docx
@@ -1670,7 +1670,7 @@
     <w:r>
       <w:tab/>
       <w:tab/>
-      <w:t>2026-08-29</w:t>
+      <w:t>2026-08-31</w:t>
       <w:br/>
       <w:br/>
     </w:r>

--- a/klagomål/A 59566-2025 FSC-klagomål.docx
+++ b/klagomål/A 59566-2025 FSC-klagomål.docx
@@ -1670,7 +1670,7 @@
     <w:r>
       <w:tab/>
       <w:tab/>
-      <w:t>2026-08-31</w:t>
+      <w:t>2026-09-01</w:t>
       <w:br/>
       <w:br/>
     </w:r>

--- a/klagomål/A 59566-2025 FSC-klagomål.docx
+++ b/klagomål/A 59566-2025 FSC-klagomål.docx
@@ -1670,7 +1670,7 @@
     <w:r>
       <w:tab/>
       <w:tab/>
-      <w:t>2026-09-01</w:t>
+      <w:t>2026-09-02</w:t>
       <w:br/>
       <w:br/>
     </w:r>

--- a/klagomål/A 59566-2025 FSC-klagomål.docx
+++ b/klagomål/A 59566-2025 FSC-klagomål.docx
@@ -1670,7 +1670,7 @@
     <w:r>
       <w:tab/>
       <w:tab/>
-      <w:t>2026-09-02</w:t>
+      <w:t>2026-09-03</w:t>
       <w:br/>
       <w:br/>
     </w:r>

--- a/klagomål/A 59566-2025 FSC-klagomål.docx
+++ b/klagomål/A 59566-2025 FSC-klagomål.docx
@@ -1670,7 +1670,7 @@
     <w:r>
       <w:tab/>
       <w:tab/>
-      <w:t>2026-09-03</w:t>
+      <w:t>2026-09-04</w:t>
       <w:br/>
       <w:br/>
     </w:r>

--- a/klagomål/A 59566-2025 FSC-klagomål.docx
+++ b/klagomål/A 59566-2025 FSC-klagomål.docx
@@ -1670,7 +1670,7 @@
     <w:r>
       <w:tab/>
       <w:tab/>
-      <w:t>2026-09-04</w:t>
+      <w:t>2026-09-05</w:t>
       <w:br/>
       <w:br/>
     </w:r>
